--- a/气动葫芦选型调研 洁净低净空防爆 09-20-2026.docx
+++ b/气动葫芦选型调研 洁净低净空防爆 09-20-2026.docx
@@ -4,6 +4,7 @@
   <w:body>
     <w:p>
       <w:pPr>
+        <w:wordWrap w:val="0"/>
         <w:spacing w:before="0" w:after="40" w:line="288" w:lineRule="auto"/>
         <w:jc w:val="center"/>
       </w:pPr>
@@ -21,6 +22,7 @@
     </w:p>
     <w:p>
       <w:pPr>
+        <w:wordWrap w:val="0"/>
         <w:spacing w:before="0" w:after="60" w:line="288" w:lineRule="auto"/>
         <w:jc w:val="center"/>
       </w:pPr>
@@ -38,6 +40,7 @@
     </w:p>
     <w:p>
       <w:pPr>
+        <w:wordWrap w:val="0"/>
         <w:spacing w:before="0" w:after="40" w:line="312" w:lineRule="auto"/>
         <w:jc w:val="center"/>
       </w:pPr>
@@ -55,7 +58,8 @@
     </w:p>
     <w:p>
       <w:pPr>
-        <w:spacing w:before="0" w:after="200" w:line="312" w:lineRule="auto"/>
+        <w:wordWrap w:val="0"/>
+        <w:spacing w:before="0" w:after="120" w:line="312" w:lineRule="auto"/>
         <w:jc w:val="center"/>
       </w:pPr>
       <w:r>
@@ -98,7 +102,8 @@
           </w:tcPr>
           <w:p>
             <w:pPr>
-              <w:spacing w:before="40" w:after="40" w:line="288" w:lineRule="auto"/>
+              <w:wordWrap w:val="0"/>
+              <w:spacing w:before="30" w:after="30" w:line="288" w:lineRule="auto"/>
               <w:jc w:val="center"/>
             </w:pPr>
             <w:r>
@@ -107,7 +112,7 @@
                 <w:b/>
                 <w:i w:val="0"/>
                 <w:color w:val="FFFFFF"/>
-                <w:sz w:val="19"/>
+                <w:sz w:val="17"/>
                 <w:u w:val="none"/>
               </w:rPr>
               <w:t>调研背景 Background</w:t>
@@ -115,7 +120,8 @@
           </w:p>
           <w:p>
             <w:pPr>
-              <w:spacing w:before="40" w:after="40" w:line="288" w:lineRule="auto"/>
+              <w:wordWrap w:val="0"/>
+              <w:spacing w:before="30" w:after="30" w:line="288" w:lineRule="auto"/>
               <w:jc w:val="center"/>
             </w:pPr>
             <w:r>
@@ -124,7 +130,7 @@
                 <w:b/>
                 <w:i w:val="0"/>
                 <w:color w:val="FFFFFF"/>
-                <w:sz w:val="19"/>
+                <w:sz w:val="17"/>
                 <w:u w:val="none"/>
               </w:rPr>
             </w:r>
@@ -141,7 +147,8 @@
           </w:tcPr>
           <w:p>
             <w:pPr>
-              <w:spacing w:before="40" w:after="40" w:line="288" w:lineRule="auto"/>
+              <w:wordWrap w:val="0"/>
+              <w:spacing w:before="30" w:after="30" w:line="288" w:lineRule="auto"/>
             </w:pPr>
             <w:r>
               <w:rPr>
@@ -149,7 +156,7 @@
                 <w:b w:val="0"/>
                 <w:i w:val="0"/>
                 <w:color w:val="404040"/>
-                <w:sz w:val="19"/>
+                <w:sz w:val="17"/>
                 <w:u w:val="none"/>
               </w:rPr>
               <w:t>项目背景</w:t>
@@ -162,7 +169,8 @@
           </w:tcPr>
           <w:p>
             <w:pPr>
-              <w:spacing w:before="40" w:after="40" w:line="288" w:lineRule="auto"/>
+              <w:wordWrap w:val="0"/>
+              <w:spacing w:before="30" w:after="30" w:line="288" w:lineRule="auto"/>
             </w:pPr>
             <w:r>
               <w:rPr>
@@ -170,7 +178,7 @@
                 <w:b w:val="0"/>
                 <w:i w:val="0"/>
                 <w:color w:val="404040"/>
-                <w:sz w:val="19"/>
+                <w:sz w:val="17"/>
                 <w:u w:val="none"/>
               </w:rPr>
               <w:t>TJ4 多肽项目反应釜固体投料量大，目前用手拉链条葫芦（manual chain block）吊袋。问题：速度慢、噪音大、链条难清洁、存在金属碎屑掉落进洁净区的风险。上月与采购一起找过一轮，国内供应商无合适方案。</w:t>
@@ -189,7 +197,8 @@
           </w:tcPr>
           <w:p>
             <w:pPr>
-              <w:spacing w:before="40" w:after="40" w:line="288" w:lineRule="auto"/>
+              <w:wordWrap w:val="0"/>
+              <w:spacing w:before="30" w:after="30" w:line="288" w:lineRule="auto"/>
             </w:pPr>
             <w:r>
               <w:rPr>
@@ -197,7 +206,7 @@
                 <w:b w:val="0"/>
                 <w:i w:val="0"/>
                 <w:color w:val="404040"/>
-                <w:sz w:val="19"/>
+                <w:sz w:val="17"/>
                 <w:u w:val="none"/>
               </w:rPr>
               <w:t>参考图片</w:t>
@@ -211,7 +220,8 @@
           </w:tcPr>
           <w:p>
             <w:pPr>
-              <w:spacing w:before="40" w:after="40" w:line="288" w:lineRule="auto"/>
+              <w:wordWrap w:val="0"/>
+              <w:spacing w:before="30" w:after="30" w:line="288" w:lineRule="auto"/>
             </w:pPr>
             <w:r>
               <w:rPr>
@@ -219,7 +229,7 @@
                 <w:b w:val="0"/>
                 <w:i w:val="0"/>
                 <w:color w:val="404040"/>
-                <w:sz w:val="19"/>
+                <w:sz w:val="17"/>
                 <w:u w:val="none"/>
               </w:rPr>
               <w:t xml:space="preserve">仓库根目录 </w:t>
@@ -230,7 +240,7 @@
                 <w:b w:val="0"/>
                 <w:i w:val="0"/>
                 <w:color w:val="1F4E79"/>
-                <w:sz w:val="19"/>
+                <w:sz w:val="17"/>
                 <w:u w:val="none"/>
               </w:rPr>
               <w:t>气动葫芦.jpg</w:t>
@@ -241,7 +251,7 @@
                 <w:b w:val="0"/>
                 <w:i w:val="0"/>
                 <w:color w:val="404040"/>
-                <w:sz w:val="19"/>
+                <w:sz w:val="17"/>
                 <w:u w:val="none"/>
               </w:rPr>
               <w:t>（Roche 瑞士原料药车间）。图中特征：吊顶隐藏式提升机，</w:t>
@@ -252,7 +262,7 @@
                 <w:b/>
                 <w:i w:val="0"/>
                 <w:color w:val="404040"/>
-                <w:sz w:val="19"/>
+                <w:sz w:val="17"/>
                 <w:u w:val="none"/>
               </w:rPr>
               <w:t>单根扁平吊带（belt / strap）垂直下放</w:t>
@@ -263,7 +273,7 @@
                 <w:b w:val="0"/>
                 <w:i w:val="0"/>
                 <w:color w:val="404040"/>
-                <w:sz w:val="19"/>
+                <w:sz w:val="17"/>
                 <w:u w:val="none"/>
               </w:rPr>
               <w:t xml:space="preserve">，无链条、无链袋，带称重/吊具接口，操作工在反应釜人孔口直接投小袋料，四周为白色洁净吊顶。这是典型的 </w:t>
@@ -274,7 +284,7 @@
                 <w:b/>
                 <w:i w:val="0"/>
                 <w:color w:val="404040"/>
-                <w:sz w:val="19"/>
+                <w:sz w:val="17"/>
                 <w:u w:val="none"/>
               </w:rPr>
               <w:t>cleanroom belt hoist（洁净室编带式葫芦）+ 吊顶轨道</w:t>
@@ -285,7 +295,7 @@
                 <w:b w:val="0"/>
                 <w:i w:val="0"/>
                 <w:color w:val="404040"/>
-                <w:sz w:val="19"/>
+                <w:sz w:val="17"/>
                 <w:u w:val="none"/>
               </w:rPr>
               <w:t xml:space="preserve"> 组合，不是传统气动环链葫芦。</w:t>
@@ -300,7 +310,8 @@
         <w:pBdr>
           <w:bottom w:val="single" w:sz="8" w:space="2" w:color="1F4E79"/>
         </w:pBdr>
-        <w:spacing w:before="240" w:after="120"/>
+        <w:wordWrap w:val="0"/>
+        <w:spacing w:before="160" w:after="100"/>
       </w:pPr>
       <w:r>
         <w:rPr>
@@ -352,7 +363,8 @@
           </w:tcPr>
           <w:p>
             <w:pPr>
-              <w:spacing w:before="40" w:after="40" w:line="288" w:lineRule="auto"/>
+              <w:wordWrap w:val="0"/>
+              <w:spacing w:before="30" w:after="30" w:line="288" w:lineRule="auto"/>
               <w:jc w:val="center"/>
             </w:pPr>
             <w:r>
@@ -375,7 +387,8 @@
           </w:tcPr>
           <w:p>
             <w:pPr>
-              <w:spacing w:before="40" w:after="40" w:line="288" w:lineRule="auto"/>
+              <w:wordWrap w:val="0"/>
+              <w:spacing w:before="30" w:after="30" w:line="288" w:lineRule="auto"/>
               <w:jc w:val="center"/>
             </w:pPr>
             <w:r>
@@ -402,7 +415,8 @@
           </w:tcPr>
           <w:p>
             <w:pPr>
-              <w:spacing w:before="40" w:after="40" w:line="288" w:lineRule="auto"/>
+              <w:wordWrap w:val="0"/>
+              <w:spacing w:before="30" w:after="30" w:line="288" w:lineRule="auto"/>
               <w:jc w:val="center"/>
             </w:pPr>
             <w:r>
@@ -424,7 +438,8 @@
           </w:tcPr>
           <w:p>
             <w:pPr>
-              <w:spacing w:before="40" w:after="40" w:line="288" w:lineRule="auto"/>
+              <w:wordWrap w:val="0"/>
+              <w:spacing w:before="30" w:after="30" w:line="288" w:lineRule="auto"/>
             </w:pPr>
             <w:r>
               <w:rPr>
@@ -473,7 +488,8 @@
           </w:tcPr>
           <w:p>
             <w:pPr>
-              <w:spacing w:before="40" w:after="40" w:line="288" w:lineRule="auto"/>
+              <w:wordWrap w:val="0"/>
+              <w:spacing w:before="30" w:after="30" w:line="288" w:lineRule="auto"/>
               <w:jc w:val="center"/>
             </w:pPr>
             <w:r>
@@ -496,7 +512,8 @@
           </w:tcPr>
           <w:p>
             <w:pPr>
-              <w:spacing w:before="40" w:after="40" w:line="288" w:lineRule="auto"/>
+              <w:wordWrap w:val="0"/>
+              <w:spacing w:before="30" w:after="30" w:line="288" w:lineRule="auto"/>
             </w:pPr>
             <w:r>
               <w:rPr>
@@ -522,7 +539,8 @@
           </w:tcPr>
           <w:p>
             <w:pPr>
-              <w:spacing w:before="40" w:after="40" w:line="288" w:lineRule="auto"/>
+              <w:wordWrap w:val="0"/>
+              <w:spacing w:before="30" w:after="30" w:line="288" w:lineRule="auto"/>
               <w:jc w:val="center"/>
             </w:pPr>
             <w:r>
@@ -544,7 +562,8 @@
           </w:tcPr>
           <w:p>
             <w:pPr>
-              <w:spacing w:before="40" w:after="40" w:line="288" w:lineRule="auto"/>
+              <w:wordWrap w:val="0"/>
+              <w:spacing w:before="30" w:after="30" w:line="288" w:lineRule="auto"/>
             </w:pPr>
             <w:r>
               <w:rPr>
@@ -582,7 +601,8 @@
           </w:tcPr>
           <w:p>
             <w:pPr>
-              <w:spacing w:before="40" w:after="40" w:line="288" w:lineRule="auto"/>
+              <w:wordWrap w:val="0"/>
+              <w:spacing w:before="30" w:after="30" w:line="288" w:lineRule="auto"/>
               <w:jc w:val="center"/>
             </w:pPr>
             <w:r>
@@ -605,7 +625,8 @@
           </w:tcPr>
           <w:p>
             <w:pPr>
-              <w:spacing w:before="40" w:after="40" w:line="288" w:lineRule="auto"/>
+              <w:wordWrap w:val="0"/>
+              <w:spacing w:before="30" w:after="30" w:line="288" w:lineRule="auto"/>
             </w:pPr>
             <w:r>
               <w:rPr>
@@ -631,7 +652,8 @@
           </w:tcPr>
           <w:p>
             <w:pPr>
-              <w:spacing w:before="40" w:after="40" w:line="288" w:lineRule="auto"/>
+              <w:wordWrap w:val="0"/>
+              <w:spacing w:before="30" w:after="30" w:line="288" w:lineRule="auto"/>
               <w:jc w:val="center"/>
             </w:pPr>
             <w:r>
@@ -653,7 +675,8 @@
           </w:tcPr>
           <w:p>
             <w:pPr>
-              <w:spacing w:before="40" w:after="40" w:line="288" w:lineRule="auto"/>
+              <w:wordWrap w:val="0"/>
+              <w:spacing w:before="30" w:after="30" w:line="288" w:lineRule="auto"/>
             </w:pPr>
             <w:r>
               <w:rPr>
@@ -676,7 +699,8 @@
         <w:pBdr>
           <w:bottom w:val="single" w:sz="8" w:space="2" w:color="1F4E79"/>
         </w:pBdr>
-        <w:spacing w:before="260" w:after="120"/>
+        <w:wordWrap w:val="0"/>
+        <w:spacing w:before="120" w:after="100"/>
       </w:pPr>
       <w:r>
         <w:rPr>
@@ -703,7 +727,8 @@
     </w:p>
     <w:p>
       <w:pPr>
-        <w:spacing w:before="0" w:after="80" w:line="324" w:lineRule="auto"/>
+        <w:wordWrap w:val="0"/>
+        <w:spacing w:before="0" w:after="60" w:line="293" w:lineRule="auto"/>
         <w:ind w:left="312" w:hanging="312"/>
       </w:pPr>
       <w:r>
@@ -764,7 +789,8 @@
     </w:p>
     <w:p>
       <w:pPr>
-        <w:spacing w:before="0" w:after="40" w:line="324" w:lineRule="auto"/>
+        <w:wordWrap w:val="0"/>
+        <w:spacing w:before="0" w:after="40" w:line="293" w:lineRule="auto"/>
         <w:ind w:left="312" w:hanging="312"/>
       </w:pPr>
       <w:r>
@@ -792,7 +818,8 @@
     </w:p>
     <w:p>
       <w:pPr>
-        <w:spacing w:before="0" w:after="40" w:line="324" w:lineRule="auto"/>
+        <w:wordWrap w:val="0"/>
+        <w:spacing w:before="0" w:after="40" w:line="293" w:lineRule="auto"/>
         <w:ind w:left="600" w:hanging="600"/>
       </w:pPr>
       <w:r>
@@ -853,7 +880,8 @@
     </w:p>
     <w:p>
       <w:pPr>
-        <w:spacing w:before="0" w:after="40" w:line="324" w:lineRule="auto"/>
+        <w:wordWrap w:val="0"/>
+        <w:spacing w:before="0" w:after="40" w:line="293" w:lineRule="auto"/>
         <w:ind w:left="600" w:hanging="600"/>
       </w:pPr>
       <w:r>
@@ -914,7 +942,8 @@
     </w:p>
     <w:p>
       <w:pPr>
-        <w:spacing w:before="0" w:after="80" w:line="324" w:lineRule="auto"/>
+        <w:wordWrap w:val="0"/>
+        <w:spacing w:before="0" w:after="80" w:line="293" w:lineRule="auto"/>
         <w:ind w:left="600" w:hanging="600"/>
       </w:pPr>
       <w:r>
@@ -975,7 +1004,8 @@
     </w:p>
     <w:p>
       <w:pPr>
-        <w:spacing w:before="0" w:after="80" w:line="324" w:lineRule="auto"/>
+        <w:wordWrap w:val="0"/>
+        <w:spacing w:before="0" w:after="80" w:line="293" w:lineRule="auto"/>
         <w:ind w:left="312" w:hanging="312"/>
       </w:pPr>
       <w:r>
@@ -1036,7 +1066,8 @@
     </w:p>
     <w:p>
       <w:pPr>
-        <w:spacing w:before="0" w:after="80" w:line="324" w:lineRule="auto"/>
+        <w:wordWrap w:val="0"/>
+        <w:spacing w:before="0" w:after="80" w:line="293" w:lineRule="auto"/>
         <w:ind w:left="312" w:hanging="312"/>
       </w:pPr>
       <w:r>
@@ -1079,7 +1110,8 @@
         <w:pBdr>
           <w:bottom w:val="single" w:sz="8" w:space="2" w:color="1F4E79"/>
         </w:pBdr>
-        <w:spacing w:before="0" w:after="120"/>
+        <w:wordWrap w:val="0"/>
+        <w:spacing w:before="0" w:after="100"/>
       </w:pPr>
       <w:r>
         <w:rPr>
@@ -1106,6 +1138,7 @@
     </w:p>
     <w:p>
       <w:pPr>
+        <w:wordWrap w:val="0"/>
         <w:spacing w:before="0" w:after="100" w:line="312" w:lineRule="auto"/>
       </w:pPr>
       <w:r>
@@ -1159,22 +1192,22 @@
         <w:tblW w:type="auto" w:w="0"/>
         <w:jc w:val="center"/>
         <w:tblLook w:firstColumn="1" w:firstRow="1" w:lastColumn="0" w:lastRow="0" w:noHBand="0" w:noVBand="1" w:val="04A0"/>
-        <w:tblW w:w="15137" w:type="dxa"/>
+        <w:tblW w:w="15477" w:type="dxa"/>
         <w:tblLayout w:type="fixed"/>
-        <w:tblW w:w="15137" w:type="dxa"/>
+        <w:tblW w:w="15477" w:type="dxa"/>
         <w:tblLayout w:type="fixed"/>
       </w:tblPr>
       <w:tblGrid>
         <w:gridCol w:w="480"/>
-        <w:gridCol w:w="1900"/>
-        <w:gridCol w:w="700"/>
+        <w:gridCol w:w="2350"/>
+        <w:gridCol w:w="1250"/>
+        <w:gridCol w:w="1320"/>
         <w:gridCol w:w="1400"/>
-        <w:gridCol w:w="1500"/>
-        <w:gridCol w:w="1450"/>
-        <w:gridCol w:w="1800"/>
-        <w:gridCol w:w="2700"/>
-        <w:gridCol w:w="1250"/>
-        <w:gridCol w:w="1957"/>
+        <w:gridCol w:w="1350"/>
+        <w:gridCol w:w="1780"/>
+        <w:gridCol w:w="2500"/>
+        <w:gridCol w:w="1300"/>
+        <w:gridCol w:w="1747"/>
       </w:tblGrid>
       <w:tr>
         <w:trPr>
@@ -1188,7 +1221,8 @@
           </w:tcPr>
           <w:p>
             <w:pPr>
-              <w:spacing w:before="40" w:after="40" w:line="288" w:lineRule="auto"/>
+              <w:wordWrap w:val="0"/>
+              <w:spacing w:before="30" w:after="30" w:line="288" w:lineRule="auto"/>
               <w:jc w:val="center"/>
             </w:pPr>
             <w:r>
@@ -1206,12 +1240,13 @@
         </w:tc>
         <w:tc>
           <w:tcPr>
-            <w:tcW w:type="dxa" w:w="1900"/>
+            <w:tcW w:type="dxa" w:w="2350"/>
             <w:shd w:val="clear" w:color="auto" w:fill="1F4E79"/>
           </w:tcPr>
           <w:p>
             <w:pPr>
-              <w:spacing w:before="40" w:after="40" w:line="288" w:lineRule="auto"/>
+              <w:wordWrap w:val="0"/>
+              <w:spacing w:before="30" w:after="30" w:line="288" w:lineRule="auto"/>
               <w:jc w:val="center"/>
             </w:pPr>
             <w:r>
@@ -1229,12 +1264,13 @@
         </w:tc>
         <w:tc>
           <w:tcPr>
-            <w:tcW w:type="dxa" w:w="700"/>
+            <w:tcW w:type="dxa" w:w="1250"/>
             <w:shd w:val="clear" w:color="auto" w:fill="1F4E79"/>
           </w:tcPr>
           <w:p>
             <w:pPr>
-              <w:spacing w:before="40" w:after="40" w:line="288" w:lineRule="auto"/>
+              <w:wordWrap w:val="0"/>
+              <w:spacing w:before="30" w:after="30" w:line="288" w:lineRule="auto"/>
               <w:jc w:val="center"/>
             </w:pPr>
             <w:r>
@@ -1252,12 +1288,13 @@
         </w:tc>
         <w:tc>
           <w:tcPr>
-            <w:tcW w:type="dxa" w:w="1400"/>
+            <w:tcW w:type="dxa" w:w="1320"/>
             <w:shd w:val="clear" w:color="auto" w:fill="1F4E79"/>
           </w:tcPr>
           <w:p>
             <w:pPr>
-              <w:spacing w:before="40" w:after="40" w:line="288" w:lineRule="auto"/>
+              <w:wordWrap w:val="0"/>
+              <w:spacing w:before="30" w:after="30" w:line="288" w:lineRule="auto"/>
               <w:jc w:val="center"/>
             </w:pPr>
             <w:r>
@@ -1275,12 +1312,13 @@
         </w:tc>
         <w:tc>
           <w:tcPr>
-            <w:tcW w:type="dxa" w:w="1500"/>
+            <w:tcW w:type="dxa" w:w="1400"/>
             <w:shd w:val="clear" w:color="auto" w:fill="1F4E79"/>
           </w:tcPr>
           <w:p>
             <w:pPr>
-              <w:spacing w:before="40" w:after="40" w:line="288" w:lineRule="auto"/>
+              <w:wordWrap w:val="0"/>
+              <w:spacing w:before="30" w:after="30" w:line="288" w:lineRule="auto"/>
               <w:jc w:val="center"/>
             </w:pPr>
             <w:r>
@@ -1298,12 +1336,13 @@
         </w:tc>
         <w:tc>
           <w:tcPr>
-            <w:tcW w:type="dxa" w:w="1450"/>
+            <w:tcW w:type="dxa" w:w="1350"/>
             <w:shd w:val="clear" w:color="auto" w:fill="1F4E79"/>
           </w:tcPr>
           <w:p>
             <w:pPr>
-              <w:spacing w:before="40" w:after="40" w:line="288" w:lineRule="auto"/>
+              <w:wordWrap w:val="0"/>
+              <w:spacing w:before="30" w:after="30" w:line="288" w:lineRule="auto"/>
               <w:jc w:val="center"/>
             </w:pPr>
             <w:r>
@@ -1321,12 +1360,13 @@
         </w:tc>
         <w:tc>
           <w:tcPr>
-            <w:tcW w:type="dxa" w:w="1800"/>
+            <w:tcW w:type="dxa" w:w="1780"/>
             <w:shd w:val="clear" w:color="auto" w:fill="1F4E79"/>
           </w:tcPr>
           <w:p>
             <w:pPr>
-              <w:spacing w:before="40" w:after="40" w:line="288" w:lineRule="auto"/>
+              <w:wordWrap w:val="0"/>
+              <w:spacing w:before="30" w:after="30" w:line="288" w:lineRule="auto"/>
               <w:jc w:val="center"/>
             </w:pPr>
             <w:r>
@@ -1344,12 +1384,13 @@
         </w:tc>
         <w:tc>
           <w:tcPr>
-            <w:tcW w:type="dxa" w:w="2700"/>
+            <w:tcW w:type="dxa" w:w="2500"/>
             <w:shd w:val="clear" w:color="auto" w:fill="1F4E79"/>
           </w:tcPr>
           <w:p>
             <w:pPr>
-              <w:spacing w:before="40" w:after="40" w:line="288" w:lineRule="auto"/>
+              <w:wordWrap w:val="0"/>
+              <w:spacing w:before="30" w:after="30" w:line="288" w:lineRule="auto"/>
               <w:jc w:val="center"/>
             </w:pPr>
             <w:r>
@@ -1367,12 +1408,13 @@
         </w:tc>
         <w:tc>
           <w:tcPr>
-            <w:tcW w:type="dxa" w:w="1250"/>
+            <w:tcW w:type="dxa" w:w="1300"/>
             <w:shd w:val="clear" w:color="auto" w:fill="1F4E79"/>
           </w:tcPr>
           <w:p>
             <w:pPr>
-              <w:spacing w:before="40" w:after="40" w:line="288" w:lineRule="auto"/>
+              <w:wordWrap w:val="0"/>
+              <w:spacing w:before="30" w:after="30" w:line="288" w:lineRule="auto"/>
               <w:jc w:val="center"/>
             </w:pPr>
             <w:r>
@@ -1390,12 +1432,13 @@
         </w:tc>
         <w:tc>
           <w:tcPr>
-            <w:tcW w:type="dxa" w:w="1957"/>
+            <w:tcW w:type="dxa" w:w="1747"/>
             <w:shd w:val="clear" w:color="auto" w:fill="1F4E79"/>
           </w:tcPr>
           <w:p>
             <w:pPr>
-              <w:spacing w:before="40" w:after="40" w:line="288" w:lineRule="auto"/>
+              <w:wordWrap w:val="0"/>
+              <w:spacing w:before="30" w:after="30" w:line="288" w:lineRule="auto"/>
               <w:jc w:val="center"/>
             </w:pPr>
             <w:r>
@@ -1422,7 +1465,8 @@
           </w:tcPr>
           <w:p>
             <w:pPr>
-              <w:spacing w:before="40" w:after="40" w:line="288" w:lineRule="auto"/>
+              <w:wordWrap w:val="0"/>
+              <w:spacing w:before="30" w:after="30" w:line="288" w:lineRule="auto"/>
               <w:jc w:val="center"/>
             </w:pPr>
             <w:r>
@@ -1440,11 +1484,12 @@
         </w:tc>
         <w:tc>
           <w:tcPr>
-            <w:tcW w:type="dxa" w:w="1900"/>
+            <w:tcW w:type="dxa" w:w="2350"/>
           </w:tcPr>
           <w:p>
             <w:pPr>
-              <w:spacing w:before="40" w:after="40" w:line="288" w:lineRule="auto"/>
+              <w:wordWrap w:val="0"/>
+              <w:spacing w:before="30" w:after="30" w:line="288" w:lineRule="auto"/>
             </w:pPr>
             <w:r>
               <w:rPr>
@@ -1461,11 +1506,12 @@
         </w:tc>
         <w:tc>
           <w:tcPr>
-            <w:tcW w:type="dxa" w:w="700"/>
+            <w:tcW w:type="dxa" w:w="1250"/>
           </w:tcPr>
           <w:p>
             <w:pPr>
-              <w:spacing w:before="40" w:after="40" w:line="288" w:lineRule="auto"/>
+              <w:wordWrap w:val="0"/>
+              <w:spacing w:before="30" w:after="30" w:line="288" w:lineRule="auto"/>
             </w:pPr>
             <w:r>
               <w:rPr>
@@ -1482,11 +1528,12 @@
         </w:tc>
         <w:tc>
           <w:tcPr>
-            <w:tcW w:type="dxa" w:w="1400"/>
+            <w:tcW w:type="dxa" w:w="1320"/>
           </w:tcPr>
           <w:p>
             <w:pPr>
-              <w:spacing w:before="40" w:after="40" w:line="288" w:lineRule="auto"/>
+              <w:wordWrap w:val="0"/>
+              <w:spacing w:before="30" w:after="30" w:line="288" w:lineRule="auto"/>
             </w:pPr>
             <w:r>
               <w:rPr>
@@ -1503,11 +1550,12 @@
         </w:tc>
         <w:tc>
           <w:tcPr>
-            <w:tcW w:type="dxa" w:w="1500"/>
+            <w:tcW w:type="dxa" w:w="1400"/>
           </w:tcPr>
           <w:p>
             <w:pPr>
-              <w:spacing w:before="40" w:after="40" w:line="288" w:lineRule="auto"/>
+              <w:wordWrap w:val="0"/>
+              <w:spacing w:before="30" w:after="30" w:line="288" w:lineRule="auto"/>
             </w:pPr>
             <w:r>
               <w:rPr>
@@ -1524,11 +1572,12 @@
         </w:tc>
         <w:tc>
           <w:tcPr>
-            <w:tcW w:type="dxa" w:w="1450"/>
+            <w:tcW w:type="dxa" w:w="1350"/>
           </w:tcPr>
           <w:p>
             <w:pPr>
-              <w:spacing w:before="40" w:after="40" w:line="288" w:lineRule="auto"/>
+              <w:wordWrap w:val="0"/>
+              <w:spacing w:before="30" w:after="30" w:line="288" w:lineRule="auto"/>
             </w:pPr>
             <w:r>
               <w:rPr>
@@ -1545,11 +1594,12 @@
         </w:tc>
         <w:tc>
           <w:tcPr>
-            <w:tcW w:type="dxa" w:w="1800"/>
+            <w:tcW w:type="dxa" w:w="1780"/>
           </w:tcPr>
           <w:p>
             <w:pPr>
-              <w:spacing w:before="40" w:after="40" w:line="288" w:lineRule="auto"/>
+              <w:wordWrap w:val="0"/>
+              <w:spacing w:before="30" w:after="30" w:line="288" w:lineRule="auto"/>
             </w:pPr>
             <w:r>
               <w:rPr>
@@ -1566,11 +1616,12 @@
         </w:tc>
         <w:tc>
           <w:tcPr>
-            <w:tcW w:type="dxa" w:w="2700"/>
+            <w:tcW w:type="dxa" w:w="2500"/>
           </w:tcPr>
           <w:p>
             <w:pPr>
-              <w:spacing w:before="40" w:after="40" w:line="288" w:lineRule="auto"/>
+              <w:wordWrap w:val="0"/>
+              <w:spacing w:before="30" w:after="30" w:line="288" w:lineRule="auto"/>
             </w:pPr>
             <w:r>
               <w:rPr>
@@ -1587,11 +1638,12 @@
         </w:tc>
         <w:tc>
           <w:tcPr>
-            <w:tcW w:type="dxa" w:w="1250"/>
+            <w:tcW w:type="dxa" w:w="1300"/>
           </w:tcPr>
           <w:p>
             <w:pPr>
-              <w:spacing w:before="40" w:after="40" w:line="288" w:lineRule="auto"/>
+              <w:wordWrap w:val="0"/>
+              <w:spacing w:before="30" w:after="30" w:line="288" w:lineRule="auto"/>
             </w:pPr>
             <w:r>
               <w:rPr>
@@ -1608,11 +1660,12 @@
         </w:tc>
         <w:tc>
           <w:tcPr>
-            <w:tcW w:type="dxa" w:w="1957"/>
+            <w:tcW w:type="dxa" w:w="1747"/>
           </w:tcPr>
           <w:p>
             <w:pPr>
-              <w:spacing w:before="40" w:after="40" w:line="288" w:lineRule="auto"/>
+              <w:wordWrap w:val="0"/>
+              <w:spacing w:before="30" w:after="30" w:line="288" w:lineRule="auto"/>
             </w:pPr>
             <w:r>
               <w:rPr>
@@ -1639,7 +1692,8 @@
           </w:tcPr>
           <w:p>
             <w:pPr>
-              <w:spacing w:before="40" w:after="40" w:line="288" w:lineRule="auto"/>
+              <w:wordWrap w:val="0"/>
+              <w:spacing w:before="30" w:after="30" w:line="288" w:lineRule="auto"/>
               <w:jc w:val="center"/>
             </w:pPr>
             <w:r>
@@ -1657,12 +1711,13 @@
         </w:tc>
         <w:tc>
           <w:tcPr>
-            <w:tcW w:type="dxa" w:w="1900"/>
+            <w:tcW w:type="dxa" w:w="2350"/>
             <w:shd w:val="clear" w:color="auto" w:fill="EAF1F8"/>
           </w:tcPr>
           <w:p>
             <w:pPr>
-              <w:spacing w:before="40" w:after="40" w:line="288" w:lineRule="auto"/>
+              <w:wordWrap w:val="0"/>
+              <w:spacing w:before="30" w:after="30" w:line="288" w:lineRule="auto"/>
             </w:pPr>
             <w:r>
               <w:rPr>
@@ -1684,18 +1739,20 @@
                 <w:sz w:val="17"/>
                 <w:u w:val="none"/>
               </w:rPr>
+              <w:br/>
               <w:t>（cleanroomcranes.com）</w:t>
             </w:r>
           </w:p>
         </w:tc>
         <w:tc>
           <w:tcPr>
-            <w:tcW w:type="dxa" w:w="700"/>
+            <w:tcW w:type="dxa" w:w="1250"/>
             <w:shd w:val="clear" w:color="auto" w:fill="EAF1F8"/>
           </w:tcPr>
           <w:p>
             <w:pPr>
-              <w:spacing w:before="40" w:after="40" w:line="288" w:lineRule="auto"/>
+              <w:wordWrap w:val="0"/>
+              <w:spacing w:before="30" w:after="30" w:line="288" w:lineRule="auto"/>
             </w:pPr>
             <w:r>
               <w:rPr>
@@ -1712,12 +1769,13 @@
         </w:tc>
         <w:tc>
           <w:tcPr>
-            <w:tcW w:type="dxa" w:w="1400"/>
+            <w:tcW w:type="dxa" w:w="1320"/>
             <w:shd w:val="clear" w:color="auto" w:fill="EAF1F8"/>
           </w:tcPr>
           <w:p>
             <w:pPr>
-              <w:spacing w:before="40" w:after="40" w:line="288" w:lineRule="auto"/>
+              <w:wordWrap w:val="0"/>
+              <w:spacing w:before="30" w:after="30" w:line="288" w:lineRule="auto"/>
             </w:pPr>
             <w:r>
               <w:rPr>
@@ -1734,12 +1792,13 @@
         </w:tc>
         <w:tc>
           <w:tcPr>
-            <w:tcW w:type="dxa" w:w="1500"/>
+            <w:tcW w:type="dxa" w:w="1400"/>
             <w:shd w:val="clear" w:color="auto" w:fill="EAF1F8"/>
           </w:tcPr>
           <w:p>
             <w:pPr>
-              <w:spacing w:before="40" w:after="40" w:line="288" w:lineRule="auto"/>
+              <w:wordWrap w:val="0"/>
+              <w:spacing w:before="30" w:after="30" w:line="288" w:lineRule="auto"/>
             </w:pPr>
             <w:r>
               <w:rPr>
@@ -1756,12 +1815,13 @@
         </w:tc>
         <w:tc>
           <w:tcPr>
-            <w:tcW w:type="dxa" w:w="1450"/>
+            <w:tcW w:type="dxa" w:w="1350"/>
             <w:shd w:val="clear" w:color="auto" w:fill="EAF1F8"/>
           </w:tcPr>
           <w:p>
             <w:pPr>
-              <w:spacing w:before="40" w:after="40" w:line="288" w:lineRule="auto"/>
+              <w:wordWrap w:val="0"/>
+              <w:spacing w:before="30" w:after="30" w:line="288" w:lineRule="auto"/>
             </w:pPr>
             <w:r>
               <w:rPr>
@@ -1778,12 +1838,13 @@
         </w:tc>
         <w:tc>
           <w:tcPr>
-            <w:tcW w:type="dxa" w:w="1800"/>
+            <w:tcW w:type="dxa" w:w="1780"/>
             <w:shd w:val="clear" w:color="auto" w:fill="EAF1F8"/>
           </w:tcPr>
           <w:p>
             <w:pPr>
-              <w:spacing w:before="40" w:after="40" w:line="288" w:lineRule="auto"/>
+              <w:wordWrap w:val="0"/>
+              <w:spacing w:before="30" w:after="30" w:line="288" w:lineRule="auto"/>
             </w:pPr>
             <w:r>
               <w:rPr>
@@ -1800,12 +1861,13 @@
         </w:tc>
         <w:tc>
           <w:tcPr>
-            <w:tcW w:type="dxa" w:w="2700"/>
+            <w:tcW w:type="dxa" w:w="2500"/>
             <w:shd w:val="clear" w:color="auto" w:fill="EAF1F8"/>
           </w:tcPr>
           <w:p>
             <w:pPr>
-              <w:spacing w:before="40" w:after="40" w:line="288" w:lineRule="auto"/>
+              <w:wordWrap w:val="0"/>
+              <w:spacing w:before="30" w:after="30" w:line="288" w:lineRule="auto"/>
             </w:pPr>
             <w:r>
               <w:rPr>
@@ -1833,12 +1895,13 @@
         </w:tc>
         <w:tc>
           <w:tcPr>
-            <w:tcW w:type="dxa" w:w="1250"/>
+            <w:tcW w:type="dxa" w:w="1300"/>
             <w:shd w:val="clear" w:color="auto" w:fill="EAF1F8"/>
           </w:tcPr>
           <w:p>
             <w:pPr>
-              <w:spacing w:before="40" w:after="40" w:line="288" w:lineRule="auto"/>
+              <w:wordWrap w:val="0"/>
+              <w:spacing w:before="30" w:after="30" w:line="288" w:lineRule="auto"/>
             </w:pPr>
             <w:r>
               <w:rPr>
@@ -1855,12 +1918,13 @@
         </w:tc>
         <w:tc>
           <w:tcPr>
-            <w:tcW w:type="dxa" w:w="1957"/>
+            <w:tcW w:type="dxa" w:w="1747"/>
             <w:shd w:val="clear" w:color="auto" w:fill="EAF1F8"/>
           </w:tcPr>
           <w:p>
             <w:pPr>
-              <w:spacing w:before="40" w:after="40" w:line="288" w:lineRule="auto"/>
+              <w:wordWrap w:val="0"/>
+              <w:spacing w:before="30" w:after="30" w:line="288" w:lineRule="auto"/>
             </w:pPr>
             <w:r>
               <w:rPr>
@@ -1886,7 +1950,8 @@
           </w:tcPr>
           <w:p>
             <w:pPr>
-              <w:spacing w:before="40" w:after="40" w:line="288" w:lineRule="auto"/>
+              <w:wordWrap w:val="0"/>
+              <w:spacing w:before="30" w:after="30" w:line="288" w:lineRule="auto"/>
               <w:jc w:val="center"/>
             </w:pPr>
             <w:r>
@@ -1904,11 +1969,12 @@
         </w:tc>
         <w:tc>
           <w:tcPr>
-            <w:tcW w:type="dxa" w:w="1900"/>
+            <w:tcW w:type="dxa" w:w="2350"/>
           </w:tcPr>
           <w:p>
             <w:pPr>
-              <w:spacing w:before="40" w:after="40" w:line="288" w:lineRule="auto"/>
+              <w:wordWrap w:val="0"/>
+              <w:spacing w:before="30" w:after="30" w:line="288" w:lineRule="auto"/>
             </w:pPr>
             <w:r>
               <w:rPr>
@@ -1925,11 +1991,12 @@
         </w:tc>
         <w:tc>
           <w:tcPr>
-            <w:tcW w:type="dxa" w:w="700"/>
+            <w:tcW w:type="dxa" w:w="1250"/>
           </w:tcPr>
           <w:p>
             <w:pPr>
-              <w:spacing w:before="40" w:after="40" w:line="288" w:lineRule="auto"/>
+              <w:wordWrap w:val="0"/>
+              <w:spacing w:before="30" w:after="30" w:line="288" w:lineRule="auto"/>
             </w:pPr>
             <w:r>
               <w:rPr>
@@ -1946,11 +2013,12 @@
         </w:tc>
         <w:tc>
           <w:tcPr>
-            <w:tcW w:type="dxa" w:w="1400"/>
+            <w:tcW w:type="dxa" w:w="1320"/>
           </w:tcPr>
           <w:p>
             <w:pPr>
-              <w:spacing w:before="40" w:after="40" w:line="288" w:lineRule="auto"/>
+              <w:wordWrap w:val="0"/>
+              <w:spacing w:before="30" w:after="30" w:line="288" w:lineRule="auto"/>
             </w:pPr>
             <w:r>
               <w:rPr>
@@ -1967,11 +2035,12 @@
         </w:tc>
         <w:tc>
           <w:tcPr>
-            <w:tcW w:type="dxa" w:w="1500"/>
+            <w:tcW w:type="dxa" w:w="1400"/>
           </w:tcPr>
           <w:p>
             <w:pPr>
-              <w:spacing w:before="40" w:after="40" w:line="288" w:lineRule="auto"/>
+              <w:wordWrap w:val="0"/>
+              <w:spacing w:before="30" w:after="30" w:line="288" w:lineRule="auto"/>
             </w:pPr>
             <w:r>
               <w:rPr>
@@ -1988,11 +2057,12 @@
         </w:tc>
         <w:tc>
           <w:tcPr>
-            <w:tcW w:type="dxa" w:w="1450"/>
+            <w:tcW w:type="dxa" w:w="1350"/>
           </w:tcPr>
           <w:p>
             <w:pPr>
-              <w:spacing w:before="40" w:after="40" w:line="288" w:lineRule="auto"/>
+              <w:wordWrap w:val="0"/>
+              <w:spacing w:before="30" w:after="30" w:line="288" w:lineRule="auto"/>
             </w:pPr>
             <w:r>
               <w:rPr>
@@ -2009,11 +2079,12 @@
         </w:tc>
         <w:tc>
           <w:tcPr>
-            <w:tcW w:type="dxa" w:w="1800"/>
+            <w:tcW w:type="dxa" w:w="1780"/>
           </w:tcPr>
           <w:p>
             <w:pPr>
-              <w:spacing w:before="40" w:after="40" w:line="288" w:lineRule="auto"/>
+              <w:wordWrap w:val="0"/>
+              <w:spacing w:before="30" w:after="30" w:line="288" w:lineRule="auto"/>
             </w:pPr>
             <w:r>
               <w:rPr>
@@ -2030,11 +2101,12 @@
         </w:tc>
         <w:tc>
           <w:tcPr>
-            <w:tcW w:type="dxa" w:w="2700"/>
+            <w:tcW w:type="dxa" w:w="2500"/>
           </w:tcPr>
           <w:p>
             <w:pPr>
-              <w:spacing w:before="40" w:after="40" w:line="288" w:lineRule="auto"/>
+              <w:wordWrap w:val="0"/>
+              <w:spacing w:before="30" w:after="30" w:line="288" w:lineRule="auto"/>
             </w:pPr>
             <w:r>
               <w:rPr>
@@ -2051,11 +2123,12 @@
         </w:tc>
         <w:tc>
           <w:tcPr>
-            <w:tcW w:type="dxa" w:w="1250"/>
+            <w:tcW w:type="dxa" w:w="1300"/>
           </w:tcPr>
           <w:p>
             <w:pPr>
-              <w:spacing w:before="40" w:after="40" w:line="288" w:lineRule="auto"/>
+              <w:wordWrap w:val="0"/>
+              <w:spacing w:before="30" w:after="30" w:line="288" w:lineRule="auto"/>
             </w:pPr>
             <w:r>
               <w:rPr>
@@ -2072,11 +2145,12 @@
         </w:tc>
         <w:tc>
           <w:tcPr>
-            <w:tcW w:type="dxa" w:w="1957"/>
+            <w:tcW w:type="dxa" w:w="1747"/>
           </w:tcPr>
           <w:p>
             <w:pPr>
-              <w:spacing w:before="40" w:after="40" w:line="288" w:lineRule="auto"/>
+              <w:wordWrap w:val="0"/>
+              <w:spacing w:before="30" w:after="30" w:line="288" w:lineRule="auto"/>
             </w:pPr>
             <w:r>
               <w:rPr>
@@ -2103,7 +2177,8 @@
           </w:tcPr>
           <w:p>
             <w:pPr>
-              <w:spacing w:before="40" w:after="40" w:line="288" w:lineRule="auto"/>
+              <w:wordWrap w:val="0"/>
+              <w:spacing w:before="30" w:after="30" w:line="288" w:lineRule="auto"/>
               <w:jc w:val="center"/>
             </w:pPr>
             <w:r>
@@ -2121,12 +2196,13 @@
         </w:tc>
         <w:tc>
           <w:tcPr>
-            <w:tcW w:type="dxa" w:w="1900"/>
+            <w:tcW w:type="dxa" w:w="2350"/>
             <w:shd w:val="clear" w:color="auto" w:fill="EAF1F8"/>
           </w:tcPr>
           <w:p>
             <w:pPr>
-              <w:spacing w:before="40" w:after="40" w:line="288" w:lineRule="auto"/>
+              <w:wordWrap w:val="0"/>
+              <w:spacing w:before="30" w:after="30" w:line="288" w:lineRule="auto"/>
             </w:pPr>
             <w:r>
               <w:rPr>
@@ -2143,12 +2219,13 @@
         </w:tc>
         <w:tc>
           <w:tcPr>
-            <w:tcW w:type="dxa" w:w="700"/>
+            <w:tcW w:type="dxa" w:w="1250"/>
             <w:shd w:val="clear" w:color="auto" w:fill="EAF1F8"/>
           </w:tcPr>
           <w:p>
             <w:pPr>
-              <w:spacing w:before="40" w:after="40" w:line="288" w:lineRule="auto"/>
+              <w:wordWrap w:val="0"/>
+              <w:spacing w:before="30" w:after="30" w:line="288" w:lineRule="auto"/>
             </w:pPr>
             <w:r>
               <w:rPr>
@@ -2165,12 +2242,13 @@
         </w:tc>
         <w:tc>
           <w:tcPr>
-            <w:tcW w:type="dxa" w:w="1400"/>
+            <w:tcW w:type="dxa" w:w="1320"/>
             <w:shd w:val="clear" w:color="auto" w:fill="EAF1F8"/>
           </w:tcPr>
           <w:p>
             <w:pPr>
-              <w:spacing w:before="40" w:after="40" w:line="288" w:lineRule="auto"/>
+              <w:wordWrap w:val="0"/>
+              <w:spacing w:before="30" w:after="30" w:line="288" w:lineRule="auto"/>
             </w:pPr>
             <w:r>
               <w:rPr>
@@ -2187,12 +2265,13 @@
         </w:tc>
         <w:tc>
           <w:tcPr>
-            <w:tcW w:type="dxa" w:w="1500"/>
+            <w:tcW w:type="dxa" w:w="1400"/>
             <w:shd w:val="clear" w:color="auto" w:fill="EAF1F8"/>
           </w:tcPr>
           <w:p>
             <w:pPr>
-              <w:spacing w:before="40" w:after="40" w:line="288" w:lineRule="auto"/>
+              <w:wordWrap w:val="0"/>
+              <w:spacing w:before="30" w:after="30" w:line="288" w:lineRule="auto"/>
             </w:pPr>
             <w:r>
               <w:rPr>
@@ -2209,12 +2288,13 @@
         </w:tc>
         <w:tc>
           <w:tcPr>
-            <w:tcW w:type="dxa" w:w="1450"/>
+            <w:tcW w:type="dxa" w:w="1350"/>
             <w:shd w:val="clear" w:color="auto" w:fill="EAF1F8"/>
           </w:tcPr>
           <w:p>
             <w:pPr>
-              <w:spacing w:before="40" w:after="40" w:line="288" w:lineRule="auto"/>
+              <w:wordWrap w:val="0"/>
+              <w:spacing w:before="30" w:after="30" w:line="288" w:lineRule="auto"/>
             </w:pPr>
             <w:r>
               <w:rPr>
@@ -2231,12 +2311,13 @@
         </w:tc>
         <w:tc>
           <w:tcPr>
-            <w:tcW w:type="dxa" w:w="1800"/>
+            <w:tcW w:type="dxa" w:w="1780"/>
             <w:shd w:val="clear" w:color="auto" w:fill="EAF1F8"/>
           </w:tcPr>
           <w:p>
             <w:pPr>
-              <w:spacing w:before="40" w:after="40" w:line="288" w:lineRule="auto"/>
+              <w:wordWrap w:val="0"/>
+              <w:spacing w:before="30" w:after="30" w:line="288" w:lineRule="auto"/>
             </w:pPr>
             <w:r>
               <w:rPr>
@@ -2264,12 +2345,13 @@
         </w:tc>
         <w:tc>
           <w:tcPr>
-            <w:tcW w:type="dxa" w:w="2700"/>
+            <w:tcW w:type="dxa" w:w="2500"/>
             <w:shd w:val="clear" w:color="auto" w:fill="EAF1F8"/>
           </w:tcPr>
           <w:p>
             <w:pPr>
-              <w:spacing w:before="40" w:after="40" w:line="288" w:lineRule="auto"/>
+              <w:wordWrap w:val="0"/>
+              <w:spacing w:before="30" w:after="30" w:line="288" w:lineRule="auto"/>
             </w:pPr>
             <w:r>
               <w:rPr>
@@ -2286,12 +2368,13 @@
         </w:tc>
         <w:tc>
           <w:tcPr>
-            <w:tcW w:type="dxa" w:w="1250"/>
+            <w:tcW w:type="dxa" w:w="1300"/>
             <w:shd w:val="clear" w:color="auto" w:fill="EAF1F8"/>
           </w:tcPr>
           <w:p>
             <w:pPr>
-              <w:spacing w:before="40" w:after="40" w:line="288" w:lineRule="auto"/>
+              <w:wordWrap w:val="0"/>
+              <w:spacing w:before="30" w:after="30" w:line="288" w:lineRule="auto"/>
             </w:pPr>
             <w:r>
               <w:rPr>
@@ -2308,12 +2391,13 @@
         </w:tc>
         <w:tc>
           <w:tcPr>
-            <w:tcW w:type="dxa" w:w="1957"/>
+            <w:tcW w:type="dxa" w:w="1747"/>
             <w:shd w:val="clear" w:color="auto" w:fill="EAF1F8"/>
           </w:tcPr>
           <w:p>
             <w:pPr>
-              <w:spacing w:before="40" w:after="40" w:line="288" w:lineRule="auto"/>
+              <w:wordWrap w:val="0"/>
+              <w:spacing w:before="30" w:after="30" w:line="288" w:lineRule="auto"/>
             </w:pPr>
             <w:r>
               <w:rPr>
@@ -2339,7 +2423,8 @@
           </w:tcPr>
           <w:p>
             <w:pPr>
-              <w:spacing w:before="40" w:after="40" w:line="288" w:lineRule="auto"/>
+              <w:wordWrap w:val="0"/>
+              <w:spacing w:before="30" w:after="30" w:line="288" w:lineRule="auto"/>
               <w:jc w:val="center"/>
             </w:pPr>
             <w:r>
@@ -2357,11 +2442,12 @@
         </w:tc>
         <w:tc>
           <w:tcPr>
-            <w:tcW w:type="dxa" w:w="1900"/>
+            <w:tcW w:type="dxa" w:w="2350"/>
           </w:tcPr>
           <w:p>
             <w:pPr>
-              <w:spacing w:before="40" w:after="40" w:line="288" w:lineRule="auto"/>
+              <w:wordWrap w:val="0"/>
+              <w:spacing w:before="30" w:after="30" w:line="288" w:lineRule="auto"/>
             </w:pPr>
             <w:r>
               <w:rPr>
@@ -2378,11 +2464,12 @@
         </w:tc>
         <w:tc>
           <w:tcPr>
-            <w:tcW w:type="dxa" w:w="700"/>
+            <w:tcW w:type="dxa" w:w="1250"/>
           </w:tcPr>
           <w:p>
             <w:pPr>
-              <w:spacing w:before="40" w:after="40" w:line="288" w:lineRule="auto"/>
+              <w:wordWrap w:val="0"/>
+              <w:spacing w:before="30" w:after="30" w:line="288" w:lineRule="auto"/>
             </w:pPr>
             <w:r>
               <w:rPr>
@@ -2399,11 +2486,12 @@
         </w:tc>
         <w:tc>
           <w:tcPr>
-            <w:tcW w:type="dxa" w:w="1400"/>
+            <w:tcW w:type="dxa" w:w="1320"/>
           </w:tcPr>
           <w:p>
             <w:pPr>
-              <w:spacing w:before="40" w:after="40" w:line="288" w:lineRule="auto"/>
+              <w:wordWrap w:val="0"/>
+              <w:spacing w:before="30" w:after="30" w:line="288" w:lineRule="auto"/>
             </w:pPr>
             <w:r>
               <w:rPr>
@@ -2420,11 +2508,12 @@
         </w:tc>
         <w:tc>
           <w:tcPr>
-            <w:tcW w:type="dxa" w:w="1500"/>
+            <w:tcW w:type="dxa" w:w="1400"/>
           </w:tcPr>
           <w:p>
             <w:pPr>
-              <w:spacing w:before="40" w:after="40" w:line="288" w:lineRule="auto"/>
+              <w:wordWrap w:val="0"/>
+              <w:spacing w:before="30" w:after="30" w:line="288" w:lineRule="auto"/>
             </w:pPr>
             <w:r>
               <w:rPr>
@@ -2441,11 +2530,12 @@
         </w:tc>
         <w:tc>
           <w:tcPr>
-            <w:tcW w:type="dxa" w:w="1450"/>
+            <w:tcW w:type="dxa" w:w="1350"/>
           </w:tcPr>
           <w:p>
             <w:pPr>
-              <w:spacing w:before="40" w:after="40" w:line="288" w:lineRule="auto"/>
+              <w:wordWrap w:val="0"/>
+              <w:spacing w:before="30" w:after="30" w:line="288" w:lineRule="auto"/>
             </w:pPr>
             <w:r>
               <w:rPr>
@@ -2462,11 +2552,12 @@
         </w:tc>
         <w:tc>
           <w:tcPr>
-            <w:tcW w:type="dxa" w:w="1800"/>
+            <w:tcW w:type="dxa" w:w="1780"/>
           </w:tcPr>
           <w:p>
             <w:pPr>
-              <w:spacing w:before="40" w:after="40" w:line="288" w:lineRule="auto"/>
+              <w:wordWrap w:val="0"/>
+              <w:spacing w:before="30" w:after="30" w:line="288" w:lineRule="auto"/>
             </w:pPr>
             <w:r>
               <w:rPr>
@@ -2494,11 +2585,12 @@
         </w:tc>
         <w:tc>
           <w:tcPr>
-            <w:tcW w:type="dxa" w:w="2700"/>
+            <w:tcW w:type="dxa" w:w="2500"/>
           </w:tcPr>
           <w:p>
             <w:pPr>
-              <w:spacing w:before="40" w:after="40" w:line="288" w:lineRule="auto"/>
+              <w:wordWrap w:val="0"/>
+              <w:spacing w:before="30" w:after="30" w:line="288" w:lineRule="auto"/>
             </w:pPr>
             <w:r>
               <w:rPr>
@@ -2515,11 +2607,12 @@
         </w:tc>
         <w:tc>
           <w:tcPr>
-            <w:tcW w:type="dxa" w:w="1250"/>
+            <w:tcW w:type="dxa" w:w="1300"/>
           </w:tcPr>
           <w:p>
             <w:pPr>
-              <w:spacing w:before="40" w:after="40" w:line="288" w:lineRule="auto"/>
+              <w:wordWrap w:val="0"/>
+              <w:spacing w:before="30" w:after="30" w:line="288" w:lineRule="auto"/>
             </w:pPr>
             <w:r>
               <w:rPr>
@@ -2536,11 +2629,12 @@
         </w:tc>
         <w:tc>
           <w:tcPr>
-            <w:tcW w:type="dxa" w:w="1957"/>
+            <w:tcW w:type="dxa" w:w="1747"/>
           </w:tcPr>
           <w:p>
             <w:pPr>
-              <w:spacing w:before="40" w:after="40" w:line="288" w:lineRule="auto"/>
+              <w:wordWrap w:val="0"/>
+              <w:spacing w:before="30" w:after="30" w:line="288" w:lineRule="auto"/>
             </w:pPr>
             <w:r>
               <w:rPr>
@@ -2567,7 +2661,8 @@
           </w:tcPr>
           <w:p>
             <w:pPr>
-              <w:spacing w:before="40" w:after="40" w:line="288" w:lineRule="auto"/>
+              <w:wordWrap w:val="0"/>
+              <w:spacing w:before="30" w:after="30" w:line="288" w:lineRule="auto"/>
               <w:jc w:val="center"/>
             </w:pPr>
             <w:r>
@@ -2585,12 +2680,13 @@
         </w:tc>
         <w:tc>
           <w:tcPr>
-            <w:tcW w:type="dxa" w:w="1900"/>
+            <w:tcW w:type="dxa" w:w="2350"/>
             <w:shd w:val="clear" w:color="auto" w:fill="EAF1F8"/>
           </w:tcPr>
           <w:p>
             <w:pPr>
-              <w:spacing w:before="40" w:after="40" w:line="288" w:lineRule="auto"/>
+              <w:wordWrap w:val="0"/>
+              <w:spacing w:before="30" w:after="30" w:line="288" w:lineRule="auto"/>
             </w:pPr>
             <w:r>
               <w:rPr>
@@ -2607,12 +2703,13 @@
         </w:tc>
         <w:tc>
           <w:tcPr>
-            <w:tcW w:type="dxa" w:w="700"/>
+            <w:tcW w:type="dxa" w:w="1250"/>
             <w:shd w:val="clear" w:color="auto" w:fill="EAF1F8"/>
           </w:tcPr>
           <w:p>
             <w:pPr>
-              <w:spacing w:before="40" w:after="40" w:line="288" w:lineRule="auto"/>
+              <w:wordWrap w:val="0"/>
+              <w:spacing w:before="30" w:after="30" w:line="288" w:lineRule="auto"/>
             </w:pPr>
             <w:r>
               <w:rPr>
@@ -2629,12 +2726,13 @@
         </w:tc>
         <w:tc>
           <w:tcPr>
-            <w:tcW w:type="dxa" w:w="1400"/>
+            <w:tcW w:type="dxa" w:w="1320"/>
             <w:shd w:val="clear" w:color="auto" w:fill="EAF1F8"/>
           </w:tcPr>
           <w:p>
             <w:pPr>
-              <w:spacing w:before="40" w:after="40" w:line="288" w:lineRule="auto"/>
+              <w:wordWrap w:val="0"/>
+              <w:spacing w:before="30" w:after="30" w:line="288" w:lineRule="auto"/>
             </w:pPr>
             <w:r>
               <w:rPr>
@@ -2651,12 +2749,13 @@
         </w:tc>
         <w:tc>
           <w:tcPr>
-            <w:tcW w:type="dxa" w:w="1500"/>
+            <w:tcW w:type="dxa" w:w="1400"/>
             <w:shd w:val="clear" w:color="auto" w:fill="EAF1F8"/>
           </w:tcPr>
           <w:p>
             <w:pPr>
-              <w:spacing w:before="40" w:after="40" w:line="288" w:lineRule="auto"/>
+              <w:wordWrap w:val="0"/>
+              <w:spacing w:before="30" w:after="30" w:line="288" w:lineRule="auto"/>
             </w:pPr>
             <w:r>
               <w:rPr>
@@ -2673,12 +2772,13 @@
         </w:tc>
         <w:tc>
           <w:tcPr>
-            <w:tcW w:type="dxa" w:w="1450"/>
+            <w:tcW w:type="dxa" w:w="1350"/>
             <w:shd w:val="clear" w:color="auto" w:fill="EAF1F8"/>
           </w:tcPr>
           <w:p>
             <w:pPr>
-              <w:spacing w:before="40" w:after="40" w:line="288" w:lineRule="auto"/>
+              <w:wordWrap w:val="0"/>
+              <w:spacing w:before="30" w:after="30" w:line="288" w:lineRule="auto"/>
             </w:pPr>
             <w:r>
               <w:rPr>
@@ -2706,12 +2806,13 @@
         </w:tc>
         <w:tc>
           <w:tcPr>
-            <w:tcW w:type="dxa" w:w="1800"/>
+            <w:tcW w:type="dxa" w:w="1780"/>
             <w:shd w:val="clear" w:color="auto" w:fill="EAF1F8"/>
           </w:tcPr>
           <w:p>
             <w:pPr>
-              <w:spacing w:before="40" w:after="40" w:line="288" w:lineRule="auto"/>
+              <w:wordWrap w:val="0"/>
+              <w:spacing w:before="30" w:after="30" w:line="288" w:lineRule="auto"/>
             </w:pPr>
             <w:r>
               <w:rPr>
@@ -2750,12 +2851,13 @@
         </w:tc>
         <w:tc>
           <w:tcPr>
-            <w:tcW w:type="dxa" w:w="2700"/>
+            <w:tcW w:type="dxa" w:w="2500"/>
             <w:shd w:val="clear" w:color="auto" w:fill="EAF1F8"/>
           </w:tcPr>
           <w:p>
             <w:pPr>
-              <w:spacing w:before="40" w:after="40" w:line="288" w:lineRule="auto"/>
+              <w:wordWrap w:val="0"/>
+              <w:spacing w:before="30" w:after="30" w:line="288" w:lineRule="auto"/>
             </w:pPr>
             <w:r>
               <w:rPr>
@@ -2772,12 +2874,13 @@
         </w:tc>
         <w:tc>
           <w:tcPr>
-            <w:tcW w:type="dxa" w:w="1250"/>
+            <w:tcW w:type="dxa" w:w="1300"/>
             <w:shd w:val="clear" w:color="auto" w:fill="EAF1F8"/>
           </w:tcPr>
           <w:p>
             <w:pPr>
-              <w:spacing w:before="40" w:after="40" w:line="288" w:lineRule="auto"/>
+              <w:wordWrap w:val="0"/>
+              <w:spacing w:before="30" w:after="30" w:line="288" w:lineRule="auto"/>
             </w:pPr>
             <w:r>
               <w:rPr>
@@ -2794,12 +2897,13 @@
         </w:tc>
         <w:tc>
           <w:tcPr>
-            <w:tcW w:type="dxa" w:w="1957"/>
+            <w:tcW w:type="dxa" w:w="1747"/>
             <w:shd w:val="clear" w:color="auto" w:fill="EAF1F8"/>
           </w:tcPr>
           <w:p>
             <w:pPr>
-              <w:spacing w:before="40" w:after="40" w:line="288" w:lineRule="auto"/>
+              <w:wordWrap w:val="0"/>
+              <w:spacing w:before="30" w:after="30" w:line="288" w:lineRule="auto"/>
             </w:pPr>
             <w:r>
               <w:rPr>
@@ -2825,7 +2929,8 @@
           </w:tcPr>
           <w:p>
             <w:pPr>
-              <w:spacing w:before="40" w:after="40" w:line="288" w:lineRule="auto"/>
+              <w:wordWrap w:val="0"/>
+              <w:spacing w:before="30" w:after="30" w:line="288" w:lineRule="auto"/>
               <w:jc w:val="center"/>
             </w:pPr>
             <w:r>
@@ -2843,11 +2948,12 @@
         </w:tc>
         <w:tc>
           <w:tcPr>
-            <w:tcW w:type="dxa" w:w="1900"/>
+            <w:tcW w:type="dxa" w:w="2350"/>
           </w:tcPr>
           <w:p>
             <w:pPr>
-              <w:spacing w:before="40" w:after="40" w:line="288" w:lineRule="auto"/>
+              <w:wordWrap w:val="0"/>
+              <w:spacing w:before="30" w:after="30" w:line="288" w:lineRule="auto"/>
             </w:pPr>
             <w:r>
               <w:rPr>
@@ -2864,11 +2970,12 @@
         </w:tc>
         <w:tc>
           <w:tcPr>
-            <w:tcW w:type="dxa" w:w="700"/>
+            <w:tcW w:type="dxa" w:w="1250"/>
           </w:tcPr>
           <w:p>
             <w:pPr>
-              <w:spacing w:before="40" w:after="40" w:line="288" w:lineRule="auto"/>
+              <w:wordWrap w:val="0"/>
+              <w:spacing w:before="30" w:after="30" w:line="288" w:lineRule="auto"/>
             </w:pPr>
             <w:r>
               <w:rPr>
@@ -2885,11 +2992,12 @@
         </w:tc>
         <w:tc>
           <w:tcPr>
-            <w:tcW w:type="dxa" w:w="1400"/>
+            <w:tcW w:type="dxa" w:w="1320"/>
           </w:tcPr>
           <w:p>
             <w:pPr>
-              <w:spacing w:before="40" w:after="40" w:line="288" w:lineRule="auto"/>
+              <w:wordWrap w:val="0"/>
+              <w:spacing w:before="30" w:after="30" w:line="288" w:lineRule="auto"/>
             </w:pPr>
             <w:r>
               <w:rPr>
@@ -2906,11 +3014,12 @@
         </w:tc>
         <w:tc>
           <w:tcPr>
-            <w:tcW w:type="dxa" w:w="1500"/>
+            <w:tcW w:type="dxa" w:w="1400"/>
           </w:tcPr>
           <w:p>
             <w:pPr>
-              <w:spacing w:before="40" w:after="40" w:line="288" w:lineRule="auto"/>
+              <w:wordWrap w:val="0"/>
+              <w:spacing w:before="30" w:after="30" w:line="288" w:lineRule="auto"/>
             </w:pPr>
             <w:r>
               <w:rPr>
@@ -2927,11 +3036,12 @@
         </w:tc>
         <w:tc>
           <w:tcPr>
-            <w:tcW w:type="dxa" w:w="1450"/>
+            <w:tcW w:type="dxa" w:w="1350"/>
           </w:tcPr>
           <w:p>
             <w:pPr>
-              <w:spacing w:before="40" w:after="40" w:line="288" w:lineRule="auto"/>
+              <w:wordWrap w:val="0"/>
+              <w:spacing w:before="30" w:after="30" w:line="288" w:lineRule="auto"/>
             </w:pPr>
             <w:r>
               <w:rPr>
@@ -2948,11 +3058,12 @@
         </w:tc>
         <w:tc>
           <w:tcPr>
-            <w:tcW w:type="dxa" w:w="1800"/>
+            <w:tcW w:type="dxa" w:w="1780"/>
           </w:tcPr>
           <w:p>
             <w:pPr>
-              <w:spacing w:before="40" w:after="40" w:line="288" w:lineRule="auto"/>
+              <w:wordWrap w:val="0"/>
+              <w:spacing w:before="30" w:after="30" w:line="288" w:lineRule="auto"/>
             </w:pPr>
             <w:r>
               <w:rPr>
@@ -3013,11 +3124,12 @@
         </w:tc>
         <w:tc>
           <w:tcPr>
-            <w:tcW w:type="dxa" w:w="2700"/>
+            <w:tcW w:type="dxa" w:w="2500"/>
           </w:tcPr>
           <w:p>
             <w:pPr>
-              <w:spacing w:before="40" w:after="40" w:line="288" w:lineRule="auto"/>
+              <w:wordWrap w:val="0"/>
+              <w:spacing w:before="30" w:after="30" w:line="288" w:lineRule="auto"/>
             </w:pPr>
             <w:r>
               <w:rPr>
@@ -3034,11 +3146,12 @@
         </w:tc>
         <w:tc>
           <w:tcPr>
-            <w:tcW w:type="dxa" w:w="1250"/>
+            <w:tcW w:type="dxa" w:w="1300"/>
           </w:tcPr>
           <w:p>
             <w:pPr>
-              <w:spacing w:before="40" w:after="40" w:line="288" w:lineRule="auto"/>
+              <w:wordWrap w:val="0"/>
+              <w:spacing w:before="30" w:after="30" w:line="288" w:lineRule="auto"/>
             </w:pPr>
             <w:r>
               <w:rPr>
@@ -3055,11 +3168,12 @@
         </w:tc>
         <w:tc>
           <w:tcPr>
-            <w:tcW w:type="dxa" w:w="1957"/>
+            <w:tcW w:type="dxa" w:w="1747"/>
           </w:tcPr>
           <w:p>
             <w:pPr>
-              <w:spacing w:before="40" w:after="40" w:line="288" w:lineRule="auto"/>
+              <w:wordWrap w:val="0"/>
+              <w:spacing w:before="30" w:after="30" w:line="288" w:lineRule="auto"/>
             </w:pPr>
             <w:r>
               <w:rPr>
@@ -3086,7 +3200,8 @@
           </w:tcPr>
           <w:p>
             <w:pPr>
-              <w:spacing w:before="40" w:after="40" w:line="288" w:lineRule="auto"/>
+              <w:wordWrap w:val="0"/>
+              <w:spacing w:before="30" w:after="30" w:line="288" w:lineRule="auto"/>
               <w:jc w:val="center"/>
             </w:pPr>
             <w:r>
@@ -3104,12 +3219,13 @@
         </w:tc>
         <w:tc>
           <w:tcPr>
-            <w:tcW w:type="dxa" w:w="1900"/>
+            <w:tcW w:type="dxa" w:w="2350"/>
             <w:shd w:val="clear" w:color="auto" w:fill="EAF1F8"/>
           </w:tcPr>
           <w:p>
             <w:pPr>
-              <w:spacing w:before="40" w:after="40" w:line="288" w:lineRule="auto"/>
+              <w:wordWrap w:val="0"/>
+              <w:spacing w:before="30" w:after="30" w:line="288" w:lineRule="auto"/>
             </w:pPr>
             <w:r>
               <w:rPr>
@@ -3126,12 +3242,13 @@
         </w:tc>
         <w:tc>
           <w:tcPr>
-            <w:tcW w:type="dxa" w:w="700"/>
+            <w:tcW w:type="dxa" w:w="1250"/>
             <w:shd w:val="clear" w:color="auto" w:fill="EAF1F8"/>
           </w:tcPr>
           <w:p>
             <w:pPr>
-              <w:spacing w:before="40" w:after="40" w:line="288" w:lineRule="auto"/>
+              <w:wordWrap w:val="0"/>
+              <w:spacing w:before="30" w:after="30" w:line="288" w:lineRule="auto"/>
             </w:pPr>
             <w:r>
               <w:rPr>
@@ -3148,12 +3265,13 @@
         </w:tc>
         <w:tc>
           <w:tcPr>
-            <w:tcW w:type="dxa" w:w="1400"/>
+            <w:tcW w:type="dxa" w:w="1320"/>
             <w:shd w:val="clear" w:color="auto" w:fill="EAF1F8"/>
           </w:tcPr>
           <w:p>
             <w:pPr>
-              <w:spacing w:before="40" w:after="40" w:line="288" w:lineRule="auto"/>
+              <w:wordWrap w:val="0"/>
+              <w:spacing w:before="30" w:after="30" w:line="288" w:lineRule="auto"/>
             </w:pPr>
             <w:r>
               <w:rPr>
@@ -3170,12 +3288,13 @@
         </w:tc>
         <w:tc>
           <w:tcPr>
-            <w:tcW w:type="dxa" w:w="1500"/>
+            <w:tcW w:type="dxa" w:w="1400"/>
             <w:shd w:val="clear" w:color="auto" w:fill="EAF1F8"/>
           </w:tcPr>
           <w:p>
             <w:pPr>
-              <w:spacing w:before="40" w:after="40" w:line="288" w:lineRule="auto"/>
+              <w:wordWrap w:val="0"/>
+              <w:spacing w:before="30" w:after="30" w:line="288" w:lineRule="auto"/>
             </w:pPr>
             <w:r>
               <w:rPr>
@@ -3192,12 +3311,13 @@
         </w:tc>
         <w:tc>
           <w:tcPr>
-            <w:tcW w:type="dxa" w:w="1450"/>
+            <w:tcW w:type="dxa" w:w="1350"/>
             <w:shd w:val="clear" w:color="auto" w:fill="EAF1F8"/>
           </w:tcPr>
           <w:p>
             <w:pPr>
-              <w:spacing w:before="40" w:after="40" w:line="288" w:lineRule="auto"/>
+              <w:wordWrap w:val="0"/>
+              <w:spacing w:before="30" w:after="30" w:line="288" w:lineRule="auto"/>
             </w:pPr>
             <w:r>
               <w:rPr>
@@ -3214,12 +3334,13 @@
         </w:tc>
         <w:tc>
           <w:tcPr>
-            <w:tcW w:type="dxa" w:w="1800"/>
+            <w:tcW w:type="dxa" w:w="1780"/>
             <w:shd w:val="clear" w:color="auto" w:fill="EAF1F8"/>
           </w:tcPr>
           <w:p>
             <w:pPr>
-              <w:spacing w:before="40" w:after="40" w:line="288" w:lineRule="auto"/>
+              <w:wordWrap w:val="0"/>
+              <w:spacing w:before="30" w:after="30" w:line="288" w:lineRule="auto"/>
             </w:pPr>
             <w:r>
               <w:rPr>
@@ -3258,12 +3379,13 @@
         </w:tc>
         <w:tc>
           <w:tcPr>
-            <w:tcW w:type="dxa" w:w="2700"/>
+            <w:tcW w:type="dxa" w:w="2500"/>
             <w:shd w:val="clear" w:color="auto" w:fill="EAF1F8"/>
           </w:tcPr>
           <w:p>
             <w:pPr>
-              <w:spacing w:before="40" w:after="40" w:line="288" w:lineRule="auto"/>
+              <w:wordWrap w:val="0"/>
+              <w:spacing w:before="30" w:after="30" w:line="288" w:lineRule="auto"/>
             </w:pPr>
             <w:r>
               <w:rPr>
@@ -3302,12 +3424,13 @@
         </w:tc>
         <w:tc>
           <w:tcPr>
-            <w:tcW w:type="dxa" w:w="1250"/>
+            <w:tcW w:type="dxa" w:w="1300"/>
             <w:shd w:val="clear" w:color="auto" w:fill="EAF1F8"/>
           </w:tcPr>
           <w:p>
             <w:pPr>
-              <w:spacing w:before="40" w:after="40" w:line="288" w:lineRule="auto"/>
+              <w:wordWrap w:val="0"/>
+              <w:spacing w:before="30" w:after="30" w:line="288" w:lineRule="auto"/>
             </w:pPr>
             <w:r>
               <w:rPr>
@@ -3324,12 +3447,13 @@
         </w:tc>
         <w:tc>
           <w:tcPr>
-            <w:tcW w:type="dxa" w:w="1957"/>
+            <w:tcW w:type="dxa" w:w="1747"/>
             <w:shd w:val="clear" w:color="auto" w:fill="EAF1F8"/>
           </w:tcPr>
           <w:p>
             <w:pPr>
-              <w:spacing w:before="40" w:after="40" w:line="288" w:lineRule="auto"/>
+              <w:wordWrap w:val="0"/>
+              <w:spacing w:before="30" w:after="30" w:line="288" w:lineRule="auto"/>
             </w:pPr>
             <w:r>
               <w:rPr>
@@ -3355,7 +3479,8 @@
           </w:tcPr>
           <w:p>
             <w:pPr>
-              <w:spacing w:before="40" w:after="40" w:line="288" w:lineRule="auto"/>
+              <w:wordWrap w:val="0"/>
+              <w:spacing w:before="30" w:after="30" w:line="288" w:lineRule="auto"/>
               <w:jc w:val="center"/>
             </w:pPr>
             <w:r>
@@ -3373,11 +3498,12 @@
         </w:tc>
         <w:tc>
           <w:tcPr>
-            <w:tcW w:type="dxa" w:w="1900"/>
+            <w:tcW w:type="dxa" w:w="2350"/>
           </w:tcPr>
           <w:p>
             <w:pPr>
-              <w:spacing w:before="40" w:after="40" w:line="288" w:lineRule="auto"/>
+              <w:wordWrap w:val="0"/>
+              <w:spacing w:before="30" w:after="30" w:line="288" w:lineRule="auto"/>
             </w:pPr>
             <w:r>
               <w:rPr>
@@ -3394,11 +3520,12 @@
         </w:tc>
         <w:tc>
           <w:tcPr>
-            <w:tcW w:type="dxa" w:w="700"/>
+            <w:tcW w:type="dxa" w:w="1250"/>
           </w:tcPr>
           <w:p>
             <w:pPr>
-              <w:spacing w:before="40" w:after="40" w:line="288" w:lineRule="auto"/>
+              <w:wordWrap w:val="0"/>
+              <w:spacing w:before="30" w:after="30" w:line="288" w:lineRule="auto"/>
             </w:pPr>
             <w:r>
               <w:rPr>
@@ -3415,11 +3542,12 @@
         </w:tc>
         <w:tc>
           <w:tcPr>
-            <w:tcW w:type="dxa" w:w="1400"/>
+            <w:tcW w:type="dxa" w:w="1320"/>
           </w:tcPr>
           <w:p>
             <w:pPr>
-              <w:spacing w:before="40" w:after="40" w:line="288" w:lineRule="auto"/>
+              <w:wordWrap w:val="0"/>
+              <w:spacing w:before="30" w:after="30" w:line="288" w:lineRule="auto"/>
             </w:pPr>
             <w:r>
               <w:rPr>
@@ -3447,11 +3575,12 @@
         </w:tc>
         <w:tc>
           <w:tcPr>
-            <w:tcW w:type="dxa" w:w="1500"/>
+            <w:tcW w:type="dxa" w:w="1400"/>
           </w:tcPr>
           <w:p>
             <w:pPr>
-              <w:spacing w:before="40" w:after="40" w:line="288" w:lineRule="auto"/>
+              <w:wordWrap w:val="0"/>
+              <w:spacing w:before="30" w:after="30" w:line="288" w:lineRule="auto"/>
             </w:pPr>
             <w:r>
               <w:rPr>
@@ -3468,11 +3597,12 @@
         </w:tc>
         <w:tc>
           <w:tcPr>
-            <w:tcW w:type="dxa" w:w="1450"/>
+            <w:tcW w:type="dxa" w:w="1350"/>
           </w:tcPr>
           <w:p>
             <w:pPr>
-              <w:spacing w:before="40" w:after="40" w:line="288" w:lineRule="auto"/>
+              <w:wordWrap w:val="0"/>
+              <w:spacing w:before="30" w:after="30" w:line="288" w:lineRule="auto"/>
             </w:pPr>
             <w:r>
               <w:rPr>
@@ -3500,11 +3630,12 @@
         </w:tc>
         <w:tc>
           <w:tcPr>
-            <w:tcW w:type="dxa" w:w="1800"/>
+            <w:tcW w:type="dxa" w:w="1780"/>
           </w:tcPr>
           <w:p>
             <w:pPr>
-              <w:spacing w:before="40" w:after="40" w:line="288" w:lineRule="auto"/>
+              <w:wordWrap w:val="0"/>
+              <w:spacing w:before="30" w:after="30" w:line="288" w:lineRule="auto"/>
             </w:pPr>
             <w:r>
               <w:rPr>
@@ -3543,11 +3674,12 @@
         </w:tc>
         <w:tc>
           <w:tcPr>
-            <w:tcW w:type="dxa" w:w="2700"/>
+            <w:tcW w:type="dxa" w:w="2500"/>
           </w:tcPr>
           <w:p>
             <w:pPr>
-              <w:spacing w:before="40" w:after="40" w:line="288" w:lineRule="auto"/>
+              <w:wordWrap w:val="0"/>
+              <w:spacing w:before="30" w:after="30" w:line="288" w:lineRule="auto"/>
             </w:pPr>
             <w:r>
               <w:rPr>
@@ -3564,11 +3696,12 @@
         </w:tc>
         <w:tc>
           <w:tcPr>
-            <w:tcW w:type="dxa" w:w="1250"/>
+            <w:tcW w:type="dxa" w:w="1300"/>
           </w:tcPr>
           <w:p>
             <w:pPr>
-              <w:spacing w:before="40" w:after="40" w:line="288" w:lineRule="auto"/>
+              <w:wordWrap w:val="0"/>
+              <w:spacing w:before="30" w:after="30" w:line="288" w:lineRule="auto"/>
             </w:pPr>
             <w:r>
               <w:rPr>
@@ -3585,11 +3718,12 @@
         </w:tc>
         <w:tc>
           <w:tcPr>
-            <w:tcW w:type="dxa" w:w="1957"/>
+            <w:tcW w:type="dxa" w:w="1747"/>
           </w:tcPr>
           <w:p>
             <w:pPr>
-              <w:spacing w:before="40" w:after="40" w:line="288" w:lineRule="auto"/>
+              <w:wordWrap w:val="0"/>
+              <w:spacing w:before="30" w:after="30" w:line="288" w:lineRule="auto"/>
             </w:pPr>
             <w:r>
               <w:rPr>
@@ -3616,7 +3750,8 @@
           </w:tcPr>
           <w:p>
             <w:pPr>
-              <w:spacing w:before="40" w:after="40" w:line="288" w:lineRule="auto"/>
+              <w:wordWrap w:val="0"/>
+              <w:spacing w:before="30" w:after="30" w:line="288" w:lineRule="auto"/>
               <w:jc w:val="center"/>
             </w:pPr>
             <w:r>
@@ -3634,12 +3769,13 @@
         </w:tc>
         <w:tc>
           <w:tcPr>
-            <w:tcW w:type="dxa" w:w="1900"/>
+            <w:tcW w:type="dxa" w:w="2350"/>
             <w:shd w:val="clear" w:color="auto" w:fill="EAF1F8"/>
           </w:tcPr>
           <w:p>
             <w:pPr>
-              <w:spacing w:before="40" w:after="40" w:line="288" w:lineRule="auto"/>
+              <w:wordWrap w:val="0"/>
+              <w:spacing w:before="30" w:after="30" w:line="288" w:lineRule="auto"/>
             </w:pPr>
             <w:r>
               <w:rPr>
@@ -3656,12 +3792,13 @@
         </w:tc>
         <w:tc>
           <w:tcPr>
-            <w:tcW w:type="dxa" w:w="700"/>
+            <w:tcW w:type="dxa" w:w="1250"/>
             <w:shd w:val="clear" w:color="auto" w:fill="EAF1F8"/>
           </w:tcPr>
           <w:p>
             <w:pPr>
-              <w:spacing w:before="40" w:after="40" w:line="288" w:lineRule="auto"/>
+              <w:wordWrap w:val="0"/>
+              <w:spacing w:before="30" w:after="30" w:line="288" w:lineRule="auto"/>
             </w:pPr>
             <w:r>
               <w:rPr>
@@ -3678,12 +3815,13 @@
         </w:tc>
         <w:tc>
           <w:tcPr>
-            <w:tcW w:type="dxa" w:w="1400"/>
+            <w:tcW w:type="dxa" w:w="1320"/>
             <w:shd w:val="clear" w:color="auto" w:fill="EAF1F8"/>
           </w:tcPr>
           <w:p>
             <w:pPr>
-              <w:spacing w:before="40" w:after="40" w:line="288" w:lineRule="auto"/>
+              <w:wordWrap w:val="0"/>
+              <w:spacing w:before="30" w:after="30" w:line="288" w:lineRule="auto"/>
             </w:pPr>
             <w:r>
               <w:rPr>
@@ -3700,12 +3838,13 @@
         </w:tc>
         <w:tc>
           <w:tcPr>
-            <w:tcW w:type="dxa" w:w="1500"/>
+            <w:tcW w:type="dxa" w:w="1400"/>
             <w:shd w:val="clear" w:color="auto" w:fill="EAF1F8"/>
           </w:tcPr>
           <w:p>
             <w:pPr>
-              <w:spacing w:before="40" w:after="40" w:line="288" w:lineRule="auto"/>
+              <w:wordWrap w:val="0"/>
+              <w:spacing w:before="30" w:after="30" w:line="288" w:lineRule="auto"/>
             </w:pPr>
             <w:r>
               <w:rPr>
@@ -3733,12 +3872,13 @@
         </w:tc>
         <w:tc>
           <w:tcPr>
-            <w:tcW w:type="dxa" w:w="1450"/>
+            <w:tcW w:type="dxa" w:w="1350"/>
             <w:shd w:val="clear" w:color="auto" w:fill="EAF1F8"/>
           </w:tcPr>
           <w:p>
             <w:pPr>
-              <w:spacing w:before="40" w:after="40" w:line="288" w:lineRule="auto"/>
+              <w:wordWrap w:val="0"/>
+              <w:spacing w:before="30" w:after="30" w:line="288" w:lineRule="auto"/>
             </w:pPr>
             <w:r>
               <w:rPr>
@@ -3766,12 +3906,13 @@
         </w:tc>
         <w:tc>
           <w:tcPr>
-            <w:tcW w:type="dxa" w:w="1800"/>
+            <w:tcW w:type="dxa" w:w="1780"/>
             <w:shd w:val="clear" w:color="auto" w:fill="EAF1F8"/>
           </w:tcPr>
           <w:p>
             <w:pPr>
-              <w:spacing w:before="40" w:after="40" w:line="288" w:lineRule="auto"/>
+              <w:wordWrap w:val="0"/>
+              <w:spacing w:before="30" w:after="30" w:line="288" w:lineRule="auto"/>
             </w:pPr>
             <w:r>
               <w:rPr>
@@ -3788,12 +3929,13 @@
         </w:tc>
         <w:tc>
           <w:tcPr>
-            <w:tcW w:type="dxa" w:w="2700"/>
+            <w:tcW w:type="dxa" w:w="2500"/>
             <w:shd w:val="clear" w:color="auto" w:fill="EAF1F8"/>
           </w:tcPr>
           <w:p>
             <w:pPr>
-              <w:spacing w:before="40" w:after="40" w:line="288" w:lineRule="auto"/>
+              <w:wordWrap w:val="0"/>
+              <w:spacing w:before="30" w:after="30" w:line="288" w:lineRule="auto"/>
             </w:pPr>
             <w:r>
               <w:rPr>
@@ -3832,12 +3974,13 @@
         </w:tc>
         <w:tc>
           <w:tcPr>
-            <w:tcW w:type="dxa" w:w="1250"/>
+            <w:tcW w:type="dxa" w:w="1300"/>
             <w:shd w:val="clear" w:color="auto" w:fill="EAF1F8"/>
           </w:tcPr>
           <w:p>
             <w:pPr>
-              <w:spacing w:before="40" w:after="40" w:line="288" w:lineRule="auto"/>
+              <w:wordWrap w:val="0"/>
+              <w:spacing w:before="30" w:after="30" w:line="288" w:lineRule="auto"/>
             </w:pPr>
             <w:r>
               <w:rPr>
@@ -3854,12 +3997,13 @@
         </w:tc>
         <w:tc>
           <w:tcPr>
-            <w:tcW w:type="dxa" w:w="1957"/>
+            <w:tcW w:type="dxa" w:w="1747"/>
             <w:shd w:val="clear" w:color="auto" w:fill="EAF1F8"/>
           </w:tcPr>
           <w:p>
             <w:pPr>
-              <w:spacing w:before="40" w:after="40" w:line="288" w:lineRule="auto"/>
+              <w:wordWrap w:val="0"/>
+              <w:spacing w:before="30" w:after="30" w:line="288" w:lineRule="auto"/>
             </w:pPr>
             <w:r>
               <w:rPr>
@@ -3885,7 +4029,8 @@
           </w:tcPr>
           <w:p>
             <w:pPr>
-              <w:spacing w:before="40" w:after="40" w:line="288" w:lineRule="auto"/>
+              <w:wordWrap w:val="0"/>
+              <w:spacing w:before="30" w:after="30" w:line="288" w:lineRule="auto"/>
               <w:jc w:val="center"/>
             </w:pPr>
             <w:r>
@@ -3903,11 +4048,12 @@
         </w:tc>
         <w:tc>
           <w:tcPr>
-            <w:tcW w:type="dxa" w:w="1900"/>
+            <w:tcW w:type="dxa" w:w="2350"/>
           </w:tcPr>
           <w:p>
             <w:pPr>
-              <w:spacing w:before="40" w:after="40" w:line="288" w:lineRule="auto"/>
+              <w:wordWrap w:val="0"/>
+              <w:spacing w:before="30" w:after="30" w:line="288" w:lineRule="auto"/>
             </w:pPr>
             <w:r>
               <w:rPr>
@@ -3924,11 +4070,12 @@
         </w:tc>
         <w:tc>
           <w:tcPr>
-            <w:tcW w:type="dxa" w:w="700"/>
+            <w:tcW w:type="dxa" w:w="1250"/>
           </w:tcPr>
           <w:p>
             <w:pPr>
-              <w:spacing w:before="40" w:after="40" w:line="288" w:lineRule="auto"/>
+              <w:wordWrap w:val="0"/>
+              <w:spacing w:before="30" w:after="30" w:line="288" w:lineRule="auto"/>
             </w:pPr>
             <w:r>
               <w:rPr>
@@ -3945,11 +4092,12 @@
         </w:tc>
         <w:tc>
           <w:tcPr>
-            <w:tcW w:type="dxa" w:w="1400"/>
+            <w:tcW w:type="dxa" w:w="1320"/>
           </w:tcPr>
           <w:p>
             <w:pPr>
-              <w:spacing w:before="40" w:after="40" w:line="288" w:lineRule="auto"/>
+              <w:wordWrap w:val="0"/>
+              <w:spacing w:before="30" w:after="30" w:line="288" w:lineRule="auto"/>
             </w:pPr>
             <w:r>
               <w:rPr>
@@ -3966,11 +4114,12 @@
         </w:tc>
         <w:tc>
           <w:tcPr>
-            <w:tcW w:type="dxa" w:w="1500"/>
+            <w:tcW w:type="dxa" w:w="1400"/>
           </w:tcPr>
           <w:p>
             <w:pPr>
-              <w:spacing w:before="40" w:after="40" w:line="288" w:lineRule="auto"/>
+              <w:wordWrap w:val="0"/>
+              <w:spacing w:before="30" w:after="30" w:line="288" w:lineRule="auto"/>
             </w:pPr>
             <w:r>
               <w:rPr>
@@ -3981,17 +4130,20 @@
                 <w:sz w:val="17"/>
                 <w:u w:val="none"/>
               </w:rPr>
-              <w:t>22–907 kg（ZAW035080 = 158 kg；200 kg 级需选大一档）</w:t>
+              <w:t>22–907 kg</w:t>
+              <w:br/>
+              <w:t>（ZAW035080 = 158 kg；200 kg 级需选大一档）</w:t>
             </w:r>
           </w:p>
         </w:tc>
         <w:tc>
           <w:tcPr>
-            <w:tcW w:type="dxa" w:w="1450"/>
+            <w:tcW w:type="dxa" w:w="1350"/>
           </w:tcPr>
           <w:p>
             <w:pPr>
-              <w:spacing w:before="40" w:after="40" w:line="288" w:lineRule="auto"/>
+              <w:wordWrap w:val="0"/>
+              <w:spacing w:before="30" w:after="30" w:line="288" w:lineRule="auto"/>
             </w:pPr>
             <w:r>
               <w:rPr>
@@ -4008,11 +4160,12 @@
         </w:tc>
         <w:tc>
           <w:tcPr>
-            <w:tcW w:type="dxa" w:w="1800"/>
+            <w:tcW w:type="dxa" w:w="1780"/>
           </w:tcPr>
           <w:p>
             <w:pPr>
-              <w:spacing w:before="40" w:after="40" w:line="288" w:lineRule="auto"/>
+              <w:wordWrap w:val="0"/>
+              <w:spacing w:before="30" w:after="30" w:line="288" w:lineRule="auto"/>
             </w:pPr>
             <w:r>
               <w:rPr>
@@ -4029,11 +4182,12 @@
         </w:tc>
         <w:tc>
           <w:tcPr>
-            <w:tcW w:type="dxa" w:w="2700"/>
+            <w:tcW w:type="dxa" w:w="2500"/>
           </w:tcPr>
           <w:p>
             <w:pPr>
-              <w:spacing w:before="40" w:after="40" w:line="288" w:lineRule="auto"/>
+              <w:wordWrap w:val="0"/>
+              <w:spacing w:before="30" w:after="30" w:line="288" w:lineRule="auto"/>
             </w:pPr>
             <w:r>
               <w:rPr>
@@ -4072,11 +4226,12 @@
         </w:tc>
         <w:tc>
           <w:tcPr>
-            <w:tcW w:type="dxa" w:w="1250"/>
+            <w:tcW w:type="dxa" w:w="1300"/>
           </w:tcPr>
           <w:p>
             <w:pPr>
-              <w:spacing w:before="40" w:after="40" w:line="288" w:lineRule="auto"/>
+              <w:wordWrap w:val="0"/>
+              <w:spacing w:before="30" w:after="30" w:line="288" w:lineRule="auto"/>
             </w:pPr>
             <w:r>
               <w:rPr>
@@ -4093,11 +4248,12 @@
         </w:tc>
         <w:tc>
           <w:tcPr>
-            <w:tcW w:type="dxa" w:w="1957"/>
+            <w:tcW w:type="dxa" w:w="1747"/>
           </w:tcPr>
           <w:p>
             <w:pPr>
-              <w:spacing w:before="40" w:after="40" w:line="288" w:lineRule="auto"/>
+              <w:wordWrap w:val="0"/>
+              <w:spacing w:before="30" w:after="30" w:line="288" w:lineRule="auto"/>
             </w:pPr>
             <w:r>
               <w:rPr>
@@ -4124,7 +4280,8 @@
           </w:tcPr>
           <w:p>
             <w:pPr>
-              <w:spacing w:before="40" w:after="40" w:line="288" w:lineRule="auto"/>
+              <w:wordWrap w:val="0"/>
+              <w:spacing w:before="30" w:after="30" w:line="288" w:lineRule="auto"/>
               <w:jc w:val="center"/>
             </w:pPr>
             <w:r>
@@ -4142,12 +4299,13 @@
         </w:tc>
         <w:tc>
           <w:tcPr>
-            <w:tcW w:type="dxa" w:w="1900"/>
+            <w:tcW w:type="dxa" w:w="2350"/>
             <w:shd w:val="clear" w:color="auto" w:fill="EAF1F8"/>
           </w:tcPr>
           <w:p>
             <w:pPr>
-              <w:spacing w:before="40" w:after="40" w:line="288" w:lineRule="auto"/>
+              <w:wordWrap w:val="0"/>
+              <w:spacing w:before="30" w:after="30" w:line="288" w:lineRule="auto"/>
             </w:pPr>
             <w:r>
               <w:rPr>
@@ -4164,12 +4322,13 @@
         </w:tc>
         <w:tc>
           <w:tcPr>
-            <w:tcW w:type="dxa" w:w="700"/>
+            <w:tcW w:type="dxa" w:w="1250"/>
             <w:shd w:val="clear" w:color="auto" w:fill="EAF1F8"/>
           </w:tcPr>
           <w:p>
             <w:pPr>
-              <w:spacing w:before="40" w:after="40" w:line="288" w:lineRule="auto"/>
+              <w:wordWrap w:val="0"/>
+              <w:spacing w:before="30" w:after="30" w:line="288" w:lineRule="auto"/>
             </w:pPr>
             <w:r>
               <w:rPr>
@@ -4186,12 +4345,13 @@
         </w:tc>
         <w:tc>
           <w:tcPr>
-            <w:tcW w:type="dxa" w:w="1400"/>
+            <w:tcW w:type="dxa" w:w="1320"/>
             <w:shd w:val="clear" w:color="auto" w:fill="EAF1F8"/>
           </w:tcPr>
           <w:p>
             <w:pPr>
-              <w:spacing w:before="40" w:after="40" w:line="288" w:lineRule="auto"/>
+              <w:wordWrap w:val="0"/>
+              <w:spacing w:before="30" w:after="30" w:line="288" w:lineRule="auto"/>
             </w:pPr>
             <w:r>
               <w:rPr>
@@ -4208,12 +4368,13 @@
         </w:tc>
         <w:tc>
           <w:tcPr>
-            <w:tcW w:type="dxa" w:w="1500"/>
+            <w:tcW w:type="dxa" w:w="1400"/>
             <w:shd w:val="clear" w:color="auto" w:fill="EAF1F8"/>
           </w:tcPr>
           <w:p>
             <w:pPr>
-              <w:spacing w:before="40" w:after="40" w:line="288" w:lineRule="auto"/>
+              <w:wordWrap w:val="0"/>
+              <w:spacing w:before="30" w:after="30" w:line="288" w:lineRule="auto"/>
             </w:pPr>
             <w:r>
               <w:rPr>
@@ -4230,12 +4391,13 @@
         </w:tc>
         <w:tc>
           <w:tcPr>
-            <w:tcW w:type="dxa" w:w="1450"/>
+            <w:tcW w:type="dxa" w:w="1350"/>
             <w:shd w:val="clear" w:color="auto" w:fill="EAF1F8"/>
           </w:tcPr>
           <w:p>
             <w:pPr>
-              <w:spacing w:before="40" w:after="40" w:line="288" w:lineRule="auto"/>
+              <w:wordWrap w:val="0"/>
+              <w:spacing w:before="30" w:after="30" w:line="288" w:lineRule="auto"/>
             </w:pPr>
             <w:r>
               <w:rPr>
@@ -4252,12 +4414,13 @@
         </w:tc>
         <w:tc>
           <w:tcPr>
-            <w:tcW w:type="dxa" w:w="1800"/>
+            <w:tcW w:type="dxa" w:w="1780"/>
             <w:shd w:val="clear" w:color="auto" w:fill="EAF1F8"/>
           </w:tcPr>
           <w:p>
             <w:pPr>
-              <w:spacing w:before="40" w:after="40" w:line="288" w:lineRule="auto"/>
+              <w:wordWrap w:val="0"/>
+              <w:spacing w:before="30" w:after="30" w:line="288" w:lineRule="auto"/>
             </w:pPr>
             <w:r>
               <w:rPr>
@@ -4296,12 +4459,13 @@
         </w:tc>
         <w:tc>
           <w:tcPr>
-            <w:tcW w:type="dxa" w:w="2700"/>
+            <w:tcW w:type="dxa" w:w="2500"/>
             <w:shd w:val="clear" w:color="auto" w:fill="EAF1F8"/>
           </w:tcPr>
           <w:p>
             <w:pPr>
-              <w:spacing w:before="40" w:after="40" w:line="288" w:lineRule="auto"/>
+              <w:wordWrap w:val="0"/>
+              <w:spacing w:before="30" w:after="30" w:line="288" w:lineRule="auto"/>
             </w:pPr>
             <w:r>
               <w:rPr>
@@ -4318,12 +4482,13 @@
         </w:tc>
         <w:tc>
           <w:tcPr>
-            <w:tcW w:type="dxa" w:w="1250"/>
+            <w:tcW w:type="dxa" w:w="1300"/>
             <w:shd w:val="clear" w:color="auto" w:fill="EAF1F8"/>
           </w:tcPr>
           <w:p>
             <w:pPr>
-              <w:spacing w:before="40" w:after="40" w:line="288" w:lineRule="auto"/>
+              <w:wordWrap w:val="0"/>
+              <w:spacing w:before="30" w:after="30" w:line="288" w:lineRule="auto"/>
             </w:pPr>
             <w:r>
               <w:rPr>
@@ -4340,12 +4505,13 @@
         </w:tc>
         <w:tc>
           <w:tcPr>
-            <w:tcW w:type="dxa" w:w="1957"/>
+            <w:tcW w:type="dxa" w:w="1747"/>
             <w:shd w:val="clear" w:color="auto" w:fill="EAF1F8"/>
           </w:tcPr>
           <w:p>
             <w:pPr>
-              <w:spacing w:before="40" w:after="40" w:line="288" w:lineRule="auto"/>
+              <w:wordWrap w:val="0"/>
+              <w:spacing w:before="30" w:after="30" w:line="288" w:lineRule="auto"/>
             </w:pPr>
             <w:r>
               <w:rPr>
@@ -4371,7 +4537,8 @@
           </w:tcPr>
           <w:p>
             <w:pPr>
-              <w:spacing w:before="40" w:after="40" w:line="288" w:lineRule="auto"/>
+              <w:wordWrap w:val="0"/>
+              <w:spacing w:before="30" w:after="30" w:line="288" w:lineRule="auto"/>
               <w:jc w:val="center"/>
             </w:pPr>
             <w:r>
@@ -4389,11 +4556,12 @@
         </w:tc>
         <w:tc>
           <w:tcPr>
-            <w:tcW w:type="dxa" w:w="1900"/>
+            <w:tcW w:type="dxa" w:w="2350"/>
           </w:tcPr>
           <w:p>
             <w:pPr>
-              <w:spacing w:before="40" w:after="40" w:line="288" w:lineRule="auto"/>
+              <w:wordWrap w:val="0"/>
+              <w:spacing w:before="30" w:after="30" w:line="288" w:lineRule="auto"/>
             </w:pPr>
             <w:r>
               <w:rPr>
@@ -4421,11 +4589,12 @@
         </w:tc>
         <w:tc>
           <w:tcPr>
-            <w:tcW w:type="dxa" w:w="700"/>
+            <w:tcW w:type="dxa" w:w="1250"/>
           </w:tcPr>
           <w:p>
             <w:pPr>
-              <w:spacing w:before="40" w:after="40" w:line="288" w:lineRule="auto"/>
+              <w:wordWrap w:val="0"/>
+              <w:spacing w:before="30" w:after="30" w:line="288" w:lineRule="auto"/>
             </w:pPr>
             <w:r>
               <w:rPr>
@@ -4442,11 +4611,12 @@
         </w:tc>
         <w:tc>
           <w:tcPr>
-            <w:tcW w:type="dxa" w:w="1400"/>
+            <w:tcW w:type="dxa" w:w="1320"/>
           </w:tcPr>
           <w:p>
             <w:pPr>
-              <w:spacing w:before="40" w:after="40" w:line="288" w:lineRule="auto"/>
+              <w:wordWrap w:val="0"/>
+              <w:spacing w:before="30" w:after="30" w:line="288" w:lineRule="auto"/>
             </w:pPr>
             <w:r>
               <w:rPr>
@@ -4474,11 +4644,12 @@
         </w:tc>
         <w:tc>
           <w:tcPr>
-            <w:tcW w:type="dxa" w:w="1500"/>
+            <w:tcW w:type="dxa" w:w="1400"/>
           </w:tcPr>
           <w:p>
             <w:pPr>
-              <w:spacing w:before="40" w:after="40" w:line="288" w:lineRule="auto"/>
+              <w:wordWrap w:val="0"/>
+              <w:spacing w:before="30" w:after="30" w:line="288" w:lineRule="auto"/>
             </w:pPr>
             <w:r>
               <w:rPr>
@@ -4495,11 +4666,12 @@
         </w:tc>
         <w:tc>
           <w:tcPr>
-            <w:tcW w:type="dxa" w:w="1450"/>
+            <w:tcW w:type="dxa" w:w="1350"/>
           </w:tcPr>
           <w:p>
             <w:pPr>
-              <w:spacing w:before="40" w:after="40" w:line="288" w:lineRule="auto"/>
+              <w:wordWrap w:val="0"/>
+              <w:spacing w:before="30" w:after="30" w:line="288" w:lineRule="auto"/>
             </w:pPr>
             <w:r>
               <w:rPr>
@@ -4527,11 +4699,12 @@
         </w:tc>
         <w:tc>
           <w:tcPr>
-            <w:tcW w:type="dxa" w:w="1800"/>
+            <w:tcW w:type="dxa" w:w="1780"/>
           </w:tcPr>
           <w:p>
             <w:pPr>
-              <w:spacing w:before="40" w:after="40" w:line="288" w:lineRule="auto"/>
+              <w:wordWrap w:val="0"/>
+              <w:spacing w:before="30" w:after="30" w:line="288" w:lineRule="auto"/>
             </w:pPr>
             <w:r>
               <w:rPr>
@@ -4559,11 +4732,12 @@
         </w:tc>
         <w:tc>
           <w:tcPr>
-            <w:tcW w:type="dxa" w:w="2700"/>
+            <w:tcW w:type="dxa" w:w="2500"/>
           </w:tcPr>
           <w:p>
             <w:pPr>
-              <w:spacing w:before="40" w:after="40" w:line="288" w:lineRule="auto"/>
+              <w:wordWrap w:val="0"/>
+              <w:spacing w:before="30" w:after="30" w:line="288" w:lineRule="auto"/>
             </w:pPr>
             <w:r>
               <w:rPr>
@@ -4591,11 +4765,12 @@
         </w:tc>
         <w:tc>
           <w:tcPr>
-            <w:tcW w:type="dxa" w:w="1250"/>
+            <w:tcW w:type="dxa" w:w="1300"/>
           </w:tcPr>
           <w:p>
             <w:pPr>
-              <w:spacing w:before="40" w:after="40" w:line="288" w:lineRule="auto"/>
+              <w:wordWrap w:val="0"/>
+              <w:spacing w:before="30" w:after="30" w:line="288" w:lineRule="auto"/>
             </w:pPr>
             <w:r>
               <w:rPr>
@@ -4623,11 +4798,12 @@
         </w:tc>
         <w:tc>
           <w:tcPr>
-            <w:tcW w:type="dxa" w:w="1957"/>
+            <w:tcW w:type="dxa" w:w="1747"/>
           </w:tcPr>
           <w:p>
             <w:pPr>
-              <w:spacing w:before="40" w:after="40" w:line="288" w:lineRule="auto"/>
+              <w:wordWrap w:val="0"/>
+              <w:spacing w:before="30" w:after="30" w:line="288" w:lineRule="auto"/>
             </w:pPr>
             <w:r>
               <w:rPr>
@@ -4654,7 +4830,8 @@
           </w:tcPr>
           <w:p>
             <w:pPr>
-              <w:spacing w:before="40" w:after="40" w:line="288" w:lineRule="auto"/>
+              <w:wordWrap w:val="0"/>
+              <w:spacing w:before="30" w:after="30" w:line="288" w:lineRule="auto"/>
               <w:jc w:val="center"/>
             </w:pPr>
             <w:r>
@@ -4672,12 +4849,13 @@
         </w:tc>
         <w:tc>
           <w:tcPr>
-            <w:tcW w:type="dxa" w:w="1900"/>
+            <w:tcW w:type="dxa" w:w="2350"/>
             <w:shd w:val="clear" w:color="auto" w:fill="EAF1F8"/>
           </w:tcPr>
           <w:p>
             <w:pPr>
-              <w:spacing w:before="40" w:after="40" w:line="288" w:lineRule="auto"/>
+              <w:wordWrap w:val="0"/>
+              <w:spacing w:before="30" w:after="30" w:line="288" w:lineRule="auto"/>
             </w:pPr>
             <w:r>
               <w:rPr>
@@ -4694,12 +4872,13 @@
         </w:tc>
         <w:tc>
           <w:tcPr>
-            <w:tcW w:type="dxa" w:w="700"/>
+            <w:tcW w:type="dxa" w:w="1250"/>
             <w:shd w:val="clear" w:color="auto" w:fill="EAF1F8"/>
           </w:tcPr>
           <w:p>
             <w:pPr>
-              <w:spacing w:before="40" w:after="40" w:line="288" w:lineRule="auto"/>
+              <w:wordWrap w:val="0"/>
+              <w:spacing w:before="30" w:after="30" w:line="288" w:lineRule="auto"/>
             </w:pPr>
             <w:r>
               <w:rPr>
@@ -4716,12 +4895,13 @@
         </w:tc>
         <w:tc>
           <w:tcPr>
-            <w:tcW w:type="dxa" w:w="1400"/>
+            <w:tcW w:type="dxa" w:w="1320"/>
             <w:shd w:val="clear" w:color="auto" w:fill="EAF1F8"/>
           </w:tcPr>
           <w:p>
             <w:pPr>
-              <w:spacing w:before="40" w:after="40" w:line="288" w:lineRule="auto"/>
+              <w:wordWrap w:val="0"/>
+              <w:spacing w:before="30" w:after="30" w:line="288" w:lineRule="auto"/>
             </w:pPr>
             <w:r>
               <w:rPr>
@@ -4738,12 +4918,13 @@
         </w:tc>
         <w:tc>
           <w:tcPr>
-            <w:tcW w:type="dxa" w:w="1500"/>
+            <w:tcW w:type="dxa" w:w="1400"/>
             <w:shd w:val="clear" w:color="auto" w:fill="EAF1F8"/>
           </w:tcPr>
           <w:p>
             <w:pPr>
-              <w:spacing w:before="40" w:after="40" w:line="288" w:lineRule="auto"/>
+              <w:wordWrap w:val="0"/>
+              <w:spacing w:before="30" w:after="30" w:line="288" w:lineRule="auto"/>
             </w:pPr>
             <w:r>
               <w:rPr>
@@ -4782,12 +4963,13 @@
         </w:tc>
         <w:tc>
           <w:tcPr>
-            <w:tcW w:type="dxa" w:w="1450"/>
+            <w:tcW w:type="dxa" w:w="1350"/>
             <w:shd w:val="clear" w:color="auto" w:fill="EAF1F8"/>
           </w:tcPr>
           <w:p>
             <w:pPr>
-              <w:spacing w:before="40" w:after="40" w:line="288" w:lineRule="auto"/>
+              <w:wordWrap w:val="0"/>
+              <w:spacing w:before="30" w:after="30" w:line="288" w:lineRule="auto"/>
             </w:pPr>
             <w:r>
               <w:rPr>
@@ -4815,12 +4997,13 @@
         </w:tc>
         <w:tc>
           <w:tcPr>
-            <w:tcW w:type="dxa" w:w="1800"/>
+            <w:tcW w:type="dxa" w:w="1780"/>
             <w:shd w:val="clear" w:color="auto" w:fill="EAF1F8"/>
           </w:tcPr>
           <w:p>
             <w:pPr>
-              <w:spacing w:before="40" w:after="40" w:line="288" w:lineRule="auto"/>
+              <w:wordWrap w:val="0"/>
+              <w:spacing w:before="30" w:after="30" w:line="288" w:lineRule="auto"/>
             </w:pPr>
             <w:r>
               <w:rPr>
@@ -4848,12 +5031,13 @@
         </w:tc>
         <w:tc>
           <w:tcPr>
-            <w:tcW w:type="dxa" w:w="2700"/>
+            <w:tcW w:type="dxa" w:w="2500"/>
             <w:shd w:val="clear" w:color="auto" w:fill="EAF1F8"/>
           </w:tcPr>
           <w:p>
             <w:pPr>
-              <w:spacing w:before="40" w:after="40" w:line="288" w:lineRule="auto"/>
+              <w:wordWrap w:val="0"/>
+              <w:spacing w:before="30" w:after="30" w:line="288" w:lineRule="auto"/>
             </w:pPr>
             <w:r>
               <w:rPr>
@@ -4881,12 +5065,13 @@
         </w:tc>
         <w:tc>
           <w:tcPr>
-            <w:tcW w:type="dxa" w:w="1250"/>
+            <w:tcW w:type="dxa" w:w="1300"/>
             <w:shd w:val="clear" w:color="auto" w:fill="EAF1F8"/>
           </w:tcPr>
           <w:p>
             <w:pPr>
-              <w:spacing w:before="40" w:after="40" w:line="288" w:lineRule="auto"/>
+              <w:wordWrap w:val="0"/>
+              <w:spacing w:before="30" w:after="30" w:line="288" w:lineRule="auto"/>
             </w:pPr>
             <w:r>
               <w:rPr>
@@ -4903,12 +5088,13 @@
         </w:tc>
         <w:tc>
           <w:tcPr>
-            <w:tcW w:type="dxa" w:w="1957"/>
+            <w:tcW w:type="dxa" w:w="1747"/>
             <w:shd w:val="clear" w:color="auto" w:fill="EAF1F8"/>
           </w:tcPr>
           <w:p>
             <w:pPr>
-              <w:spacing w:before="40" w:after="40" w:line="288" w:lineRule="auto"/>
+              <w:wordWrap w:val="0"/>
+              <w:spacing w:before="30" w:after="30" w:line="288" w:lineRule="auto"/>
             </w:pPr>
             <w:r>
               <w:rPr>
@@ -4934,7 +5120,8 @@
           </w:tcPr>
           <w:p>
             <w:pPr>
-              <w:spacing w:before="40" w:after="40" w:line="288" w:lineRule="auto"/>
+              <w:wordWrap w:val="0"/>
+              <w:spacing w:before="30" w:after="30" w:line="288" w:lineRule="auto"/>
               <w:jc w:val="center"/>
             </w:pPr>
             <w:r>
@@ -4952,11 +5139,12 @@
         </w:tc>
         <w:tc>
           <w:tcPr>
-            <w:tcW w:type="dxa" w:w="1900"/>
+            <w:tcW w:type="dxa" w:w="2350"/>
           </w:tcPr>
           <w:p>
             <w:pPr>
-              <w:spacing w:before="40" w:after="40" w:line="288" w:lineRule="auto"/>
+              <w:wordWrap w:val="0"/>
+              <w:spacing w:before="30" w:after="30" w:line="288" w:lineRule="auto"/>
             </w:pPr>
             <w:r>
               <w:rPr>
@@ -4984,11 +5172,12 @@
         </w:tc>
         <w:tc>
           <w:tcPr>
-            <w:tcW w:type="dxa" w:w="700"/>
+            <w:tcW w:type="dxa" w:w="1250"/>
           </w:tcPr>
           <w:p>
             <w:pPr>
-              <w:spacing w:before="40" w:after="40" w:line="288" w:lineRule="auto"/>
+              <w:wordWrap w:val="0"/>
+              <w:spacing w:before="30" w:after="30" w:line="288" w:lineRule="auto"/>
             </w:pPr>
             <w:r>
               <w:rPr>
@@ -5005,11 +5194,12 @@
         </w:tc>
         <w:tc>
           <w:tcPr>
-            <w:tcW w:type="dxa" w:w="1400"/>
+            <w:tcW w:type="dxa" w:w="1320"/>
           </w:tcPr>
           <w:p>
             <w:pPr>
-              <w:spacing w:before="40" w:after="40" w:line="288" w:lineRule="auto"/>
+              <w:wordWrap w:val="0"/>
+              <w:spacing w:before="30" w:after="30" w:line="288" w:lineRule="auto"/>
             </w:pPr>
             <w:r>
               <w:rPr>
@@ -5026,11 +5216,12 @@
         </w:tc>
         <w:tc>
           <w:tcPr>
-            <w:tcW w:type="dxa" w:w="1500"/>
+            <w:tcW w:type="dxa" w:w="1400"/>
           </w:tcPr>
           <w:p>
             <w:pPr>
-              <w:spacing w:before="40" w:after="40" w:line="288" w:lineRule="auto"/>
+              <w:wordWrap w:val="0"/>
+              <w:spacing w:before="30" w:after="30" w:line="288" w:lineRule="auto"/>
             </w:pPr>
             <w:r>
               <w:rPr>
@@ -5080,11 +5271,12 @@
         </w:tc>
         <w:tc>
           <w:tcPr>
-            <w:tcW w:type="dxa" w:w="1450"/>
+            <w:tcW w:type="dxa" w:w="1350"/>
           </w:tcPr>
           <w:p>
             <w:pPr>
-              <w:spacing w:before="40" w:after="40" w:line="288" w:lineRule="auto"/>
+              <w:wordWrap w:val="0"/>
+              <w:spacing w:before="30" w:after="30" w:line="288" w:lineRule="auto"/>
             </w:pPr>
             <w:r>
               <w:rPr>
@@ -5101,11 +5293,12 @@
         </w:tc>
         <w:tc>
           <w:tcPr>
-            <w:tcW w:type="dxa" w:w="1800"/>
+            <w:tcW w:type="dxa" w:w="1780"/>
           </w:tcPr>
           <w:p>
             <w:pPr>
-              <w:spacing w:before="40" w:after="40" w:line="288" w:lineRule="auto"/>
+              <w:wordWrap w:val="0"/>
+              <w:spacing w:before="30" w:after="30" w:line="288" w:lineRule="auto"/>
             </w:pPr>
             <w:r>
               <w:rPr>
@@ -5133,11 +5326,12 @@
         </w:tc>
         <w:tc>
           <w:tcPr>
-            <w:tcW w:type="dxa" w:w="2700"/>
+            <w:tcW w:type="dxa" w:w="2500"/>
           </w:tcPr>
           <w:p>
             <w:pPr>
-              <w:spacing w:before="40" w:after="40" w:line="288" w:lineRule="auto"/>
+              <w:wordWrap w:val="0"/>
+              <w:spacing w:before="30" w:after="30" w:line="288" w:lineRule="auto"/>
             </w:pPr>
             <w:r>
               <w:rPr>
@@ -5176,11 +5370,12 @@
         </w:tc>
         <w:tc>
           <w:tcPr>
-            <w:tcW w:type="dxa" w:w="1250"/>
+            <w:tcW w:type="dxa" w:w="1300"/>
           </w:tcPr>
           <w:p>
             <w:pPr>
-              <w:spacing w:before="40" w:after="40" w:line="288" w:lineRule="auto"/>
+              <w:wordWrap w:val="0"/>
+              <w:spacing w:before="30" w:after="30" w:line="288" w:lineRule="auto"/>
             </w:pPr>
             <w:r>
               <w:rPr>
@@ -5197,11 +5392,12 @@
         </w:tc>
         <w:tc>
           <w:tcPr>
-            <w:tcW w:type="dxa" w:w="1957"/>
+            <w:tcW w:type="dxa" w:w="1747"/>
           </w:tcPr>
           <w:p>
             <w:pPr>
-              <w:spacing w:before="40" w:after="40" w:line="288" w:lineRule="auto"/>
+              <w:wordWrap w:val="0"/>
+              <w:spacing w:before="30" w:after="30" w:line="288" w:lineRule="auto"/>
             </w:pPr>
             <w:r>
               <w:rPr>
@@ -5250,7 +5446,8 @@
           </w:tcPr>
           <w:p>
             <w:pPr>
-              <w:spacing w:before="40" w:after="40" w:line="288" w:lineRule="auto"/>
+              <w:wordWrap w:val="0"/>
+              <w:spacing w:before="30" w:after="30" w:line="288" w:lineRule="auto"/>
               <w:jc w:val="center"/>
             </w:pPr>
             <w:r>
@@ -5268,12 +5465,13 @@
         </w:tc>
         <w:tc>
           <w:tcPr>
-            <w:tcW w:type="dxa" w:w="1900"/>
+            <w:tcW w:type="dxa" w:w="2350"/>
             <w:shd w:val="clear" w:color="auto" w:fill="EAF1F8"/>
           </w:tcPr>
           <w:p>
             <w:pPr>
-              <w:spacing w:before="40" w:after="40" w:line="288" w:lineRule="auto"/>
+              <w:wordWrap w:val="0"/>
+              <w:spacing w:before="30" w:after="30" w:line="288" w:lineRule="auto"/>
             </w:pPr>
             <w:r>
               <w:rPr>
@@ -5290,12 +5488,13 @@
         </w:tc>
         <w:tc>
           <w:tcPr>
-            <w:tcW w:type="dxa" w:w="700"/>
+            <w:tcW w:type="dxa" w:w="1250"/>
             <w:shd w:val="clear" w:color="auto" w:fill="EAF1F8"/>
           </w:tcPr>
           <w:p>
             <w:pPr>
-              <w:spacing w:before="40" w:after="40" w:line="288" w:lineRule="auto"/>
+              <w:wordWrap w:val="0"/>
+              <w:spacing w:before="30" w:after="30" w:line="288" w:lineRule="auto"/>
             </w:pPr>
             <w:r>
               <w:rPr>
@@ -5323,12 +5522,13 @@
         </w:tc>
         <w:tc>
           <w:tcPr>
-            <w:tcW w:type="dxa" w:w="1400"/>
+            <w:tcW w:type="dxa" w:w="1320"/>
             <w:shd w:val="clear" w:color="auto" w:fill="EAF1F8"/>
           </w:tcPr>
           <w:p>
             <w:pPr>
-              <w:spacing w:before="40" w:after="40" w:line="288" w:lineRule="auto"/>
+              <w:wordWrap w:val="0"/>
+              <w:spacing w:before="30" w:after="30" w:line="288" w:lineRule="auto"/>
             </w:pPr>
             <w:r>
               <w:rPr>
@@ -5367,12 +5567,13 @@
         </w:tc>
         <w:tc>
           <w:tcPr>
-            <w:tcW w:type="dxa" w:w="1500"/>
+            <w:tcW w:type="dxa" w:w="1400"/>
             <w:shd w:val="clear" w:color="auto" w:fill="EAF1F8"/>
           </w:tcPr>
           <w:p>
             <w:pPr>
-              <w:spacing w:before="40" w:after="40" w:line="288" w:lineRule="auto"/>
+              <w:wordWrap w:val="0"/>
+              <w:spacing w:before="30" w:after="30" w:line="288" w:lineRule="auto"/>
             </w:pPr>
             <w:r>
               <w:rPr>
@@ -5389,12 +5590,13 @@
         </w:tc>
         <w:tc>
           <w:tcPr>
-            <w:tcW w:type="dxa" w:w="1450"/>
+            <w:tcW w:type="dxa" w:w="1350"/>
             <w:shd w:val="clear" w:color="auto" w:fill="EAF1F8"/>
           </w:tcPr>
           <w:p>
             <w:pPr>
-              <w:spacing w:before="40" w:after="40" w:line="288" w:lineRule="auto"/>
+              <w:wordWrap w:val="0"/>
+              <w:spacing w:before="30" w:after="30" w:line="288" w:lineRule="auto"/>
             </w:pPr>
             <w:r>
               <w:rPr>
@@ -5422,12 +5624,13 @@
         </w:tc>
         <w:tc>
           <w:tcPr>
-            <w:tcW w:type="dxa" w:w="1800"/>
+            <w:tcW w:type="dxa" w:w="1780"/>
             <w:shd w:val="clear" w:color="auto" w:fill="EAF1F8"/>
           </w:tcPr>
           <w:p>
             <w:pPr>
-              <w:spacing w:before="40" w:after="40" w:line="288" w:lineRule="auto"/>
+              <w:wordWrap w:val="0"/>
+              <w:spacing w:before="30" w:after="30" w:line="288" w:lineRule="auto"/>
             </w:pPr>
             <w:r>
               <w:rPr>
@@ -5455,12 +5658,13 @@
         </w:tc>
         <w:tc>
           <w:tcPr>
-            <w:tcW w:type="dxa" w:w="2700"/>
+            <w:tcW w:type="dxa" w:w="2500"/>
             <w:shd w:val="clear" w:color="auto" w:fill="EAF1F8"/>
           </w:tcPr>
           <w:p>
             <w:pPr>
-              <w:spacing w:before="40" w:after="40" w:line="288" w:lineRule="auto"/>
+              <w:wordWrap w:val="0"/>
+              <w:spacing w:before="30" w:after="30" w:line="288" w:lineRule="auto"/>
             </w:pPr>
             <w:r>
               <w:rPr>
@@ -5499,12 +5703,13 @@
         </w:tc>
         <w:tc>
           <w:tcPr>
-            <w:tcW w:type="dxa" w:w="1250"/>
+            <w:tcW w:type="dxa" w:w="1300"/>
             <w:shd w:val="clear" w:color="auto" w:fill="EAF1F8"/>
           </w:tcPr>
           <w:p>
             <w:pPr>
-              <w:spacing w:before="40" w:after="40" w:line="288" w:lineRule="auto"/>
+              <w:wordWrap w:val="0"/>
+              <w:spacing w:before="30" w:after="30" w:line="288" w:lineRule="auto"/>
             </w:pPr>
             <w:r>
               <w:rPr>
@@ -5521,12 +5726,13 @@
         </w:tc>
         <w:tc>
           <w:tcPr>
-            <w:tcW w:type="dxa" w:w="1957"/>
+            <w:tcW w:type="dxa" w:w="1747"/>
             <w:shd w:val="clear" w:color="auto" w:fill="EAF1F8"/>
           </w:tcPr>
           <w:p>
             <w:pPr>
-              <w:spacing w:before="40" w:after="40" w:line="288" w:lineRule="auto"/>
+              <w:wordWrap w:val="0"/>
+              <w:spacing w:before="30" w:after="30" w:line="288" w:lineRule="auto"/>
             </w:pPr>
             <w:r>
               <w:rPr>
@@ -5552,7 +5758,8 @@
           </w:tcPr>
           <w:p>
             <w:pPr>
-              <w:spacing w:before="40" w:after="40" w:line="288" w:lineRule="auto"/>
+              <w:wordWrap w:val="0"/>
+              <w:spacing w:before="30" w:after="30" w:line="288" w:lineRule="auto"/>
               <w:jc w:val="center"/>
             </w:pPr>
             <w:r>
@@ -5570,11 +5777,12 @@
         </w:tc>
         <w:tc>
           <w:tcPr>
-            <w:tcW w:type="dxa" w:w="1900"/>
+            <w:tcW w:type="dxa" w:w="2350"/>
           </w:tcPr>
           <w:p>
             <w:pPr>
-              <w:spacing w:before="40" w:after="40" w:line="288" w:lineRule="auto"/>
+              <w:wordWrap w:val="0"/>
+              <w:spacing w:before="30" w:after="30" w:line="288" w:lineRule="auto"/>
             </w:pPr>
             <w:r>
               <w:rPr>
@@ -5591,11 +5799,12 @@
         </w:tc>
         <w:tc>
           <w:tcPr>
-            <w:tcW w:type="dxa" w:w="700"/>
+            <w:tcW w:type="dxa" w:w="1250"/>
           </w:tcPr>
           <w:p>
             <w:pPr>
-              <w:spacing w:before="40" w:after="40" w:line="288" w:lineRule="auto"/>
+              <w:wordWrap w:val="0"/>
+              <w:spacing w:before="30" w:after="30" w:line="288" w:lineRule="auto"/>
             </w:pPr>
             <w:r>
               <w:rPr>
@@ -5612,11 +5821,12 @@
         </w:tc>
         <w:tc>
           <w:tcPr>
-            <w:tcW w:type="dxa" w:w="1400"/>
+            <w:tcW w:type="dxa" w:w="1320"/>
           </w:tcPr>
           <w:p>
             <w:pPr>
-              <w:spacing w:before="40" w:after="40" w:line="288" w:lineRule="auto"/>
+              <w:wordWrap w:val="0"/>
+              <w:spacing w:before="30" w:after="30" w:line="288" w:lineRule="auto"/>
             </w:pPr>
             <w:r>
               <w:rPr>
@@ -5633,11 +5843,12 @@
         </w:tc>
         <w:tc>
           <w:tcPr>
-            <w:tcW w:type="dxa" w:w="1500"/>
+            <w:tcW w:type="dxa" w:w="1400"/>
           </w:tcPr>
           <w:p>
             <w:pPr>
-              <w:spacing w:before="40" w:after="40" w:line="288" w:lineRule="auto"/>
+              <w:wordWrap w:val="0"/>
+              <w:spacing w:before="30" w:after="30" w:line="288" w:lineRule="auto"/>
             </w:pPr>
             <w:r>
               <w:rPr>
@@ -5654,11 +5865,12 @@
         </w:tc>
         <w:tc>
           <w:tcPr>
-            <w:tcW w:type="dxa" w:w="1450"/>
+            <w:tcW w:type="dxa" w:w="1350"/>
           </w:tcPr>
           <w:p>
             <w:pPr>
-              <w:spacing w:before="40" w:after="40" w:line="288" w:lineRule="auto"/>
+              <w:wordWrap w:val="0"/>
+              <w:spacing w:before="30" w:after="30" w:line="288" w:lineRule="auto"/>
             </w:pPr>
             <w:r>
               <w:rPr>
@@ -5675,11 +5887,12 @@
         </w:tc>
         <w:tc>
           <w:tcPr>
-            <w:tcW w:type="dxa" w:w="1800"/>
+            <w:tcW w:type="dxa" w:w="1780"/>
           </w:tcPr>
           <w:p>
             <w:pPr>
-              <w:spacing w:before="40" w:after="40" w:line="288" w:lineRule="auto"/>
+              <w:wordWrap w:val="0"/>
+              <w:spacing w:before="30" w:after="30" w:line="288" w:lineRule="auto"/>
             </w:pPr>
             <w:r>
               <w:rPr>
@@ -5696,11 +5909,12 @@
         </w:tc>
         <w:tc>
           <w:tcPr>
-            <w:tcW w:type="dxa" w:w="2700"/>
+            <w:tcW w:type="dxa" w:w="2500"/>
           </w:tcPr>
           <w:p>
             <w:pPr>
-              <w:spacing w:before="40" w:after="40" w:line="288" w:lineRule="auto"/>
+              <w:wordWrap w:val="0"/>
+              <w:spacing w:before="30" w:after="30" w:line="288" w:lineRule="auto"/>
             </w:pPr>
             <w:r>
               <w:rPr>
@@ -5717,11 +5931,12 @@
         </w:tc>
         <w:tc>
           <w:tcPr>
-            <w:tcW w:type="dxa" w:w="1250"/>
+            <w:tcW w:type="dxa" w:w="1300"/>
           </w:tcPr>
           <w:p>
             <w:pPr>
-              <w:spacing w:before="40" w:after="40" w:line="288" w:lineRule="auto"/>
+              <w:wordWrap w:val="0"/>
+              <w:spacing w:before="30" w:after="30" w:line="288" w:lineRule="auto"/>
             </w:pPr>
             <w:r>
               <w:rPr>
@@ -5738,11 +5953,12 @@
         </w:tc>
         <w:tc>
           <w:tcPr>
-            <w:tcW w:type="dxa" w:w="1957"/>
+            <w:tcW w:type="dxa" w:w="1747"/>
           </w:tcPr>
           <w:p>
             <w:pPr>
-              <w:spacing w:before="40" w:after="40" w:line="288" w:lineRule="auto"/>
+              <w:wordWrap w:val="0"/>
+              <w:spacing w:before="30" w:after="30" w:line="288" w:lineRule="auto"/>
             </w:pPr>
             <w:r>
               <w:rPr>
@@ -5773,6 +5989,7 @@
     <w:p>
       <w:pPr>
         <w:keepNext/>
+        <w:wordWrap w:val="0"/>
         <w:spacing w:before="220" w:after="60" w:line="324" w:lineRule="auto"/>
       </w:pPr>
       <w:r>
@@ -5793,9 +6010,9 @@
         <w:tblW w:type="auto" w:w="0"/>
         <w:jc w:val="center"/>
         <w:tblLook w:firstColumn="1" w:firstRow="1" w:lastColumn="0" w:lastRow="0" w:noHBand="0" w:noVBand="1" w:val="04A0"/>
-        <w:tblW w:w="15137" w:type="dxa"/>
+        <w:tblW w:w="15477" w:type="dxa"/>
         <w:tblLayout w:type="fixed"/>
-        <w:tblW w:w="15137" w:type="dxa"/>
+        <w:tblW w:w="15477" w:type="dxa"/>
         <w:tblLayout w:type="fixed"/>
       </w:tblPr>
       <w:tblGrid>
@@ -5803,7 +6020,7 @@
         <w:gridCol w:w="1900"/>
         <w:gridCol w:w="4800"/>
         <w:gridCol w:w="1400"/>
-        <w:gridCol w:w="4837"/>
+        <w:gridCol w:w="5177"/>
       </w:tblGrid>
       <w:tr>
         <w:trPr>
@@ -5817,7 +6034,8 @@
           </w:tcPr>
           <w:p>
             <w:pPr>
-              <w:spacing w:before="40" w:after="40" w:line="288" w:lineRule="auto"/>
+              <w:wordWrap w:val="0"/>
+              <w:spacing w:before="30" w:after="30" w:line="288" w:lineRule="auto"/>
               <w:jc w:val="center"/>
             </w:pPr>
             <w:r>
@@ -5840,7 +6058,8 @@
           </w:tcPr>
           <w:p>
             <w:pPr>
-              <w:spacing w:before="40" w:after="40" w:line="288" w:lineRule="auto"/>
+              <w:wordWrap w:val="0"/>
+              <w:spacing w:before="30" w:after="30" w:line="288" w:lineRule="auto"/>
               <w:jc w:val="center"/>
             </w:pPr>
             <w:r>
@@ -5863,7 +6082,8 @@
           </w:tcPr>
           <w:p>
             <w:pPr>
-              <w:spacing w:before="40" w:after="40" w:line="288" w:lineRule="auto"/>
+              <w:wordWrap w:val="0"/>
+              <w:spacing w:before="30" w:after="30" w:line="288" w:lineRule="auto"/>
               <w:jc w:val="center"/>
             </w:pPr>
             <w:r>
@@ -5886,7 +6106,8 @@
           </w:tcPr>
           <w:p>
             <w:pPr>
-              <w:spacing w:before="40" w:after="40" w:line="288" w:lineRule="auto"/>
+              <w:wordWrap w:val="0"/>
+              <w:spacing w:before="30" w:after="30" w:line="288" w:lineRule="auto"/>
               <w:jc w:val="center"/>
             </w:pPr>
             <w:r>
@@ -5904,12 +6125,13 @@
         </w:tc>
         <w:tc>
           <w:tcPr>
-            <w:tcW w:type="dxa" w:w="4837"/>
+            <w:tcW w:type="dxa" w:w="5177"/>
             <w:shd w:val="clear" w:color="auto" w:fill="1F4E79"/>
           </w:tcPr>
           <w:p>
             <w:pPr>
-              <w:spacing w:before="40" w:after="40" w:line="288" w:lineRule="auto"/>
+              <w:wordWrap w:val="0"/>
+              <w:spacing w:before="30" w:after="30" w:line="288" w:lineRule="auto"/>
               <w:jc w:val="center"/>
             </w:pPr>
             <w:r>
@@ -5936,7 +6158,8 @@
           </w:tcPr>
           <w:p>
             <w:pPr>
-              <w:spacing w:before="40" w:after="40" w:line="288" w:lineRule="auto"/>
+              <w:wordWrap w:val="0"/>
+              <w:spacing w:before="30" w:after="30" w:line="288" w:lineRule="auto"/>
             </w:pPr>
             <w:r>
               <w:rPr>
@@ -5957,7 +6180,8 @@
           </w:tcPr>
           <w:p>
             <w:pPr>
-              <w:spacing w:before="40" w:after="40" w:line="288" w:lineRule="auto"/>
+              <w:wordWrap w:val="0"/>
+              <w:spacing w:before="30" w:after="30" w:line="288" w:lineRule="auto"/>
             </w:pPr>
             <w:r>
               <w:rPr>
@@ -5978,7 +6202,8 @@
           </w:tcPr>
           <w:p>
             <w:pPr>
-              <w:spacing w:before="40" w:after="40" w:line="288" w:lineRule="auto"/>
+              <w:wordWrap w:val="0"/>
+              <w:spacing w:before="30" w:after="30" w:line="288" w:lineRule="auto"/>
             </w:pPr>
             <w:r>
               <w:rPr>
@@ -5999,7 +6224,8 @@
           </w:tcPr>
           <w:p>
             <w:pPr>
-              <w:spacing w:before="40" w:after="40" w:line="288" w:lineRule="auto"/>
+              <w:wordWrap w:val="0"/>
+              <w:spacing w:before="30" w:after="30" w:line="288" w:lineRule="auto"/>
             </w:pPr>
             <w:r>
               <w:rPr>
@@ -6016,11 +6242,12 @@
         </w:tc>
         <w:tc>
           <w:tcPr>
-            <w:tcW w:type="dxa" w:w="4837"/>
+            <w:tcW w:type="dxa" w:w="5177"/>
           </w:tcPr>
           <w:p>
             <w:pPr>
-              <w:spacing w:before="40" w:after="40" w:line="288" w:lineRule="auto"/>
+              <w:wordWrap w:val="0"/>
+              <w:spacing w:before="30" w:after="30" w:line="288" w:lineRule="auto"/>
             </w:pPr>
             <w:r>
               <w:rPr>
@@ -6069,7 +6296,8 @@
           </w:tcPr>
           <w:p>
             <w:pPr>
-              <w:spacing w:before="40" w:after="40" w:line="288" w:lineRule="auto"/>
+              <w:wordWrap w:val="0"/>
+              <w:spacing w:before="30" w:after="30" w:line="288" w:lineRule="auto"/>
             </w:pPr>
             <w:r>
               <w:rPr>
@@ -6091,7 +6319,8 @@
           </w:tcPr>
           <w:p>
             <w:pPr>
-              <w:spacing w:before="40" w:after="40" w:line="288" w:lineRule="auto"/>
+              <w:wordWrap w:val="0"/>
+              <w:spacing w:before="30" w:after="30" w:line="288" w:lineRule="auto"/>
             </w:pPr>
             <w:r>
               <w:rPr>
@@ -6113,7 +6342,8 @@
           </w:tcPr>
           <w:p>
             <w:pPr>
-              <w:spacing w:before="40" w:after="40" w:line="288" w:lineRule="auto"/>
+              <w:wordWrap w:val="0"/>
+              <w:spacing w:before="30" w:after="30" w:line="288" w:lineRule="auto"/>
             </w:pPr>
             <w:r>
               <w:rPr>
@@ -6135,7 +6365,8 @@
           </w:tcPr>
           <w:p>
             <w:pPr>
-              <w:spacing w:before="40" w:after="40" w:line="288" w:lineRule="auto"/>
+              <w:wordWrap w:val="0"/>
+              <w:spacing w:before="30" w:after="30" w:line="288" w:lineRule="auto"/>
             </w:pPr>
             <w:r>
               <w:rPr>
@@ -6152,12 +6383,13 @@
         </w:tc>
         <w:tc>
           <w:tcPr>
-            <w:tcW w:type="dxa" w:w="4837"/>
+            <w:tcW w:type="dxa" w:w="5177"/>
             <w:shd w:val="clear" w:color="auto" w:fill="EAF1F8"/>
           </w:tcPr>
           <w:p>
             <w:pPr>
-              <w:spacing w:before="40" w:after="40" w:line="288" w:lineRule="auto"/>
+              <w:wordWrap w:val="0"/>
+              <w:spacing w:before="30" w:after="30" w:line="288" w:lineRule="auto"/>
             </w:pPr>
             <w:r>
               <w:rPr>
@@ -6183,7 +6415,8 @@
           </w:tcPr>
           <w:p>
             <w:pPr>
-              <w:spacing w:before="40" w:after="40" w:line="288" w:lineRule="auto"/>
+              <w:wordWrap w:val="0"/>
+              <w:spacing w:before="30" w:after="30" w:line="288" w:lineRule="auto"/>
             </w:pPr>
             <w:r>
               <w:rPr>
@@ -6204,7 +6437,8 @@
           </w:tcPr>
           <w:p>
             <w:pPr>
-              <w:spacing w:before="40" w:after="40" w:line="288" w:lineRule="auto"/>
+              <w:wordWrap w:val="0"/>
+              <w:spacing w:before="30" w:after="30" w:line="288" w:lineRule="auto"/>
             </w:pPr>
             <w:r>
               <w:rPr>
@@ -6225,7 +6459,8 @@
           </w:tcPr>
           <w:p>
             <w:pPr>
-              <w:spacing w:before="40" w:after="40" w:line="288" w:lineRule="auto"/>
+              <w:wordWrap w:val="0"/>
+              <w:spacing w:before="30" w:after="30" w:line="288" w:lineRule="auto"/>
             </w:pPr>
             <w:r>
               <w:rPr>
@@ -6257,7 +6492,8 @@
           </w:tcPr>
           <w:p>
             <w:pPr>
-              <w:spacing w:before="40" w:after="40" w:line="288" w:lineRule="auto"/>
+              <w:wordWrap w:val="0"/>
+              <w:spacing w:before="30" w:after="30" w:line="288" w:lineRule="auto"/>
             </w:pPr>
             <w:r>
               <w:rPr>
@@ -6274,11 +6510,12 @@
         </w:tc>
         <w:tc>
           <w:tcPr>
-            <w:tcW w:type="dxa" w:w="4837"/>
+            <w:tcW w:type="dxa" w:w="5177"/>
           </w:tcPr>
           <w:p>
             <w:pPr>
-              <w:spacing w:before="40" w:after="40" w:line="288" w:lineRule="auto"/>
+              <w:wordWrap w:val="0"/>
+              <w:spacing w:before="30" w:after="30" w:line="288" w:lineRule="auto"/>
             </w:pPr>
             <w:r>
               <w:rPr>
@@ -6327,7 +6564,8 @@
           </w:tcPr>
           <w:p>
             <w:pPr>
-              <w:spacing w:before="40" w:after="40" w:line="288" w:lineRule="auto"/>
+              <w:wordWrap w:val="0"/>
+              <w:spacing w:before="30" w:after="30" w:line="288" w:lineRule="auto"/>
             </w:pPr>
             <w:r>
               <w:rPr>
@@ -6349,7 +6587,8 @@
           </w:tcPr>
           <w:p>
             <w:pPr>
-              <w:spacing w:before="40" w:after="40" w:line="288" w:lineRule="auto"/>
+              <w:wordWrap w:val="0"/>
+              <w:spacing w:before="30" w:after="30" w:line="288" w:lineRule="auto"/>
             </w:pPr>
             <w:r>
               <w:rPr>
@@ -6371,7 +6610,8 @@
           </w:tcPr>
           <w:p>
             <w:pPr>
-              <w:spacing w:before="40" w:after="40" w:line="288" w:lineRule="auto"/>
+              <w:wordWrap w:val="0"/>
+              <w:spacing w:before="30" w:after="30" w:line="288" w:lineRule="auto"/>
             </w:pPr>
             <w:r>
               <w:rPr>
@@ -6404,7 +6644,8 @@
           </w:tcPr>
           <w:p>
             <w:pPr>
-              <w:spacing w:before="40" w:after="40" w:line="288" w:lineRule="auto"/>
+              <w:wordWrap w:val="0"/>
+              <w:spacing w:before="30" w:after="30" w:line="288" w:lineRule="auto"/>
             </w:pPr>
             <w:r>
               <w:rPr>
@@ -6421,12 +6662,13 @@
         </w:tc>
         <w:tc>
           <w:tcPr>
-            <w:tcW w:type="dxa" w:w="4837"/>
+            <w:tcW w:type="dxa" w:w="5177"/>
             <w:shd w:val="clear" w:color="auto" w:fill="EAF1F8"/>
           </w:tcPr>
           <w:p>
             <w:pPr>
-              <w:spacing w:before="40" w:after="40" w:line="288" w:lineRule="auto"/>
+              <w:wordWrap w:val="0"/>
+              <w:spacing w:before="30" w:after="30" w:line="288" w:lineRule="auto"/>
             </w:pPr>
             <w:r>
               <w:rPr>
@@ -6445,6 +6687,7 @@
     </w:tbl>
     <w:p>
       <w:pPr>
+        <w:wordWrap w:val="0"/>
         <w:spacing w:before="100" w:after="100" w:line="324" w:lineRule="auto"/>
         <w:ind w:left="80"/>
       </w:pPr>
@@ -6464,7 +6707,7 @@
       <w:pPr>
         <w:sectPr>
           <w:pgSz w:w="16838" w:h="11906" w:orient="landscape"/>
-          <w:pgMar w:top="1134" w:right="850" w:bottom="1134" w:left="850" w:header="720" w:footer="720" w:gutter="0"/>
+          <w:pgMar w:top="1134" w:right="680" w:bottom="1134" w:left="680" w:header="720" w:footer="720" w:gutter="0"/>
           <w:cols w:space="720"/>
           <w:docGrid w:linePitch="360"/>
         </w:sectPr>
@@ -6476,7 +6719,8 @@
         <w:pBdr>
           <w:bottom w:val="single" w:sz="8" w:space="2" w:color="1F4E79"/>
         </w:pBdr>
-        <w:spacing w:before="0" w:after="120"/>
+        <w:wordWrap w:val="0"/>
+        <w:spacing w:before="0" w:after="100"/>
       </w:pPr>
       <w:r>
         <w:rPr>
@@ -6505,6 +6749,7 @@
       <w:pPr>
         <w:keepNext/>
         <w:shd w:val="clear" w:color="auto" w:fill="DEEAF6"/>
+        <w:wordWrap w:val="0"/>
         <w:spacing w:before="80" w:after="80" w:line="300" w:lineRule="auto"/>
         <w:ind w:left="80"/>
       </w:pPr>
@@ -6522,6 +6767,7 @@
     </w:p>
     <w:p>
       <w:pPr>
+        <w:wordWrap w:val="0"/>
         <w:spacing w:before="0" w:after="80" w:line="324" w:lineRule="auto"/>
         <w:ind w:left="312" w:hanging="312"/>
       </w:pPr>
@@ -6605,6 +6851,7 @@
     </w:p>
     <w:p>
       <w:pPr>
+        <w:wordWrap w:val="0"/>
         <w:spacing w:before="0" w:after="80" w:line="324" w:lineRule="auto"/>
         <w:ind w:left="312" w:hanging="312"/>
       </w:pPr>
@@ -6666,6 +6913,7 @@
     </w:p>
     <w:p>
       <w:pPr>
+        <w:wordWrap w:val="0"/>
         <w:spacing w:before="0" w:after="80" w:line="324" w:lineRule="auto"/>
         <w:ind w:left="312" w:hanging="312"/>
       </w:pPr>
@@ -6749,6 +6997,7 @@
     </w:p>
     <w:p>
       <w:pPr>
+        <w:wordWrap w:val="0"/>
         <w:spacing w:before="0" w:after="80" w:line="324" w:lineRule="auto"/>
         <w:ind w:left="312" w:hanging="312"/>
       </w:pPr>
@@ -6788,6 +7037,7 @@
     </w:p>
     <w:p>
       <w:pPr>
+        <w:wordWrap w:val="0"/>
         <w:spacing w:before="0" w:after="80" w:line="324" w:lineRule="auto"/>
         <w:ind w:left="312" w:hanging="312"/>
       </w:pPr>
@@ -6849,6 +7099,7 @@
     </w:p>
     <w:p>
       <w:pPr>
+        <w:wordWrap w:val="0"/>
         <w:spacing w:before="0" w:after="80" w:line="324" w:lineRule="auto"/>
         <w:ind w:left="312" w:hanging="312"/>
       </w:pPr>
@@ -6888,6 +7139,8 @@
     </w:p>
     <w:p>
       <w:pPr>
+        <w:keepNext/>
+        <w:wordWrap w:val="0"/>
         <w:spacing w:before="40" w:after="0" w:line="288" w:lineRule="auto"/>
         <w:ind w:left="312" w:firstLine="0"/>
       </w:pPr>
@@ -6905,6 +7158,7 @@
     </w:p>
     <w:p>
       <w:pPr>
+        <w:wordWrap w:val="1"/>
         <w:spacing w:before="0" w:after="0" w:line="288" w:lineRule="auto"/>
         <w:ind w:left="512" w:firstLine="0"/>
       </w:pPr>
@@ -6924,6 +7178,7 @@
     </w:p>
     <w:p>
       <w:pPr>
+        <w:wordWrap w:val="1"/>
         <w:spacing w:before="0" w:after="0" w:line="288" w:lineRule="auto"/>
         <w:ind w:left="512" w:firstLine="0"/>
       </w:pPr>
@@ -6943,6 +7198,7 @@
     </w:p>
     <w:p>
       <w:pPr>
+        <w:wordWrap w:val="1"/>
         <w:spacing w:before="0" w:after="0" w:line="288" w:lineRule="auto"/>
         <w:ind w:left="512" w:firstLine="0"/>
       </w:pPr>
@@ -6962,6 +7218,7 @@
     </w:p>
     <w:p>
       <w:pPr>
+        <w:wordWrap w:val="1"/>
         <w:spacing w:before="0" w:after="60" w:line="288" w:lineRule="auto"/>
         <w:ind w:left="512" w:firstLine="0"/>
       </w:pPr>
@@ -6981,6 +7238,7 @@
     </w:p>
     <w:p>
       <w:pPr>
+        <w:wordWrap w:val="0"/>
         <w:spacing w:before="20" w:after="120" w:line="288" w:lineRule="auto"/>
         <w:ind w:left="312"/>
       </w:pPr>
@@ -7000,6 +7258,7 @@
       <w:pPr>
         <w:keepNext/>
         <w:shd w:val="clear" w:color="auto" w:fill="DEEAF6"/>
+        <w:wordWrap w:val="0"/>
         <w:spacing w:before="200" w:after="80" w:line="300" w:lineRule="auto"/>
         <w:ind w:left="80"/>
       </w:pPr>
@@ -7017,6 +7276,7 @@
     </w:p>
     <w:p>
       <w:pPr>
+        <w:wordWrap w:val="0"/>
         <w:spacing w:before="0" w:after="80" w:line="324" w:lineRule="auto"/>
         <w:ind w:left="312" w:hanging="312"/>
       </w:pPr>
@@ -7067,6 +7327,7 @@
     </w:p>
     <w:p>
       <w:pPr>
+        <w:wordWrap w:val="0"/>
         <w:spacing w:before="0" w:after="80" w:line="324" w:lineRule="auto"/>
         <w:ind w:left="312" w:hanging="312"/>
       </w:pPr>
@@ -7095,6 +7356,7 @@
     </w:p>
     <w:p>
       <w:pPr>
+        <w:wordWrap w:val="0"/>
         <w:spacing w:before="0" w:after="80" w:line="324" w:lineRule="auto"/>
         <w:ind w:left="312" w:hanging="312"/>
       </w:pPr>
@@ -7189,6 +7451,7 @@
     </w:p>
     <w:p>
       <w:pPr>
+        <w:wordWrap w:val="0"/>
         <w:spacing w:before="0" w:after="80" w:line="324" w:lineRule="auto"/>
         <w:ind w:left="312" w:hanging="312"/>
       </w:pPr>
@@ -7228,6 +7491,8 @@
     </w:p>
     <w:p>
       <w:pPr>
+        <w:keepNext/>
+        <w:wordWrap w:val="0"/>
         <w:spacing w:before="40" w:after="0" w:line="288" w:lineRule="auto"/>
         <w:ind w:left="312" w:firstLine="0"/>
       </w:pPr>
@@ -7245,6 +7510,7 @@
     </w:p>
     <w:p>
       <w:pPr>
+        <w:wordWrap w:val="1"/>
         <w:spacing w:before="0" w:after="0" w:line="288" w:lineRule="auto"/>
         <w:ind w:left="512" w:firstLine="0"/>
       </w:pPr>
@@ -7264,6 +7530,7 @@
     </w:p>
     <w:p>
       <w:pPr>
+        <w:wordWrap w:val="1"/>
         <w:spacing w:before="0" w:after="0" w:line="288" w:lineRule="auto"/>
         <w:ind w:left="512" w:firstLine="0"/>
       </w:pPr>
@@ -7283,6 +7550,7 @@
     </w:p>
     <w:p>
       <w:pPr>
+        <w:wordWrap w:val="1"/>
         <w:spacing w:before="0" w:after="60" w:line="288" w:lineRule="auto"/>
         <w:ind w:left="512" w:firstLine="0"/>
       </w:pPr>
@@ -7302,6 +7570,7 @@
     </w:p>
     <w:p>
       <w:pPr>
+        <w:wordWrap w:val="0"/>
         <w:spacing w:before="20" w:after="120" w:line="288" w:lineRule="auto"/>
         <w:ind w:left="312"/>
       </w:pPr>
@@ -7321,6 +7590,7 @@
       <w:pPr>
         <w:keepNext/>
         <w:shd w:val="clear" w:color="auto" w:fill="DEEAF6"/>
+        <w:wordWrap w:val="0"/>
         <w:spacing w:before="200" w:after="80" w:line="300" w:lineRule="auto"/>
         <w:ind w:left="80"/>
       </w:pPr>
@@ -7338,6 +7608,7 @@
     </w:p>
     <w:p>
       <w:pPr>
+        <w:wordWrap w:val="0"/>
         <w:spacing w:before="0" w:after="80" w:line="324" w:lineRule="auto"/>
         <w:ind w:left="312" w:hanging="312"/>
       </w:pPr>
@@ -7388,6 +7659,7 @@
     </w:p>
     <w:p>
       <w:pPr>
+        <w:wordWrap w:val="0"/>
         <w:spacing w:before="0" w:after="80" w:line="324" w:lineRule="auto"/>
         <w:ind w:left="312" w:hanging="312"/>
       </w:pPr>
@@ -7449,6 +7721,7 @@
     </w:p>
     <w:p>
       <w:pPr>
+        <w:wordWrap w:val="0"/>
         <w:spacing w:before="0" w:after="80" w:line="324" w:lineRule="auto"/>
         <w:ind w:left="312" w:hanging="312"/>
       </w:pPr>
@@ -7543,6 +7816,7 @@
     </w:p>
     <w:p>
       <w:pPr>
+        <w:wordWrap w:val="0"/>
         <w:spacing w:before="0" w:after="80" w:line="324" w:lineRule="auto"/>
         <w:ind w:left="312" w:hanging="312"/>
       </w:pPr>
@@ -7582,6 +7856,8 @@
     </w:p>
     <w:p>
       <w:pPr>
+        <w:keepNext/>
+        <w:wordWrap w:val="0"/>
         <w:spacing w:before="40" w:after="0" w:line="288" w:lineRule="auto"/>
         <w:ind w:left="312" w:firstLine="0"/>
       </w:pPr>
@@ -7599,6 +7875,7 @@
     </w:p>
     <w:p>
       <w:pPr>
+        <w:wordWrap w:val="1"/>
         <w:spacing w:before="0" w:after="0" w:line="288" w:lineRule="auto"/>
         <w:ind w:left="512" w:firstLine="0"/>
       </w:pPr>
@@ -7618,6 +7895,7 @@
     </w:p>
     <w:p>
       <w:pPr>
+        <w:wordWrap w:val="1"/>
         <w:spacing w:before="0" w:after="0" w:line="288" w:lineRule="auto"/>
         <w:ind w:left="512" w:firstLine="0"/>
       </w:pPr>
@@ -7637,6 +7915,7 @@
     </w:p>
     <w:p>
       <w:pPr>
+        <w:wordWrap w:val="1"/>
         <w:spacing w:before="0" w:after="60" w:line="288" w:lineRule="auto"/>
         <w:ind w:left="512" w:firstLine="0"/>
       </w:pPr>
@@ -7656,6 +7935,7 @@
     </w:p>
     <w:p>
       <w:pPr>
+        <w:wordWrap w:val="0"/>
         <w:spacing w:before="20" w:after="120" w:line="288" w:lineRule="auto"/>
         <w:ind w:left="312"/>
       </w:pPr>
@@ -7675,6 +7955,7 @@
       <w:pPr>
         <w:keepNext/>
         <w:shd w:val="clear" w:color="auto" w:fill="DEEAF6"/>
+        <w:wordWrap w:val="0"/>
         <w:spacing w:before="200" w:after="80" w:line="300" w:lineRule="auto"/>
         <w:ind w:left="80"/>
       </w:pPr>
@@ -7692,6 +7973,7 @@
     </w:p>
     <w:p>
       <w:pPr>
+        <w:wordWrap w:val="0"/>
         <w:spacing w:before="0" w:after="80" w:line="324" w:lineRule="auto"/>
         <w:ind w:left="312" w:hanging="312"/>
       </w:pPr>
@@ -7786,6 +8068,7 @@
     </w:p>
     <w:p>
       <w:pPr>
+        <w:wordWrap w:val="0"/>
         <w:spacing w:before="0" w:after="80" w:line="324" w:lineRule="auto"/>
         <w:ind w:left="312" w:hanging="312"/>
       </w:pPr>
@@ -7825,6 +8108,7 @@
     </w:p>
     <w:p>
       <w:pPr>
+        <w:wordWrap w:val="0"/>
         <w:spacing w:before="0" w:after="80" w:line="324" w:lineRule="auto"/>
         <w:ind w:left="312" w:hanging="312"/>
       </w:pPr>
@@ -7886,6 +8170,8 @@
     </w:p>
     <w:p>
       <w:pPr>
+        <w:keepNext/>
+        <w:wordWrap w:val="0"/>
         <w:spacing w:before="40" w:after="0" w:line="288" w:lineRule="auto"/>
         <w:ind w:left="312" w:firstLine="0"/>
       </w:pPr>
@@ -7903,6 +8189,7 @@
     </w:p>
     <w:p>
       <w:pPr>
+        <w:wordWrap w:val="1"/>
         <w:spacing w:before="0" w:after="0" w:line="288" w:lineRule="auto"/>
         <w:ind w:left="512" w:firstLine="0"/>
       </w:pPr>
@@ -7922,6 +8209,7 @@
     </w:p>
     <w:p>
       <w:pPr>
+        <w:wordWrap w:val="1"/>
         <w:spacing w:before="0" w:after="60" w:line="288" w:lineRule="auto"/>
         <w:ind w:left="512" w:firstLine="0"/>
       </w:pPr>
@@ -7941,6 +8229,7 @@
     </w:p>
     <w:p>
       <w:pPr>
+        <w:wordWrap w:val="0"/>
         <w:spacing w:before="20" w:after="120" w:line="288" w:lineRule="auto"/>
         <w:ind w:left="312"/>
       </w:pPr>
@@ -7960,6 +8249,7 @@
       <w:pPr>
         <w:keepNext/>
         <w:shd w:val="clear" w:color="auto" w:fill="DEEAF6"/>
+        <w:wordWrap w:val="0"/>
         <w:spacing w:before="200" w:after="80" w:line="300" w:lineRule="auto"/>
         <w:ind w:left="80"/>
       </w:pPr>
@@ -7977,6 +8267,7 @@
     </w:p>
     <w:p>
       <w:pPr>
+        <w:wordWrap w:val="0"/>
         <w:spacing w:before="0" w:after="80" w:line="324" w:lineRule="auto"/>
         <w:ind w:left="312" w:hanging="312"/>
       </w:pPr>
@@ -8049,6 +8340,7 @@
     </w:p>
     <w:p>
       <w:pPr>
+        <w:wordWrap w:val="0"/>
         <w:spacing w:before="0" w:after="80" w:line="324" w:lineRule="auto"/>
         <w:ind w:left="312" w:hanging="312"/>
       </w:pPr>
@@ -8121,6 +8413,7 @@
     </w:p>
     <w:p>
       <w:pPr>
+        <w:wordWrap w:val="0"/>
         <w:spacing w:before="0" w:after="80" w:line="324" w:lineRule="auto"/>
         <w:ind w:left="312" w:hanging="312"/>
       </w:pPr>
@@ -8160,6 +8453,8 @@
     </w:p>
     <w:p>
       <w:pPr>
+        <w:keepNext/>
+        <w:wordWrap w:val="0"/>
         <w:spacing w:before="40" w:after="0" w:line="288" w:lineRule="auto"/>
         <w:ind w:left="312" w:firstLine="0"/>
       </w:pPr>
@@ -8177,6 +8472,7 @@
     </w:p>
     <w:p>
       <w:pPr>
+        <w:wordWrap w:val="1"/>
         <w:spacing w:before="0" w:after="60" w:line="288" w:lineRule="auto"/>
         <w:ind w:left="512" w:firstLine="0"/>
       </w:pPr>
@@ -8196,6 +8492,7 @@
     </w:p>
     <w:p>
       <w:pPr>
+        <w:wordWrap w:val="0"/>
         <w:spacing w:before="20" w:after="120" w:line="288" w:lineRule="auto"/>
         <w:ind w:left="312"/>
       </w:pPr>
@@ -8215,6 +8512,7 @@
       <w:pPr>
         <w:keepNext/>
         <w:shd w:val="clear" w:color="auto" w:fill="DEEAF6"/>
+        <w:wordWrap w:val="0"/>
         <w:spacing w:before="200" w:after="80" w:line="300" w:lineRule="auto"/>
         <w:ind w:left="80"/>
       </w:pPr>
@@ -8232,6 +8530,7 @@
     </w:p>
     <w:p>
       <w:pPr>
+        <w:wordWrap w:val="0"/>
         <w:spacing w:before="0" w:after="80" w:line="324" w:lineRule="auto"/>
         <w:ind w:left="312" w:hanging="312"/>
       </w:pPr>
@@ -8337,6 +8636,7 @@
     </w:p>
     <w:p>
       <w:pPr>
+        <w:wordWrap w:val="0"/>
         <w:spacing w:before="0" w:after="80" w:line="324" w:lineRule="auto"/>
         <w:ind w:left="312" w:hanging="312"/>
       </w:pPr>
@@ -8409,6 +8709,7 @@
     </w:p>
     <w:p>
       <w:pPr>
+        <w:wordWrap w:val="0"/>
         <w:spacing w:before="0" w:after="80" w:line="324" w:lineRule="auto"/>
         <w:ind w:left="312" w:hanging="312"/>
       </w:pPr>
@@ -8492,6 +8793,7 @@
     </w:p>
     <w:p>
       <w:pPr>
+        <w:wordWrap w:val="0"/>
         <w:spacing w:before="0" w:after="80" w:line="324" w:lineRule="auto"/>
         <w:ind w:left="312" w:hanging="312"/>
       </w:pPr>
@@ -8531,6 +8833,8 @@
     </w:p>
     <w:p>
       <w:pPr>
+        <w:keepNext/>
+        <w:wordWrap w:val="0"/>
         <w:spacing w:before="40" w:after="0" w:line="288" w:lineRule="auto"/>
         <w:ind w:left="312" w:firstLine="0"/>
       </w:pPr>
@@ -8548,6 +8852,7 @@
     </w:p>
     <w:p>
       <w:pPr>
+        <w:wordWrap w:val="1"/>
         <w:spacing w:before="0" w:after="0" w:line="288" w:lineRule="auto"/>
         <w:ind w:left="512" w:firstLine="0"/>
       </w:pPr>
@@ -8567,6 +8872,7 @@
     </w:p>
     <w:p>
       <w:pPr>
+        <w:wordWrap w:val="1"/>
         <w:spacing w:before="0" w:after="0" w:line="288" w:lineRule="auto"/>
         <w:ind w:left="512" w:firstLine="0"/>
       </w:pPr>
@@ -8586,6 +8892,7 @@
     </w:p>
     <w:p>
       <w:pPr>
+        <w:wordWrap w:val="1"/>
         <w:spacing w:before="0" w:after="60" w:line="288" w:lineRule="auto"/>
         <w:ind w:left="512" w:firstLine="0"/>
       </w:pPr>
@@ -8605,6 +8912,7 @@
     </w:p>
     <w:p>
       <w:pPr>
+        <w:wordWrap w:val="0"/>
         <w:spacing w:before="20" w:after="120" w:line="288" w:lineRule="auto"/>
         <w:ind w:left="312"/>
       </w:pPr>
@@ -8624,6 +8932,7 @@
       <w:pPr>
         <w:keepNext/>
         <w:shd w:val="clear" w:color="auto" w:fill="DEEAF6"/>
+        <w:wordWrap w:val="0"/>
         <w:spacing w:before="200" w:after="80" w:line="300" w:lineRule="auto"/>
         <w:ind w:left="80"/>
       </w:pPr>
@@ -8641,6 +8950,7 @@
     </w:p>
     <w:p>
       <w:pPr>
+        <w:wordWrap w:val="0"/>
         <w:spacing w:before="0" w:after="80" w:line="324" w:lineRule="auto"/>
         <w:ind w:left="312" w:hanging="312"/>
       </w:pPr>
@@ -8713,6 +9023,7 @@
     </w:p>
     <w:p>
       <w:pPr>
+        <w:wordWrap w:val="0"/>
         <w:spacing w:before="0" w:after="80" w:line="324" w:lineRule="auto"/>
         <w:ind w:left="312" w:hanging="312"/>
       </w:pPr>
@@ -8785,6 +9096,7 @@
     </w:p>
     <w:p>
       <w:pPr>
+        <w:wordWrap w:val="0"/>
         <w:spacing w:before="0" w:after="80" w:line="324" w:lineRule="auto"/>
         <w:ind w:left="312" w:hanging="312"/>
       </w:pPr>
@@ -8824,6 +9136,8 @@
     </w:p>
     <w:p>
       <w:pPr>
+        <w:keepNext/>
+        <w:wordWrap w:val="0"/>
         <w:spacing w:before="40" w:after="0" w:line="288" w:lineRule="auto"/>
         <w:ind w:left="312" w:firstLine="0"/>
       </w:pPr>
@@ -8841,6 +9155,7 @@
     </w:p>
     <w:p>
       <w:pPr>
+        <w:wordWrap w:val="1"/>
         <w:spacing w:before="0" w:after="0" w:line="288" w:lineRule="auto"/>
         <w:ind w:left="512" w:firstLine="0"/>
       </w:pPr>
@@ -8860,6 +9175,7 @@
     </w:p>
     <w:p>
       <w:pPr>
+        <w:wordWrap w:val="1"/>
         <w:spacing w:before="0" w:after="60" w:line="288" w:lineRule="auto"/>
         <w:ind w:left="512" w:firstLine="0"/>
       </w:pPr>
@@ -8879,6 +9195,7 @@
     </w:p>
     <w:p>
       <w:pPr>
+        <w:wordWrap w:val="0"/>
         <w:spacing w:before="20" w:after="120" w:line="288" w:lineRule="auto"/>
         <w:ind w:left="312"/>
       </w:pPr>
@@ -8898,6 +9215,7 @@
       <w:pPr>
         <w:keepNext/>
         <w:shd w:val="clear" w:color="auto" w:fill="DEEAF6"/>
+        <w:wordWrap w:val="0"/>
         <w:spacing w:before="200" w:after="80" w:line="300" w:lineRule="auto"/>
         <w:ind w:left="80"/>
       </w:pPr>
@@ -8915,6 +9233,7 @@
     </w:p>
     <w:p>
       <w:pPr>
+        <w:wordWrap w:val="0"/>
         <w:spacing w:before="0" w:after="80" w:line="324" w:lineRule="auto"/>
         <w:ind w:left="312" w:hanging="312"/>
       </w:pPr>
@@ -8965,6 +9284,7 @@
     </w:p>
     <w:p>
       <w:pPr>
+        <w:wordWrap w:val="0"/>
         <w:spacing w:before="0" w:after="80" w:line="324" w:lineRule="auto"/>
         <w:ind w:left="312" w:hanging="312"/>
       </w:pPr>
@@ -8993,6 +9313,7 @@
     </w:p>
     <w:p>
       <w:pPr>
+        <w:wordWrap w:val="0"/>
         <w:spacing w:before="0" w:after="80" w:line="324" w:lineRule="auto"/>
         <w:ind w:left="312" w:hanging="312"/>
       </w:pPr>
@@ -9076,6 +9397,8 @@
     </w:p>
     <w:p>
       <w:pPr>
+        <w:keepNext/>
+        <w:wordWrap w:val="0"/>
         <w:spacing w:before="40" w:after="0" w:line="288" w:lineRule="auto"/>
         <w:ind w:left="312" w:firstLine="0"/>
       </w:pPr>
@@ -9093,6 +9416,7 @@
     </w:p>
     <w:p>
       <w:pPr>
+        <w:wordWrap w:val="1"/>
         <w:spacing w:before="0" w:after="0" w:line="288" w:lineRule="auto"/>
         <w:ind w:left="512" w:firstLine="0"/>
       </w:pPr>
@@ -9112,6 +9436,7 @@
     </w:p>
     <w:p>
       <w:pPr>
+        <w:wordWrap w:val="1"/>
         <w:spacing w:before="0" w:after="60" w:line="288" w:lineRule="auto"/>
         <w:ind w:left="512" w:firstLine="0"/>
       </w:pPr>
@@ -9131,6 +9456,7 @@
     </w:p>
     <w:p>
       <w:pPr>
+        <w:wordWrap w:val="0"/>
         <w:spacing w:before="20" w:after="120" w:line="288" w:lineRule="auto"/>
         <w:ind w:left="312"/>
       </w:pPr>
@@ -9152,7 +9478,8 @@
         <w:pBdr>
           <w:bottom w:val="single" w:sz="8" w:space="2" w:color="1F4E79"/>
         </w:pBdr>
-        <w:spacing w:before="260" w:after="120"/>
+        <w:wordWrap w:val="0"/>
+        <w:spacing w:before="260" w:after="100"/>
       </w:pPr>
       <w:r>
         <w:rPr>
@@ -9181,6 +9508,7 @@
       <w:pPr>
         <w:keepNext/>
         <w:shd w:val="clear" w:color="auto" w:fill="DEEAF6"/>
+        <w:wordWrap w:val="0"/>
         <w:spacing w:before="80" w:after="80" w:line="300" w:lineRule="auto"/>
         <w:ind w:left="80"/>
       </w:pPr>
@@ -9198,6 +9526,7 @@
     </w:p>
     <w:p>
       <w:pPr>
+        <w:wordWrap w:val="0"/>
         <w:spacing w:before="0" w:after="80" w:line="324" w:lineRule="auto"/>
         <w:ind w:left="312"/>
       </w:pPr>
@@ -9215,6 +9544,7 @@
     </w:p>
     <w:p>
       <w:pPr>
+        <w:wordWrap w:val="0"/>
         <w:spacing w:before="0" w:after="80" w:line="324" w:lineRule="auto"/>
         <w:ind w:left="312" w:hanging="312"/>
       </w:pPr>
@@ -9298,6 +9628,7 @@
     </w:p>
     <w:p>
       <w:pPr>
+        <w:wordWrap w:val="0"/>
         <w:spacing w:before="0" w:after="80" w:line="324" w:lineRule="auto"/>
         <w:ind w:left="312" w:hanging="312"/>
       </w:pPr>
@@ -9381,6 +9712,7 @@
     </w:p>
     <w:p>
       <w:pPr>
+        <w:wordWrap w:val="0"/>
         <w:spacing w:before="0" w:after="80" w:line="324" w:lineRule="auto"/>
         <w:ind w:left="312" w:hanging="312"/>
       </w:pPr>
@@ -9442,6 +9774,7 @@
     </w:p>
     <w:p>
       <w:pPr>
+        <w:wordWrap w:val="0"/>
         <w:spacing w:before="0" w:after="80" w:line="324" w:lineRule="auto"/>
         <w:ind w:left="312" w:hanging="312"/>
       </w:pPr>
@@ -9635,6 +9968,7 @@
     </w:p>
     <w:p>
       <w:pPr>
+        <w:wordWrap w:val="0"/>
         <w:spacing w:before="0" w:after="80" w:line="324" w:lineRule="auto"/>
         <w:ind w:left="312" w:hanging="312"/>
       </w:pPr>
@@ -9696,6 +10030,7 @@
     </w:p>
     <w:p>
       <w:pPr>
+        <w:wordWrap w:val="0"/>
         <w:spacing w:before="0" w:after="80" w:line="324" w:lineRule="auto"/>
         <w:ind w:left="312" w:hanging="312"/>
       </w:pPr>
@@ -9779,6 +10114,7 @@
     </w:p>
     <w:p>
       <w:pPr>
+        <w:wordWrap w:val="0"/>
         <w:spacing w:before="0" w:after="80" w:line="324" w:lineRule="auto"/>
         <w:ind w:left="312" w:hanging="312"/>
       </w:pPr>
@@ -9818,6 +10154,8 @@
     </w:p>
     <w:p>
       <w:pPr>
+        <w:keepNext/>
+        <w:wordWrap w:val="0"/>
         <w:spacing w:before="40" w:after="0" w:line="288" w:lineRule="auto"/>
         <w:ind w:left="312" w:firstLine="0"/>
       </w:pPr>
@@ -9835,6 +10173,7 @@
     </w:p>
     <w:p>
       <w:pPr>
+        <w:wordWrap w:val="1"/>
         <w:spacing w:before="0" w:after="0" w:line="288" w:lineRule="auto"/>
         <w:ind w:left="512" w:firstLine="0"/>
       </w:pPr>
@@ -9854,6 +10193,7 @@
     </w:p>
     <w:p>
       <w:pPr>
+        <w:wordWrap w:val="1"/>
         <w:spacing w:before="0" w:after="0" w:line="288" w:lineRule="auto"/>
         <w:ind w:left="512" w:firstLine="0"/>
       </w:pPr>
@@ -9873,6 +10213,7 @@
     </w:p>
     <w:p>
       <w:pPr>
+        <w:wordWrap w:val="1"/>
         <w:spacing w:before="0" w:after="0" w:line="288" w:lineRule="auto"/>
         <w:ind w:left="512" w:firstLine="0"/>
       </w:pPr>
@@ -9892,6 +10233,7 @@
     </w:p>
     <w:p>
       <w:pPr>
+        <w:wordWrap w:val="1"/>
         <w:spacing w:before="0" w:after="0" w:line="288" w:lineRule="auto"/>
         <w:ind w:left="512" w:firstLine="0"/>
       </w:pPr>
@@ -9911,6 +10253,7 @@
     </w:p>
     <w:p>
       <w:pPr>
+        <w:wordWrap w:val="1"/>
         <w:spacing w:before="0" w:after="60" w:line="288" w:lineRule="auto"/>
         <w:ind w:left="512" w:firstLine="0"/>
       </w:pPr>
@@ -9930,6 +10273,7 @@
     </w:p>
     <w:p>
       <w:pPr>
+        <w:wordWrap w:val="0"/>
         <w:spacing w:before="20" w:after="120" w:line="288" w:lineRule="auto"/>
         <w:ind w:left="312"/>
       </w:pPr>
@@ -9949,6 +10293,7 @@
       <w:pPr>
         <w:keepNext/>
         <w:shd w:val="clear" w:color="auto" w:fill="DEEAF6"/>
+        <w:wordWrap w:val="0"/>
         <w:spacing w:before="200" w:after="80" w:line="300" w:lineRule="auto"/>
         <w:ind w:left="80"/>
       </w:pPr>
@@ -9966,6 +10311,7 @@
     </w:p>
     <w:p>
       <w:pPr>
+        <w:wordWrap w:val="0"/>
         <w:spacing w:before="0" w:after="80" w:line="324" w:lineRule="auto"/>
         <w:ind w:left="312" w:hanging="312"/>
       </w:pPr>
@@ -10049,6 +10395,7 @@
     </w:p>
     <w:p>
       <w:pPr>
+        <w:wordWrap w:val="0"/>
         <w:spacing w:before="0" w:after="80" w:line="324" w:lineRule="auto"/>
         <w:ind w:left="312" w:hanging="312"/>
       </w:pPr>
@@ -10132,6 +10479,7 @@
     </w:p>
     <w:p>
       <w:pPr>
+        <w:wordWrap w:val="0"/>
         <w:spacing w:before="0" w:after="80" w:line="324" w:lineRule="auto"/>
         <w:ind w:left="312" w:hanging="312"/>
       </w:pPr>
@@ -10193,6 +10541,8 @@
     </w:p>
     <w:p>
       <w:pPr>
+        <w:keepNext/>
+        <w:wordWrap w:val="0"/>
         <w:spacing w:before="40" w:after="0" w:line="288" w:lineRule="auto"/>
         <w:ind w:left="312" w:firstLine="0"/>
       </w:pPr>
@@ -10210,6 +10560,7 @@
     </w:p>
     <w:p>
       <w:pPr>
+        <w:wordWrap w:val="1"/>
         <w:spacing w:before="0" w:after="0" w:line="288" w:lineRule="auto"/>
         <w:ind w:left="512" w:firstLine="0"/>
       </w:pPr>
@@ -10229,6 +10580,7 @@
     </w:p>
     <w:p>
       <w:pPr>
+        <w:wordWrap w:val="1"/>
         <w:spacing w:before="0" w:after="60" w:line="288" w:lineRule="auto"/>
         <w:ind w:left="512" w:firstLine="0"/>
       </w:pPr>
@@ -10248,6 +10600,7 @@
     </w:p>
     <w:p>
       <w:pPr>
+        <w:wordWrap w:val="0"/>
         <w:spacing w:before="20" w:after="120" w:line="288" w:lineRule="auto"/>
         <w:ind w:left="312"/>
       </w:pPr>
@@ -10267,6 +10620,7 @@
       <w:pPr>
         <w:keepNext/>
         <w:shd w:val="clear" w:color="auto" w:fill="DEEAF6"/>
+        <w:wordWrap w:val="0"/>
         <w:spacing w:before="200" w:after="80" w:line="300" w:lineRule="auto"/>
         <w:ind w:left="80"/>
       </w:pPr>
@@ -10284,6 +10638,7 @@
     </w:p>
     <w:p>
       <w:pPr>
+        <w:wordWrap w:val="0"/>
         <w:spacing w:before="0" w:after="80" w:line="324" w:lineRule="auto"/>
         <w:ind w:left="312" w:hanging="312"/>
       </w:pPr>
@@ -10323,6 +10678,7 @@
     </w:p>
     <w:p>
       <w:pPr>
+        <w:wordWrap w:val="0"/>
         <w:spacing w:before="0" w:after="80" w:line="324" w:lineRule="auto"/>
         <w:ind w:left="312" w:hanging="312"/>
       </w:pPr>
@@ -10395,6 +10751,7 @@
     </w:p>
     <w:p>
       <w:pPr>
+        <w:wordWrap w:val="0"/>
         <w:spacing w:before="0" w:after="80" w:line="324" w:lineRule="auto"/>
         <w:ind w:left="312" w:hanging="312"/>
       </w:pPr>
@@ -10478,6 +10835,8 @@
     </w:p>
     <w:p>
       <w:pPr>
+        <w:keepNext/>
+        <w:wordWrap w:val="0"/>
         <w:spacing w:before="40" w:after="0" w:line="288" w:lineRule="auto"/>
         <w:ind w:left="312" w:firstLine="0"/>
       </w:pPr>
@@ -10495,6 +10854,7 @@
     </w:p>
     <w:p>
       <w:pPr>
+        <w:wordWrap w:val="1"/>
         <w:spacing w:before="0" w:after="60" w:line="288" w:lineRule="auto"/>
         <w:ind w:left="512" w:firstLine="0"/>
       </w:pPr>
@@ -10514,6 +10874,7 @@
     </w:p>
     <w:p>
       <w:pPr>
+        <w:wordWrap w:val="0"/>
         <w:spacing w:before="20" w:after="120" w:line="288" w:lineRule="auto"/>
         <w:ind w:left="312"/>
       </w:pPr>
@@ -10533,6 +10894,7 @@
       <w:pPr>
         <w:keepNext/>
         <w:shd w:val="clear" w:color="auto" w:fill="DEEAF6"/>
+        <w:wordWrap w:val="0"/>
         <w:spacing w:before="200" w:after="80" w:line="300" w:lineRule="auto"/>
         <w:ind w:left="80"/>
       </w:pPr>
@@ -10550,6 +10912,7 @@
     </w:p>
     <w:p>
       <w:pPr>
+        <w:wordWrap w:val="0"/>
         <w:spacing w:before="0" w:after="80" w:line="324" w:lineRule="auto"/>
         <w:ind w:left="312" w:hanging="312"/>
       </w:pPr>
@@ -10644,6 +11007,7 @@
     </w:p>
     <w:p>
       <w:pPr>
+        <w:wordWrap w:val="0"/>
         <w:spacing w:before="0" w:after="80" w:line="324" w:lineRule="auto"/>
         <w:ind w:left="312" w:hanging="312"/>
       </w:pPr>
@@ -10683,6 +11047,8 @@
     </w:p>
     <w:p>
       <w:pPr>
+        <w:keepNext/>
+        <w:wordWrap w:val="0"/>
         <w:spacing w:before="40" w:after="0" w:line="288" w:lineRule="auto"/>
         <w:ind w:left="312" w:firstLine="0"/>
       </w:pPr>
@@ -10700,6 +11066,7 @@
     </w:p>
     <w:p>
       <w:pPr>
+        <w:wordWrap w:val="1"/>
         <w:spacing w:before="0" w:after="60" w:line="288" w:lineRule="auto"/>
         <w:ind w:left="512" w:firstLine="0"/>
       </w:pPr>
@@ -10719,6 +11086,7 @@
     </w:p>
     <w:p>
       <w:pPr>
+        <w:wordWrap w:val="0"/>
         <w:spacing w:before="20" w:after="120" w:line="288" w:lineRule="auto"/>
         <w:ind w:left="312"/>
       </w:pPr>
@@ -10738,6 +11106,7 @@
       <w:pPr>
         <w:keepNext/>
         <w:shd w:val="clear" w:color="auto" w:fill="DEEAF6"/>
+        <w:wordWrap w:val="0"/>
         <w:spacing w:before="200" w:after="80" w:line="300" w:lineRule="auto"/>
         <w:ind w:left="80"/>
       </w:pPr>
@@ -10755,6 +11124,7 @@
     </w:p>
     <w:p>
       <w:pPr>
+        <w:wordWrap w:val="0"/>
         <w:spacing w:before="0" w:after="80" w:line="324" w:lineRule="auto"/>
         <w:ind w:left="312" w:hanging="312"/>
       </w:pPr>
@@ -10882,6 +11252,7 @@
     </w:p>
     <w:p>
       <w:pPr>
+        <w:wordWrap w:val="0"/>
         <w:spacing w:before="0" w:after="80" w:line="324" w:lineRule="auto"/>
         <w:ind w:left="312" w:hanging="312"/>
       </w:pPr>
@@ -10932,6 +11303,7 @@
     </w:p>
     <w:p>
       <w:pPr>
+        <w:wordWrap w:val="0"/>
         <w:spacing w:before="0" w:after="80" w:line="324" w:lineRule="auto"/>
         <w:ind w:left="312" w:hanging="312"/>
       </w:pPr>
@@ -10982,6 +11354,7 @@
     </w:p>
     <w:p>
       <w:pPr>
+        <w:wordWrap w:val="0"/>
         <w:spacing w:before="0" w:after="80" w:line="324" w:lineRule="auto"/>
         <w:ind w:left="312" w:hanging="312"/>
       </w:pPr>
@@ -11043,6 +11416,8 @@
     </w:p>
     <w:p>
       <w:pPr>
+        <w:keepNext/>
+        <w:wordWrap w:val="0"/>
         <w:spacing w:before="40" w:after="0" w:line="288" w:lineRule="auto"/>
         <w:ind w:left="312" w:firstLine="0"/>
       </w:pPr>
@@ -11060,6 +11435,7 @@
     </w:p>
     <w:p>
       <w:pPr>
+        <w:wordWrap w:val="1"/>
         <w:spacing w:before="0" w:after="0" w:line="288" w:lineRule="auto"/>
         <w:ind w:left="512" w:firstLine="0"/>
       </w:pPr>
@@ -11079,6 +11455,7 @@
     </w:p>
     <w:p>
       <w:pPr>
+        <w:wordWrap w:val="1"/>
         <w:spacing w:before="0" w:after="60" w:line="288" w:lineRule="auto"/>
         <w:ind w:left="512" w:firstLine="0"/>
       </w:pPr>
@@ -11098,6 +11475,7 @@
     </w:p>
     <w:p>
       <w:pPr>
+        <w:wordWrap w:val="0"/>
         <w:spacing w:before="20" w:after="120" w:line="288" w:lineRule="auto"/>
         <w:ind w:left="312"/>
       </w:pPr>
@@ -11117,6 +11495,7 @@
       <w:pPr>
         <w:keepNext/>
         <w:shd w:val="clear" w:color="auto" w:fill="DEEAF6"/>
+        <w:wordWrap w:val="0"/>
         <w:spacing w:before="200" w:after="80" w:line="300" w:lineRule="auto"/>
         <w:ind w:left="80"/>
       </w:pPr>
@@ -11134,6 +11513,7 @@
     </w:p>
     <w:p>
       <w:pPr>
+        <w:wordWrap w:val="0"/>
         <w:spacing w:before="0" w:after="80" w:line="324" w:lineRule="auto"/>
         <w:ind w:left="312"/>
       </w:pPr>
@@ -11173,6 +11553,7 @@
     </w:p>
     <w:p>
       <w:pPr>
+        <w:wordWrap w:val="0"/>
         <w:spacing w:before="0" w:after="80" w:line="324" w:lineRule="auto"/>
         <w:ind w:left="312" w:hanging="312"/>
       </w:pPr>
@@ -11300,6 +11681,7 @@
     </w:p>
     <w:p>
       <w:pPr>
+        <w:wordWrap w:val="0"/>
         <w:spacing w:before="0" w:after="80" w:line="324" w:lineRule="auto"/>
         <w:ind w:left="312" w:hanging="312"/>
       </w:pPr>
@@ -11383,6 +11765,7 @@
     </w:p>
     <w:p>
       <w:pPr>
+        <w:wordWrap w:val="0"/>
         <w:spacing w:before="0" w:after="80" w:line="324" w:lineRule="auto"/>
         <w:ind w:left="312" w:hanging="312"/>
       </w:pPr>
@@ -11444,6 +11827,8 @@
     </w:p>
     <w:p>
       <w:pPr>
+        <w:keepNext/>
+        <w:wordWrap w:val="0"/>
         <w:spacing w:before="40" w:after="0" w:line="288" w:lineRule="auto"/>
         <w:ind w:left="312" w:firstLine="0"/>
       </w:pPr>
@@ -11461,6 +11846,7 @@
     </w:p>
     <w:p>
       <w:pPr>
+        <w:wordWrap w:val="1"/>
         <w:spacing w:before="0" w:after="0" w:line="288" w:lineRule="auto"/>
         <w:ind w:left="512" w:firstLine="0"/>
       </w:pPr>
@@ -11480,6 +11866,7 @@
     </w:p>
     <w:p>
       <w:pPr>
+        <w:wordWrap w:val="1"/>
         <w:spacing w:before="0" w:after="0" w:line="288" w:lineRule="auto"/>
         <w:ind w:left="512" w:firstLine="0"/>
       </w:pPr>
@@ -11499,6 +11886,7 @@
     </w:p>
     <w:p>
       <w:pPr>
+        <w:wordWrap w:val="1"/>
         <w:spacing w:before="0" w:after="60" w:line="288" w:lineRule="auto"/>
         <w:ind w:left="512" w:firstLine="0"/>
       </w:pPr>
@@ -11518,6 +11906,7 @@
     </w:p>
     <w:p>
       <w:pPr>
+        <w:wordWrap w:val="0"/>
         <w:spacing w:before="20" w:after="120" w:line="288" w:lineRule="auto"/>
         <w:ind w:left="312"/>
       </w:pPr>
@@ -11537,6 +11926,7 @@
       <w:pPr>
         <w:keepNext/>
         <w:shd w:val="clear" w:color="auto" w:fill="DEEAF6"/>
+        <w:wordWrap w:val="0"/>
         <w:spacing w:before="200" w:after="80" w:line="300" w:lineRule="auto"/>
         <w:ind w:left="80"/>
       </w:pPr>
@@ -11554,6 +11944,7 @@
     </w:p>
     <w:p>
       <w:pPr>
+        <w:wordWrap w:val="0"/>
         <w:spacing w:before="0" w:after="80" w:line="324" w:lineRule="auto"/>
         <w:ind w:left="312" w:hanging="312"/>
       </w:pPr>
@@ -11604,6 +11995,7 @@
     </w:p>
     <w:p>
       <w:pPr>
+        <w:wordWrap w:val="0"/>
         <w:spacing w:before="0" w:after="80" w:line="324" w:lineRule="auto"/>
         <w:ind w:left="312" w:hanging="312"/>
       </w:pPr>
@@ -11687,6 +12079,7 @@
     </w:p>
     <w:p>
       <w:pPr>
+        <w:wordWrap w:val="0"/>
         <w:spacing w:before="0" w:after="80" w:line="324" w:lineRule="auto"/>
         <w:ind w:left="312" w:hanging="312"/>
       </w:pPr>
@@ -11748,6 +12141,7 @@
     </w:p>
     <w:p>
       <w:pPr>
+        <w:wordWrap w:val="0"/>
         <w:spacing w:before="0" w:after="80" w:line="324" w:lineRule="auto"/>
         <w:ind w:left="312" w:hanging="312"/>
       </w:pPr>
@@ -11778,11 +12172,11 @@
           <w:rFonts w:ascii="Arial" w:hAnsi="Arial" w:eastAsia="微软雅黑"/>
           <w:b/>
           <w:i w:val="0"/>
-          <w:color w:val="C00000"/>
-          <w:sz w:val="21"/>
-          <w:u w:val="none"/>
-        </w:rPr>
-        <w:t>需核实</w:t>
+          <w:color w:val="404040"/>
+          <w:sz w:val="21"/>
+          <w:u w:val="none"/>
+        </w:rPr>
+        <w:t>需向其官网核实</w:t>
       </w:r>
       <w:r>
         <w:rPr>
@@ -11798,6 +12192,8 @@
     </w:p>
     <w:p>
       <w:pPr>
+        <w:keepNext/>
+        <w:wordWrap w:val="0"/>
         <w:spacing w:before="40" w:after="0" w:line="288" w:lineRule="auto"/>
         <w:ind w:left="312" w:firstLine="0"/>
       </w:pPr>
@@ -11815,6 +12211,7 @@
     </w:p>
     <w:p>
       <w:pPr>
+        <w:wordWrap w:val="1"/>
         <w:spacing w:before="0" w:after="0" w:line="288" w:lineRule="auto"/>
         <w:ind w:left="512" w:firstLine="0"/>
       </w:pPr>
@@ -11834,6 +12231,7 @@
     </w:p>
     <w:p>
       <w:pPr>
+        <w:wordWrap w:val="1"/>
         <w:spacing w:before="0" w:after="60" w:line="288" w:lineRule="auto"/>
         <w:ind w:left="512" w:firstLine="0"/>
       </w:pPr>
@@ -11853,6 +12251,7 @@
     </w:p>
     <w:p>
       <w:pPr>
+        <w:wordWrap w:val="0"/>
         <w:spacing w:before="20" w:after="120" w:line="288" w:lineRule="auto"/>
         <w:ind w:left="312"/>
       </w:pPr>
@@ -11872,6 +12271,7 @@
       <w:pPr>
         <w:keepNext/>
         <w:shd w:val="clear" w:color="auto" w:fill="DEEAF6"/>
+        <w:wordWrap w:val="0"/>
         <w:spacing w:before="200" w:after="80" w:line="300" w:lineRule="auto"/>
         <w:ind w:left="80"/>
       </w:pPr>
@@ -11889,6 +12289,7 @@
     </w:p>
     <w:p>
       <w:pPr>
+        <w:wordWrap w:val="0"/>
         <w:spacing w:before="0" w:after="80" w:line="324" w:lineRule="auto"/>
         <w:ind w:left="312" w:hanging="312"/>
       </w:pPr>
@@ -12038,6 +12439,7 @@
     </w:p>
     <w:p>
       <w:pPr>
+        <w:wordWrap w:val="0"/>
         <w:spacing w:before="0" w:after="80" w:line="324" w:lineRule="auto"/>
         <w:ind w:left="312" w:hanging="312"/>
       </w:pPr>
@@ -12121,6 +12523,7 @@
     </w:p>
     <w:p>
       <w:pPr>
+        <w:wordWrap w:val="0"/>
         <w:spacing w:before="0" w:after="80" w:line="324" w:lineRule="auto"/>
         <w:ind w:left="312" w:hanging="312"/>
       </w:pPr>
@@ -12182,6 +12585,7 @@
     </w:p>
     <w:p>
       <w:pPr>
+        <w:wordWrap w:val="0"/>
         <w:spacing w:before="0" w:after="80" w:line="324" w:lineRule="auto"/>
         <w:ind w:left="312" w:hanging="312"/>
       </w:pPr>
@@ -12254,6 +12658,7 @@
     </w:p>
     <w:p>
       <w:pPr>
+        <w:wordWrap w:val="0"/>
         <w:spacing w:before="0" w:after="80" w:line="324" w:lineRule="auto"/>
         <w:ind w:left="312" w:hanging="312"/>
       </w:pPr>
@@ -12293,6 +12698,8 @@
     </w:p>
     <w:p>
       <w:pPr>
+        <w:keepNext/>
+        <w:wordWrap w:val="0"/>
         <w:spacing w:before="40" w:after="0" w:line="288" w:lineRule="auto"/>
         <w:ind w:left="312" w:firstLine="0"/>
       </w:pPr>
@@ -12310,6 +12717,7 @@
     </w:p>
     <w:p>
       <w:pPr>
+        <w:wordWrap w:val="1"/>
         <w:spacing w:before="0" w:after="0" w:line="288" w:lineRule="auto"/>
         <w:ind w:left="512" w:firstLine="0"/>
       </w:pPr>
@@ -12329,6 +12737,7 @@
     </w:p>
     <w:p>
       <w:pPr>
+        <w:wordWrap w:val="1"/>
         <w:spacing w:before="0" w:after="0" w:line="288" w:lineRule="auto"/>
         <w:ind w:left="512" w:firstLine="0"/>
       </w:pPr>
@@ -12348,6 +12757,7 @@
     </w:p>
     <w:p>
       <w:pPr>
+        <w:wordWrap w:val="1"/>
         <w:spacing w:before="0" w:after="0" w:line="288" w:lineRule="auto"/>
         <w:ind w:left="512" w:firstLine="0"/>
       </w:pPr>
@@ -12367,6 +12777,7 @@
     </w:p>
     <w:p>
       <w:pPr>
+        <w:wordWrap w:val="1"/>
         <w:spacing w:before="0" w:after="60" w:line="288" w:lineRule="auto"/>
         <w:ind w:left="512" w:firstLine="0"/>
       </w:pPr>
@@ -12386,6 +12797,7 @@
     </w:p>
     <w:p>
       <w:pPr>
+        <w:wordWrap w:val="0"/>
         <w:spacing w:before="20" w:after="120" w:line="288" w:lineRule="auto"/>
         <w:ind w:left="312"/>
       </w:pPr>
@@ -12405,6 +12817,7 @@
       <w:pPr>
         <w:keepNext/>
         <w:shd w:val="clear" w:color="auto" w:fill="DEEAF6"/>
+        <w:wordWrap w:val="0"/>
         <w:spacing w:before="200" w:after="80" w:line="300" w:lineRule="auto"/>
         <w:ind w:left="80"/>
       </w:pPr>
@@ -12433,6 +12846,7 @@
     </w:p>
     <w:p>
       <w:pPr>
+        <w:wordWrap w:val="0"/>
         <w:spacing w:before="0" w:after="80" w:line="324" w:lineRule="auto"/>
         <w:ind w:left="312" w:hanging="312"/>
       </w:pPr>
@@ -12494,6 +12908,7 @@
     </w:p>
     <w:p>
       <w:pPr>
+        <w:wordWrap w:val="0"/>
         <w:spacing w:before="0" w:after="80" w:line="324" w:lineRule="auto"/>
         <w:ind w:left="312" w:hanging="312"/>
       </w:pPr>
@@ -12544,6 +12959,7 @@
     </w:p>
     <w:p>
       <w:pPr>
+        <w:wordWrap w:val="0"/>
         <w:spacing w:before="0" w:after="80" w:line="324" w:lineRule="auto"/>
         <w:ind w:left="312" w:hanging="312"/>
       </w:pPr>
@@ -12583,6 +12999,8 @@
     </w:p>
     <w:p>
       <w:pPr>
+        <w:keepNext/>
+        <w:wordWrap w:val="0"/>
         <w:spacing w:before="40" w:after="0" w:line="288" w:lineRule="auto"/>
         <w:ind w:left="312" w:firstLine="0"/>
       </w:pPr>
@@ -12600,6 +13018,7 @@
     </w:p>
     <w:p>
       <w:pPr>
+        <w:wordWrap w:val="1"/>
         <w:spacing w:before="0" w:after="0" w:line="288" w:lineRule="auto"/>
         <w:ind w:left="512" w:firstLine="0"/>
       </w:pPr>
@@ -12619,6 +13038,7 @@
     </w:p>
     <w:p>
       <w:pPr>
+        <w:wordWrap w:val="1"/>
         <w:spacing w:before="0" w:after="60" w:line="288" w:lineRule="auto"/>
         <w:ind w:left="512" w:firstLine="0"/>
       </w:pPr>
@@ -12638,6 +13058,7 @@
     </w:p>
     <w:p>
       <w:pPr>
+        <w:wordWrap w:val="0"/>
         <w:spacing w:before="20" w:after="120" w:line="288" w:lineRule="auto"/>
         <w:ind w:left="312"/>
       </w:pPr>
@@ -12657,6 +13078,7 @@
       <w:pPr>
         <w:keepNext/>
         <w:shd w:val="clear" w:color="auto" w:fill="DEEAF6"/>
+        <w:wordWrap w:val="0"/>
         <w:spacing w:before="200" w:after="80" w:line="300" w:lineRule="auto"/>
         <w:ind w:left="80"/>
       </w:pPr>
@@ -12674,6 +13096,7 @@
     </w:p>
     <w:p>
       <w:pPr>
+        <w:wordWrap w:val="0"/>
         <w:spacing w:before="0" w:after="80" w:line="324" w:lineRule="auto"/>
         <w:ind w:left="312" w:hanging="312"/>
       </w:pPr>
@@ -12724,6 +13147,7 @@
     </w:p>
     <w:p>
       <w:pPr>
+        <w:wordWrap w:val="0"/>
         <w:spacing w:before="0" w:after="80" w:line="324" w:lineRule="auto"/>
         <w:ind w:left="312" w:hanging="312"/>
       </w:pPr>
@@ -12785,6 +13209,7 @@
     </w:p>
     <w:p>
       <w:pPr>
+        <w:wordWrap w:val="0"/>
         <w:spacing w:before="0" w:after="80" w:line="324" w:lineRule="auto"/>
         <w:ind w:left="312" w:hanging="312"/>
       </w:pPr>
@@ -12835,6 +13260,7 @@
     </w:p>
     <w:p>
       <w:pPr>
+        <w:wordWrap w:val="0"/>
         <w:spacing w:before="0" w:after="80" w:line="324" w:lineRule="auto"/>
         <w:ind w:left="312" w:hanging="312"/>
       </w:pPr>
@@ -12885,6 +13311,7 @@
     </w:p>
     <w:p>
       <w:pPr>
+        <w:wordWrap w:val="0"/>
         <w:spacing w:before="0" w:after="80" w:line="324" w:lineRule="auto"/>
         <w:ind w:left="312" w:hanging="312"/>
       </w:pPr>
@@ -12924,6 +13351,8 @@
     </w:p>
     <w:p>
       <w:pPr>
+        <w:keepNext/>
+        <w:wordWrap w:val="0"/>
         <w:spacing w:before="40" w:after="0" w:line="288" w:lineRule="auto"/>
         <w:ind w:left="312" w:firstLine="0"/>
       </w:pPr>
@@ -12941,6 +13370,7 @@
     </w:p>
     <w:p>
       <w:pPr>
+        <w:wordWrap w:val="1"/>
         <w:spacing w:before="0" w:after="0" w:line="288" w:lineRule="auto"/>
         <w:ind w:left="512" w:firstLine="0"/>
       </w:pPr>
@@ -12960,6 +13390,7 @@
     </w:p>
     <w:p>
       <w:pPr>
+        <w:wordWrap w:val="1"/>
         <w:spacing w:before="0" w:after="60" w:line="288" w:lineRule="auto"/>
         <w:ind w:left="512" w:firstLine="0"/>
       </w:pPr>
@@ -12979,6 +13410,7 @@
     </w:p>
     <w:p>
       <w:pPr>
+        <w:wordWrap w:val="0"/>
         <w:spacing w:before="20" w:after="120" w:line="288" w:lineRule="auto"/>
         <w:ind w:left="312"/>
       </w:pPr>
@@ -13000,7 +13432,8 @@
         <w:pBdr>
           <w:bottom w:val="single" w:sz="8" w:space="2" w:color="1F4E79"/>
         </w:pBdr>
-        <w:spacing w:before="260" w:after="120"/>
+        <w:wordWrap w:val="0"/>
+        <w:spacing w:before="260" w:after="100"/>
       </w:pPr>
       <w:r>
         <w:rPr>
@@ -13055,7 +13488,8 @@
           </w:tcPr>
           <w:p>
             <w:pPr>
-              <w:spacing w:before="40" w:after="40" w:line="288" w:lineRule="auto"/>
+              <w:wordWrap w:val="0"/>
+              <w:spacing w:before="30" w:after="30" w:line="288" w:lineRule="auto"/>
               <w:jc w:val="center"/>
             </w:pPr>
             <w:r>
@@ -13078,7 +13512,8 @@
           </w:tcPr>
           <w:p>
             <w:pPr>
-              <w:spacing w:before="40" w:after="40" w:line="288" w:lineRule="auto"/>
+              <w:wordWrap w:val="0"/>
+              <w:spacing w:before="30" w:after="30" w:line="288" w:lineRule="auto"/>
               <w:jc w:val="center"/>
             </w:pPr>
             <w:r>
@@ -13101,7 +13536,8 @@
           </w:tcPr>
           <w:p>
             <w:pPr>
-              <w:spacing w:before="40" w:after="40" w:line="288" w:lineRule="auto"/>
+              <w:wordWrap w:val="0"/>
+              <w:spacing w:before="30" w:after="30" w:line="288" w:lineRule="auto"/>
               <w:jc w:val="center"/>
             </w:pPr>
             <w:r>
@@ -13124,7 +13560,8 @@
           </w:tcPr>
           <w:p>
             <w:pPr>
-              <w:spacing w:before="40" w:after="40" w:line="288" w:lineRule="auto"/>
+              <w:wordWrap w:val="0"/>
+              <w:spacing w:before="30" w:after="30" w:line="288" w:lineRule="auto"/>
               <w:jc w:val="center"/>
             </w:pPr>
             <w:r>
@@ -13147,7 +13584,8 @@
           </w:tcPr>
           <w:p>
             <w:pPr>
-              <w:spacing w:before="40" w:after="40" w:line="288" w:lineRule="auto"/>
+              <w:wordWrap w:val="0"/>
+              <w:spacing w:before="30" w:after="30" w:line="288" w:lineRule="auto"/>
               <w:jc w:val="center"/>
             </w:pPr>
             <w:r>
@@ -13174,7 +13612,8 @@
           </w:tcPr>
           <w:p>
             <w:pPr>
-              <w:spacing w:before="40" w:after="40" w:line="288" w:lineRule="auto"/>
+              <w:wordWrap w:val="0"/>
+              <w:spacing w:before="30" w:after="30" w:line="288" w:lineRule="auto"/>
             </w:pPr>
             <w:r>
               <w:rPr>
@@ -13206,7 +13645,8 @@
           </w:tcPr>
           <w:p>
             <w:pPr>
-              <w:spacing w:before="40" w:after="40" w:line="288" w:lineRule="auto"/>
+              <w:wordWrap w:val="0"/>
+              <w:spacing w:before="30" w:after="30" w:line="288" w:lineRule="auto"/>
             </w:pPr>
             <w:r>
               <w:rPr>
@@ -13249,7 +13689,8 @@
           </w:tcPr>
           <w:p>
             <w:pPr>
-              <w:spacing w:before="40" w:after="40" w:line="288" w:lineRule="auto"/>
+              <w:wordWrap w:val="0"/>
+              <w:spacing w:before="30" w:after="30" w:line="288" w:lineRule="auto"/>
             </w:pPr>
             <w:r>
               <w:rPr>
@@ -13292,7 +13733,8 @@
           </w:tcPr>
           <w:p>
             <w:pPr>
-              <w:spacing w:before="40" w:after="40" w:line="288" w:lineRule="auto"/>
+              <w:wordWrap w:val="0"/>
+              <w:spacing w:before="30" w:after="30" w:line="288" w:lineRule="auto"/>
             </w:pPr>
             <w:r>
               <w:rPr>
@@ -13313,7 +13755,8 @@
           </w:tcPr>
           <w:p>
             <w:pPr>
-              <w:spacing w:before="40" w:after="40" w:line="288" w:lineRule="auto"/>
+              <w:wordWrap w:val="0"/>
+              <w:spacing w:before="30" w:after="30" w:line="288" w:lineRule="auto"/>
             </w:pPr>
             <w:r>
               <w:rPr>
@@ -13340,7 +13783,8 @@
           </w:tcPr>
           <w:p>
             <w:pPr>
-              <w:spacing w:before="40" w:after="40" w:line="288" w:lineRule="auto"/>
+              <w:wordWrap w:val="0"/>
+              <w:spacing w:before="30" w:after="30" w:line="288" w:lineRule="auto"/>
             </w:pPr>
             <w:r>
               <w:rPr>
@@ -13362,7 +13806,8 @@
           </w:tcPr>
           <w:p>
             <w:pPr>
-              <w:spacing w:before="40" w:after="40" w:line="288" w:lineRule="auto"/>
+              <w:wordWrap w:val="0"/>
+              <w:spacing w:before="30" w:after="30" w:line="288" w:lineRule="auto"/>
             </w:pPr>
             <w:r>
               <w:rPr>
@@ -13395,7 +13840,8 @@
           </w:tcPr>
           <w:p>
             <w:pPr>
-              <w:spacing w:before="40" w:after="40" w:line="288" w:lineRule="auto"/>
+              <w:wordWrap w:val="0"/>
+              <w:spacing w:before="30" w:after="30" w:line="288" w:lineRule="auto"/>
             </w:pPr>
             <w:r>
               <w:rPr>
@@ -13417,7 +13863,8 @@
           </w:tcPr>
           <w:p>
             <w:pPr>
-              <w:spacing w:before="40" w:after="40" w:line="288" w:lineRule="auto"/>
+              <w:wordWrap w:val="0"/>
+              <w:spacing w:before="30" w:after="30" w:line="288" w:lineRule="auto"/>
             </w:pPr>
             <w:r>
               <w:rPr>
@@ -13439,7 +13886,8 @@
           </w:tcPr>
           <w:p>
             <w:pPr>
-              <w:spacing w:before="40" w:after="40" w:line="288" w:lineRule="auto"/>
+              <w:wordWrap w:val="0"/>
+              <w:spacing w:before="30" w:after="30" w:line="288" w:lineRule="auto"/>
             </w:pPr>
             <w:r>
               <w:rPr>
@@ -13465,7 +13913,8 @@
           </w:tcPr>
           <w:p>
             <w:pPr>
-              <w:spacing w:before="40" w:after="40" w:line="288" w:lineRule="auto"/>
+              <w:wordWrap w:val="0"/>
+              <w:spacing w:before="30" w:after="30" w:line="288" w:lineRule="auto"/>
             </w:pPr>
             <w:r>
               <w:rPr>
@@ -13486,7 +13935,8 @@
           </w:tcPr>
           <w:p>
             <w:pPr>
-              <w:spacing w:before="40" w:after="40" w:line="288" w:lineRule="auto"/>
+              <w:wordWrap w:val="0"/>
+              <w:spacing w:before="30" w:after="30" w:line="288" w:lineRule="auto"/>
             </w:pPr>
             <w:r>
               <w:rPr>
@@ -13518,7 +13968,8 @@
           </w:tcPr>
           <w:p>
             <w:pPr>
-              <w:spacing w:before="40" w:after="40" w:line="288" w:lineRule="auto"/>
+              <w:wordWrap w:val="0"/>
+              <w:spacing w:before="30" w:after="30" w:line="288" w:lineRule="auto"/>
             </w:pPr>
             <w:r>
               <w:rPr>
@@ -13539,7 +13990,8 @@
           </w:tcPr>
           <w:p>
             <w:pPr>
-              <w:spacing w:before="40" w:after="40" w:line="288" w:lineRule="auto"/>
+              <w:wordWrap w:val="0"/>
+              <w:spacing w:before="30" w:after="30" w:line="288" w:lineRule="auto"/>
             </w:pPr>
             <w:r>
               <w:rPr>
@@ -13560,7 +14012,8 @@
           </w:tcPr>
           <w:p>
             <w:pPr>
-              <w:spacing w:before="40" w:after="40" w:line="288" w:lineRule="auto"/>
+              <w:wordWrap w:val="0"/>
+              <w:spacing w:before="30" w:after="30" w:line="288" w:lineRule="auto"/>
             </w:pPr>
             <w:r>
               <w:rPr>
@@ -13587,7 +14040,8 @@
           </w:tcPr>
           <w:p>
             <w:pPr>
-              <w:spacing w:before="40" w:after="40" w:line="288" w:lineRule="auto"/>
+              <w:wordWrap w:val="0"/>
+              <w:spacing w:before="30" w:after="30" w:line="288" w:lineRule="auto"/>
             </w:pPr>
             <w:r>
               <w:rPr>
@@ -13609,7 +14063,8 @@
           </w:tcPr>
           <w:p>
             <w:pPr>
-              <w:spacing w:before="40" w:after="40" w:line="288" w:lineRule="auto"/>
+              <w:wordWrap w:val="0"/>
+              <w:spacing w:before="30" w:after="30" w:line="288" w:lineRule="auto"/>
             </w:pPr>
             <w:r>
               <w:rPr>
@@ -13642,7 +14097,8 @@
           </w:tcPr>
           <w:p>
             <w:pPr>
-              <w:spacing w:before="40" w:after="40" w:line="288" w:lineRule="auto"/>
+              <w:wordWrap w:val="0"/>
+              <w:spacing w:before="30" w:after="30" w:line="288" w:lineRule="auto"/>
             </w:pPr>
             <w:r>
               <w:rPr>
@@ -13664,7 +14120,8 @@
           </w:tcPr>
           <w:p>
             <w:pPr>
-              <w:spacing w:before="40" w:after="40" w:line="288" w:lineRule="auto"/>
+              <w:wordWrap w:val="0"/>
+              <w:spacing w:before="30" w:after="30" w:line="288" w:lineRule="auto"/>
             </w:pPr>
             <w:r>
               <w:rPr>
@@ -13686,7 +14143,8 @@
           </w:tcPr>
           <w:p>
             <w:pPr>
-              <w:spacing w:before="40" w:after="40" w:line="288" w:lineRule="auto"/>
+              <w:wordWrap w:val="0"/>
+              <w:spacing w:before="30" w:after="30" w:line="288" w:lineRule="auto"/>
             </w:pPr>
             <w:r>
               <w:rPr>
@@ -13705,6 +14163,7 @@
     </w:tbl>
     <w:p>
       <w:pPr>
+        <w:wordWrap w:val="0"/>
         <w:spacing w:before="0" w:after="120" w:line="324" w:lineRule="auto"/>
         <w:ind w:left="312" w:hanging="312"/>
       </w:pPr>
@@ -13770,7 +14229,8 @@
         <w:pBdr>
           <w:bottom w:val="single" w:sz="8" w:space="2" w:color="1F4E79"/>
         </w:pBdr>
-        <w:spacing w:before="260" w:after="120"/>
+        <w:wordWrap w:val="0"/>
+        <w:spacing w:before="260" w:after="100"/>
       </w:pPr>
       <w:r>
         <w:rPr>
@@ -13797,6 +14257,7 @@
     </w:p>
     <w:p>
       <w:pPr>
+        <w:wordWrap w:val="0"/>
         <w:spacing w:before="0" w:after="100" w:line="324" w:lineRule="auto"/>
         <w:ind w:left="80"/>
       </w:pPr>
@@ -13814,6 +14275,7 @@
     </w:p>
     <w:p>
       <w:pPr>
+        <w:wordWrap w:val="0"/>
         <w:spacing w:before="0" w:after="80" w:line="324" w:lineRule="auto"/>
         <w:ind w:left="480" w:hanging="480"/>
       </w:pPr>
@@ -13919,6 +14381,7 @@
     </w:p>
     <w:p>
       <w:pPr>
+        <w:wordWrap w:val="0"/>
         <w:spacing w:before="0" w:after="80" w:line="324" w:lineRule="auto"/>
         <w:ind w:left="480" w:hanging="480"/>
       </w:pPr>
@@ -14002,6 +14465,7 @@
     </w:p>
     <w:p>
       <w:pPr>
+        <w:wordWrap w:val="0"/>
         <w:spacing w:before="0" w:after="80" w:line="324" w:lineRule="auto"/>
         <w:ind w:left="480" w:hanging="480"/>
       </w:pPr>
@@ -14085,6 +14549,7 @@
     </w:p>
     <w:p>
       <w:pPr>
+        <w:wordWrap w:val="0"/>
         <w:spacing w:before="0" w:after="80" w:line="324" w:lineRule="auto"/>
         <w:ind w:left="480" w:hanging="480"/>
       </w:pPr>
@@ -14146,6 +14611,7 @@
     </w:p>
     <w:p>
       <w:pPr>
+        <w:wordWrap w:val="0"/>
         <w:spacing w:before="0" w:after="80" w:line="324" w:lineRule="auto"/>
         <w:ind w:left="480" w:hanging="480"/>
       </w:pPr>
@@ -14251,6 +14717,7 @@
     </w:p>
     <w:p>
       <w:pPr>
+        <w:wordWrap w:val="0"/>
         <w:spacing w:before="0" w:after="80" w:line="324" w:lineRule="auto"/>
         <w:ind w:left="480" w:hanging="480"/>
       </w:pPr>
@@ -14290,6 +14757,7 @@
     </w:p>
     <w:p>
       <w:pPr>
+        <w:wordWrap w:val="0"/>
         <w:spacing w:before="0" w:after="80" w:line="324" w:lineRule="auto"/>
         <w:ind w:left="480" w:hanging="480"/>
       </w:pPr>
@@ -14329,6 +14797,7 @@
     </w:p>
     <w:p>
       <w:pPr>
+        <w:wordWrap w:val="0"/>
         <w:spacing w:before="0" w:after="80" w:line="324" w:lineRule="auto"/>
         <w:ind w:left="480" w:hanging="480"/>
       </w:pPr>
@@ -14390,6 +14859,7 @@
     </w:p>
     <w:p>
       <w:pPr>
+        <w:wordWrap w:val="0"/>
         <w:spacing w:before="0" w:after="80" w:line="324" w:lineRule="auto"/>
         <w:ind w:left="480" w:hanging="480"/>
       </w:pPr>
@@ -14451,6 +14921,7 @@
     </w:p>
     <w:p>
       <w:pPr>
+        <w:wordWrap w:val="0"/>
         <w:spacing w:before="0" w:after="80" w:line="324" w:lineRule="auto"/>
         <w:ind w:left="480" w:hanging="480"/>
       </w:pPr>
@@ -14494,7 +14965,8 @@
         <w:pBdr>
           <w:bottom w:val="single" w:sz="8" w:space="2" w:color="1F4E79"/>
         </w:pBdr>
-        <w:spacing w:before="260" w:after="120"/>
+        <w:wordWrap w:val="0"/>
+        <w:spacing w:before="260" w:after="100"/>
       </w:pPr>
       <w:r>
         <w:rPr>
@@ -14521,6 +14993,7 @@
     </w:p>
     <w:p>
       <w:pPr>
+        <w:wordWrap w:val="0"/>
         <w:spacing w:before="0" w:after="80" w:line="324" w:lineRule="auto"/>
         <w:ind w:left="312" w:hanging="312"/>
       </w:pPr>
@@ -14604,6 +15077,7 @@
     </w:p>
     <w:p>
       <w:pPr>
+        <w:wordWrap w:val="0"/>
         <w:spacing w:before="0" w:after="80" w:line="324" w:lineRule="auto"/>
         <w:ind w:left="312" w:hanging="312"/>
       </w:pPr>
@@ -14643,6 +15117,7 @@
     </w:p>
     <w:p>
       <w:pPr>
+        <w:wordWrap w:val="0"/>
         <w:spacing w:before="0" w:after="80" w:line="324" w:lineRule="auto"/>
         <w:ind w:left="312" w:hanging="312"/>
       </w:pPr>
@@ -14704,6 +15179,7 @@
     </w:p>
     <w:p>
       <w:pPr>
+        <w:wordWrap w:val="0"/>
         <w:spacing w:before="0" w:after="80" w:line="324" w:lineRule="auto"/>
         <w:ind w:left="312" w:hanging="312"/>
       </w:pPr>
@@ -14758,7 +15234,8 @@
         <w:pBdr>
           <w:bottom w:val="single" w:sz="8" w:space="2" w:color="1F4E79"/>
         </w:pBdr>
-        <w:spacing w:before="260" w:after="120"/>
+        <w:wordWrap w:val="0"/>
+        <w:spacing w:before="260" w:after="100"/>
       </w:pPr>
       <w:r>
         <w:rPr>
@@ -14785,6 +15262,7 @@
     </w:p>
     <w:p>
       <w:pPr>
+        <w:wordWrap w:val="0"/>
         <w:spacing w:before="0" w:after="100" w:line="324" w:lineRule="auto"/>
         <w:ind w:left="80"/>
       </w:pPr>
@@ -14824,6 +15302,7 @@
     </w:p>
     <w:p>
       <w:pPr>
+        <w:wordWrap w:val="0"/>
         <w:spacing w:before="0" w:after="80" w:line="324" w:lineRule="auto"/>
         <w:ind w:left="680" w:hanging="680"/>
       </w:pPr>
@@ -14863,6 +15342,7 @@
     </w:p>
     <w:p>
       <w:pPr>
+        <w:wordWrap w:val="0"/>
         <w:spacing w:before="0" w:after="80" w:line="324" w:lineRule="auto"/>
         <w:ind w:left="680" w:hanging="680"/>
       </w:pPr>
@@ -14902,6 +15382,7 @@
     </w:p>
     <w:p>
       <w:pPr>
+        <w:wordWrap w:val="0"/>
         <w:spacing w:before="0" w:after="80" w:line="324" w:lineRule="auto"/>
         <w:ind w:left="680" w:hanging="680"/>
       </w:pPr>
@@ -14941,6 +15422,7 @@
     </w:p>
     <w:p>
       <w:pPr>
+        <w:wordWrap w:val="0"/>
         <w:spacing w:before="0" w:after="80" w:line="324" w:lineRule="auto"/>
         <w:ind w:left="680" w:hanging="680"/>
       </w:pPr>
@@ -14980,6 +15462,7 @@
     </w:p>
     <w:p>
       <w:pPr>
+        <w:wordWrap w:val="0"/>
         <w:spacing w:before="0" w:after="80" w:line="324" w:lineRule="auto"/>
         <w:ind w:left="680" w:hanging="680"/>
       </w:pPr>
@@ -15019,6 +15502,7 @@
     </w:p>
     <w:p>
       <w:pPr>
+        <w:wordWrap w:val="0"/>
         <w:spacing w:before="0" w:after="80" w:line="324" w:lineRule="auto"/>
         <w:ind w:left="680" w:hanging="680"/>
       </w:pPr>
@@ -15058,6 +15542,7 @@
     </w:p>
     <w:p>
       <w:pPr>
+        <w:wordWrap w:val="0"/>
         <w:spacing w:before="0" w:after="80" w:line="324" w:lineRule="auto"/>
         <w:ind w:left="680" w:hanging="680"/>
       </w:pPr>
@@ -15097,6 +15582,7 @@
     </w:p>
     <w:p>
       <w:pPr>
+        <w:wordWrap w:val="0"/>
         <w:spacing w:before="0" w:after="80" w:line="324" w:lineRule="auto"/>
         <w:ind w:left="680" w:hanging="680"/>
       </w:pPr>
@@ -15158,6 +15644,7 @@
     </w:p>
     <w:p>
       <w:pPr>
+        <w:wordWrap w:val="0"/>
         <w:spacing w:before="200" w:after="0" w:line="312" w:lineRule="auto"/>
       </w:pPr>
       <w:r>
@@ -15600,6 +16087,9 @@
     <w:name w:val="Normal"/>
     <w:qFormat/>
     <w:rsid w:val="00FC693F"/>
+    <w:pPr>
+      <w:wordWrap w:val="0"/>
+    </w:pPr>
     <w:rPr>
       <w:rFonts w:ascii="Arial" w:hAnsi="Arial" w:eastAsia="微软雅黑"/>
       <w:sz w:val="21"/>
